--- a/毕业论文修改版312-王赛-学位.docx
+++ b/毕业论文修改版312-王赛-学位.docx
@@ -869,9 +869,9 @@
           <w:szCs w:val="32"/>
         </w:rPr>
       </w:pPr>
-      <w:bookmarkStart w:id="0" w:name="_Toc16822"/>
-      <w:bookmarkStart w:id="1" w:name="_Toc12927"/>
-      <w:bookmarkStart w:id="2" w:name="_Toc32562"/>
+      <w:bookmarkStart w:id="0" w:name="_Toc32562"/>
+      <w:bookmarkStart w:id="1" w:name="_Toc16822"/>
+      <w:bookmarkStart w:id="2" w:name="_Toc12927"/>
       <w:r>
         <w:rPr>
           <w:rFonts w:hint="eastAsia" w:ascii="Times New Roman" w:hAnsi="Times New Roman" w:eastAsia="黑体"/>
@@ -906,16 +906,7 @@
           <w:szCs w:val="21"/>
           <w:lang w:val="en-US" w:eastAsia="zh-CN"/>
         </w:rPr>
-        <w:t>在移动游戏市场蓬勃发展的当下，玩家对游戏陪玩服务的需求日益增长，但现有陪玩平台存在功能不完善、管理不规范等问题</w:t>
-      </w:r>
-      <w:r>
-        <w:rPr>
-          <w:rFonts w:hint="default" w:ascii="Times New Roman" w:hAnsi="Times New Roman" w:eastAsia="宋体"/>
-          <w:color w:val="auto"/>
-          <w:szCs w:val="21"/>
-          <w:lang w:val="en-US" w:eastAsia="zh-CN"/>
-        </w:rPr>
-        <w:t>。为满足市场需求，提升陪玩服务质量，本文设计并实现了基于Vue的移动端游戏陪玩系统。</w:t>
+        <w:t>在移动游戏市场蓬勃发展的当下，玩家对游戏陪玩服务的需求日益增长，但现有陪玩平台存在功能不完善、管理不规范等问题。为满足市场需求，提升陪玩服务质量，本文设计并实现了基于Vue的移动端游戏陪玩系统。</w:t>
       </w:r>
     </w:p>
     <w:p>
@@ -1019,7 +1010,7 @@
       <w:pPr>
         <w:autoSpaceDE w:val="0"/>
         <w:autoSpaceDN w:val="0"/>
-        <w:ind w:right="-272"/>
+        <w:ind w:right="-272" w:firstLine="420" w:firstLineChars="0"/>
         <w:rPr>
           <w:rFonts w:hint="default" w:ascii="Times New Roman" w:hAnsi="Times New Roman" w:eastAsia="宋体"/>
           <w:color w:val="auto"/>
@@ -1034,16 +1025,7 @@
           <w:szCs w:val="21"/>
           <w:lang w:val="en-US" w:eastAsia="zh-CN"/>
         </w:rPr>
-        <w:t>系统</w:t>
-      </w:r>
-      <w:r>
-        <w:rPr>
-          <w:rFonts w:hint="default" w:ascii="Times New Roman" w:hAnsi="Times New Roman" w:eastAsia="宋体"/>
-          <w:color w:val="auto"/>
-          <w:szCs w:val="21"/>
-          <w:lang w:val="en-US" w:eastAsia="zh-CN"/>
-        </w:rPr>
-        <w:t>为用户提供便捷的登录注册、丰富的陪玩选择、透明的订单管理等功能；为陪玩人员提供清晰的接单管理和个人展示平台；为管理员提供全面的系统管理功能，实现用户、游戏、订单、资金等的高效管理。</w:t>
+        <w:t>系统为用户提供便捷的登录注册、丰富的陪玩选择、透明的订单管理等功能；为陪玩人员提供清晰的接单管理和个人展示平台；为管理员提供全面的系统管理功能，实现用户、游戏、订单、资金等的高效管理。</w:t>
       </w:r>
     </w:p>
     <w:p>
@@ -1072,25 +1054,10 @@
       <w:pPr>
         <w:autoSpaceDE w:val="0"/>
         <w:autoSpaceDN w:val="0"/>
-        <w:ind w:right="-272" w:firstLine="448"/>
-        <w:rPr>
-          <w:rFonts w:hint="default" w:ascii="Times New Roman" w:hAnsi="Times New Roman"/>
-          <w:color w:val="auto"/>
-          <w:szCs w:val="21"/>
-          <w:lang w:val="en-US" w:eastAsia="zh-CN"/>
-        </w:rPr>
-      </w:pPr>
-    </w:p>
-    <w:p>
-      <w:pPr>
-        <w:autoSpaceDE w:val="0"/>
-        <w:autoSpaceDN w:val="0"/>
         <w:spacing w:before="156" w:beforeLines="50" w:after="156" w:afterLines="50"/>
-        <w:ind w:right="-272"/>
+        <w:ind w:right="-272" w:firstLine="420" w:firstLineChars="0"/>
         <w:rPr>
           <w:rFonts w:ascii="Times New Roman" w:hAnsi="Times New Roman"/>
-          <w:b w:val="0"/>
-          <w:bCs/>
           <w:color w:val="auto"/>
           <w:szCs w:val="21"/>
         </w:rPr>
@@ -1127,18 +1094,6 @@
         </w:rPr>
         <w:t>Vue3；Node.js；游戏陪玩系统；移动端开发</w:t>
       </w:r>
-    </w:p>
-    <w:p>
-      <w:pPr>
-        <w:autoSpaceDE w:val="0"/>
-        <w:autoSpaceDN w:val="0"/>
-        <w:ind w:right="-274" w:firstLine="450"/>
-        <w:rPr>
-          <w:rFonts w:ascii="Times New Roman" w:hAnsi="Times New Roman"/>
-          <w:color w:val="auto"/>
-          <w:szCs w:val="21"/>
-        </w:rPr>
-      </w:pPr>
     </w:p>
     <w:p>
       <w:pPr>
@@ -1216,8 +1171,8 @@
           <w:sz w:val="32"/>
         </w:rPr>
       </w:pPr>
-      <w:bookmarkStart w:id="3" w:name="_Toc15080"/>
-      <w:bookmarkStart w:id="4" w:name="_Toc3426"/>
+      <w:bookmarkStart w:id="3" w:name="_Toc3426"/>
+      <w:bookmarkStart w:id="4" w:name="_Toc15080"/>
       <w:bookmarkStart w:id="5" w:name="_Toc14163"/>
       <w:r>
         <w:rPr>
@@ -1234,74 +1189,219 @@
     </w:p>
     <w:p>
       <w:pPr>
-        <w:autoSpaceDE w:val="0"/>
-        <w:autoSpaceDN w:val="0"/>
-        <w:spacing w:line="240" w:lineRule="auto"/>
-        <w:ind w:right="-274" w:firstLine="450"/>
-        <w:rPr>
-          <w:rFonts w:hint="default" w:ascii="Times New Roman" w:hAnsi="Times New Roman"/>
-          <w:color w:val="auto"/>
-          <w:szCs w:val="21"/>
-          <w:lang w:val="en-US" w:eastAsia="zh-CN"/>
+        <w:keepNext w:val="0"/>
+        <w:keepLines w:val="0"/>
+        <w:pageBreakBefore w:val="0"/>
+        <w:widowControl/>
+        <w:suppressLineNumbers w:val="0"/>
+        <w:pBdr>
+          <w:top w:val="none" w:color="auto" w:sz="0" w:space="0"/>
+          <w:left w:val="none" w:color="auto" w:sz="0" w:space="0"/>
+          <w:bottom w:val="none" w:color="auto" w:sz="0" w:space="0"/>
+          <w:right w:val="none" w:color="auto" w:sz="0" w:space="0"/>
+        </w:pBdr>
+        <w:kinsoku/>
+        <w:wordWrap/>
+        <w:overflowPunct/>
+        <w:topLinePunct w:val="0"/>
+        <w:autoSpaceDE/>
+        <w:autoSpaceDN/>
+        <w:bidi w:val="0"/>
+        <w:adjustRightInd/>
+        <w:snapToGrid/>
+        <w:spacing w:before="0" w:beforeAutospacing="0" w:after="0" w:afterAutospacing="0" w:line="240" w:lineRule="auto"/>
+        <w:ind w:left="0" w:right="0" w:firstLine="448" w:firstLineChars="0"/>
+        <w:jc w:val="both"/>
+        <w:textAlignment w:val="auto"/>
+        <w:rPr>
+          <w:rFonts w:hint="default" w:ascii="Times New Roman Regular" w:hAnsi="Times New Roman Regular" w:cs="Times New Roman Regular"/>
+          <w:color w:val="auto"/>
+          <w:sz w:val="21"/>
+          <w:szCs w:val="21"/>
         </w:rPr>
       </w:pPr>
       <w:r>
         <w:rPr>
-          <w:rFonts w:hint="default" w:ascii="Times New Roman" w:hAnsi="Times New Roman"/>
-          <w:color w:val="auto"/>
-          <w:szCs w:val="21"/>
-          <w:lang w:val="en-US" w:eastAsia="zh-CN"/>
-        </w:rPr>
-        <w:t>Amid the booming mobile gaming market, demand for gaming companion services continues to grow. However, existing companion platforms suffer from incomplete features and unstandardized management. To meet market needs and enhance service quality, this paper designs and implements a Vue-based mobile gaming companion system. The frontend utilizes Vue 3 integrated with the for cross-platform development, enabling “write once, run anywhere” to boost development efficiency. The backend is built with Node.js, ensuring high-concurrency processing capabilities.</w:t>
-      </w:r>
-      <w:r>
-        <w:rPr>
-          <w:rFonts w:hint="eastAsia" w:ascii="Times New Roman" w:hAnsi="Times New Roman"/>
-          <w:color w:val="auto"/>
-          <w:szCs w:val="21"/>
-          <w:lang w:val="en-US" w:eastAsia="zh-CN"/>
-        </w:rPr>
-        <w:t>MySQL</w:t>
-      </w:r>
-      <w:r>
-        <w:rPr>
-          <w:rFonts w:hint="default" w:ascii="Times New Roman" w:hAnsi="Times New Roman"/>
-          <w:color w:val="auto"/>
-          <w:szCs w:val="21"/>
-          <w:lang w:val="en-US" w:eastAsia="zh-CN"/>
-        </w:rPr>
-        <w:t xml:space="preserve"> is selected as the database to guarantee stable and secure data storage.</w:t>
+          <w:rFonts w:hint="default" w:ascii="Times New Roman Regular" w:hAnsi="Times New Roman Regular" w:eastAsia="宋体" w:cs="Times New Roman Regular"/>
+          <w:color w:val="auto"/>
+          <w:kern w:val="0"/>
+          <w:sz w:val="21"/>
+          <w:szCs w:val="21"/>
+          <w:bdr w:val="none" w:color="auto" w:sz="0" w:space="0"/>
+          <w:lang w:val="en-US" w:eastAsia="zh-CN" w:bidi="ar"/>
+        </w:rPr>
+        <w:t xml:space="preserve">In the context of </w:t>
+      </w:r>
+      <w:r>
+        <w:rPr>
+          <w:rFonts w:hint="default" w:ascii="Times New Roman Regular" w:hAnsi="Times New Roman Regular" w:eastAsia="宋体" w:cs="Times New Roman Regular"/>
+          <w:color w:val="auto"/>
+          <w:kern w:val="0"/>
+          <w:sz w:val="21"/>
+          <w:szCs w:val="21"/>
+          <w:bdr w:val="none" w:color="auto" w:sz="0" w:space="0"/>
+          <w:lang w:val="en-US" w:eastAsia="zh-CN" w:bidi="ar"/>
+        </w:rPr>
+        <w:t>the booming mobile game market, players' demand for game companion services is increasing day by day. However, existing companion platforms have problems such as imperfect functions and non-standard management. To meet market demands and improve the quality of companion services, this paper designs and implements a mobile game companion system based on Vue.</w:t>
       </w:r>
     </w:p>
     <w:p>
       <w:pPr>
-        <w:autoSpaceDE w:val="0"/>
-        <w:autoSpaceDN w:val="0"/>
-        <w:spacing w:line="240" w:lineRule="auto"/>
-        <w:ind w:right="-274" w:firstLine="450"/>
-        <w:rPr>
-          <w:rFonts w:hint="default" w:ascii="Times New Roman" w:hAnsi="Times New Roman"/>
-          <w:color w:val="auto"/>
-          <w:szCs w:val="21"/>
-          <w:lang w:val="en-US" w:eastAsia="zh-CN"/>
+        <w:keepNext w:val="0"/>
+        <w:keepLines w:val="0"/>
+        <w:pageBreakBefore w:val="0"/>
+        <w:widowControl/>
+        <w:suppressLineNumbers w:val="0"/>
+        <w:pBdr>
+          <w:top w:val="none" w:color="auto" w:sz="0" w:space="0"/>
+          <w:left w:val="none" w:color="auto" w:sz="0" w:space="0"/>
+          <w:bottom w:val="none" w:color="auto" w:sz="0" w:space="0"/>
+          <w:right w:val="none" w:color="auto" w:sz="0" w:space="0"/>
+        </w:pBdr>
+        <w:kinsoku/>
+        <w:wordWrap/>
+        <w:overflowPunct/>
+        <w:topLinePunct w:val="0"/>
+        <w:autoSpaceDE/>
+        <w:autoSpaceDN/>
+        <w:bidi w:val="0"/>
+        <w:adjustRightInd/>
+        <w:snapToGrid/>
+        <w:spacing w:before="0" w:beforeAutospacing="0" w:after="0" w:afterAutospacing="0" w:line="240" w:lineRule="auto"/>
+        <w:ind w:left="0" w:right="0" w:firstLine="448" w:firstLineChars="0"/>
+        <w:jc w:val="both"/>
+        <w:textAlignment w:val="auto"/>
+        <w:rPr>
+          <w:rFonts w:hint="default" w:ascii="Times New Roman Regular" w:hAnsi="Times New Roman Regular" w:cs="Times New Roman Regular"/>
+          <w:color w:val="auto"/>
+          <w:sz w:val="21"/>
+          <w:szCs w:val="21"/>
         </w:rPr>
       </w:pPr>
       <w:r>
         <w:rPr>
-          <w:rFonts w:hint="default" w:ascii="Times New Roman" w:hAnsi="Times New Roman"/>
-          <w:color w:val="auto"/>
-          <w:szCs w:val="21"/>
-          <w:lang w:val="en-US" w:eastAsia="zh-CN"/>
-        </w:rPr>
-        <w:t>The system resolves issues prevalent in traditional platforms, such as limited functionality, poor user experience, and disorganized management. It offers users convenient login/registration, diverse companion options, and transparent order management. For companions, it provides clear order management and a personal showcase platform. Administrators gain comprehensive system management capabilities for efficient oversight of users, games, orders, and funds. This system holds significant social value: it enhances gaming experiences by providing quality companion services to players while creating flexible employment opportunities for skilled gaming companions. Additionally, a regulated gaming companion market contributes to the healthy development of the gaming industry.</w:t>
+          <w:rFonts w:hint="default" w:ascii="Times New Roman Regular" w:hAnsi="Times New Roman Regular" w:eastAsia="宋体" w:cs="Times New Roman Regular"/>
+          <w:color w:val="auto"/>
+          <w:kern w:val="0"/>
+          <w:sz w:val="21"/>
+          <w:szCs w:val="21"/>
+          <w:bdr w:val="none" w:color="auto" w:sz="0" w:space="0"/>
+          <w:lang w:val="en-US" w:eastAsia="zh-CN" w:bidi="ar"/>
+        </w:rPr>
+        <w:t>The front-end of the system adopts the UniApp framework combined with Vue3 syntax to realize cross-platform development for mobile devices, which supports "write once, run on multiple platforms" and improves development efficiency. The back-end is built with Node.js, which has high concurrency processing capability. MySQL is selected as the database to ensure the stability and security of data storage.</w:t>
       </w:r>
     </w:p>
     <w:p>
       <w:pPr>
+        <w:keepNext w:val="0"/>
+        <w:keepLines w:val="0"/>
+        <w:pageBreakBefore w:val="0"/>
+        <w:widowControl/>
+        <w:suppressLineNumbers w:val="0"/>
+        <w:pBdr>
+          <w:top w:val="none" w:color="auto" w:sz="0" w:space="0"/>
+          <w:left w:val="none" w:color="auto" w:sz="0" w:space="0"/>
+          <w:bottom w:val="none" w:color="auto" w:sz="0" w:space="0"/>
+          <w:right w:val="none" w:color="auto" w:sz="0" w:space="0"/>
+        </w:pBdr>
+        <w:kinsoku/>
+        <w:wordWrap/>
+        <w:overflowPunct/>
+        <w:topLinePunct w:val="0"/>
+        <w:autoSpaceDE/>
+        <w:autoSpaceDN/>
+        <w:bidi w:val="0"/>
+        <w:adjustRightInd/>
+        <w:snapToGrid/>
+        <w:spacing w:before="0" w:beforeAutospacing="0" w:after="0" w:afterAutospacing="0" w:line="240" w:lineRule="auto"/>
+        <w:ind w:left="0" w:right="0" w:firstLine="448" w:firstLineChars="0"/>
+        <w:jc w:val="both"/>
+        <w:textAlignment w:val="auto"/>
+        <w:rPr>
+          <w:rFonts w:hint="default" w:ascii="Times New Roman Regular" w:hAnsi="Times New Roman Regular" w:cs="Times New Roman Regular"/>
+          <w:color w:val="auto"/>
+          <w:sz w:val="21"/>
+          <w:szCs w:val="21"/>
+        </w:rPr>
+      </w:pPr>
+      <w:r>
+        <w:rPr>
+          <w:rFonts w:hint="default" w:ascii="Times New Roman Regular" w:hAnsi="Times New Roman Regular" w:eastAsia="宋体" w:cs="Times New Roman Regular"/>
+          <w:color w:val="auto"/>
+          <w:kern w:val="0"/>
+          <w:sz w:val="21"/>
+          <w:szCs w:val="21"/>
+          <w:bdr w:val="none" w:color="auto" w:sz="0" w:space="0"/>
+          <w:lang w:val="en-US" w:eastAsia="zh-CN" w:bidi="ar"/>
+        </w:rPr>
+        <w:t>The system provides users with convenient login and registration, a wealth of companion choices, transparent order management and other functions; it offers game companions a clear order receiving management and personal display platform; it provides administrators with comprehensive system management functions to realize efficient management of users, games, orders, funds and so on.</w:t>
+      </w:r>
+    </w:p>
+    <w:p>
+      <w:pPr>
+        <w:keepNext w:val="0"/>
+        <w:keepLines w:val="0"/>
+        <w:pageBreakBefore w:val="0"/>
+        <w:widowControl/>
+        <w:suppressLineNumbers w:val="0"/>
+        <w:pBdr>
+          <w:top w:val="none" w:color="auto" w:sz="0" w:space="0"/>
+          <w:left w:val="none" w:color="auto" w:sz="0" w:space="0"/>
+          <w:bottom w:val="none" w:color="auto" w:sz="0" w:space="0"/>
+          <w:right w:val="none" w:color="auto" w:sz="0" w:space="0"/>
+        </w:pBdr>
+        <w:kinsoku/>
+        <w:wordWrap/>
+        <w:overflowPunct/>
+        <w:topLinePunct w:val="0"/>
+        <w:autoSpaceDE/>
+        <w:autoSpaceDN/>
+        <w:bidi w:val="0"/>
+        <w:adjustRightInd/>
+        <w:snapToGrid/>
+        <w:spacing w:before="0" w:beforeAutospacing="0" w:after="0" w:afterAutospacing="0" w:line="240" w:lineRule="auto"/>
+        <w:ind w:left="0" w:right="0" w:firstLine="448" w:firstLineChars="0"/>
+        <w:jc w:val="both"/>
+        <w:textAlignment w:val="auto"/>
+        <w:rPr>
+          <w:rFonts w:hint="eastAsia" w:ascii="Times New Roman" w:hAnsi="Times New Roman"/>
+          <w:b/>
+          <w:bCs/>
+          <w:color w:val="auto"/>
+          <w:szCs w:val="21"/>
+        </w:rPr>
+      </w:pPr>
+      <w:r>
+        <w:rPr>
+          <w:rFonts w:hint="default" w:ascii="Times New Roman Regular" w:hAnsi="Times New Roman Regular" w:eastAsia="宋体" w:cs="Times New Roman Regular"/>
+          <w:color w:val="auto"/>
+          <w:kern w:val="0"/>
+          <w:sz w:val="21"/>
+          <w:szCs w:val="21"/>
+          <w:bdr w:val="none" w:color="auto" w:sz="0" w:space="0"/>
+          <w:lang w:val="en-US" w:eastAsia="zh-CN" w:bidi="ar"/>
+        </w:rPr>
+        <w:t>The system has significant social value. On the one hand, it provides high-quality companion services for game players and enhances the gaming experience; on the other hand, it provides employment opportunities for people with game companion skills and promotes flexible employment. Meanwhile, a standardized game companion market is conducive to promoting the healthy development of the game industry.</w:t>
+      </w:r>
+    </w:p>
+    <w:p>
+      <w:pPr>
+        <w:keepNext w:val="0"/>
+        <w:keepLines w:val="0"/>
+        <w:pageBreakBefore w:val="0"/>
+        <w:widowControl w:val="0"/>
+        <w:kinsoku/>
+        <w:wordWrap/>
+        <w:overflowPunct/>
+        <w:topLinePunct w:val="0"/>
         <w:autoSpaceDE w:val="0"/>
         <w:autoSpaceDN w:val="0"/>
+        <w:bidi w:val="0"/>
+        <w:adjustRightInd/>
+        <w:snapToGrid/>
         <w:spacing w:before="156" w:beforeLines="50" w:after="156" w:afterLines="50"/>
-        <w:ind w:right="-272" w:firstLine="448"/>
+        <w:ind w:right="-272" w:firstLine="448" w:firstLineChars="0"/>
+        <w:textAlignment w:val="auto"/>
         <w:rPr>
           <w:rFonts w:hint="eastAsia" w:ascii="Times New Roman" w:hAnsi="Times New Roman"/>
           <w:color w:val="auto"/>
@@ -4617,7 +4717,7 @@
             <w:rPr>
               <w:rFonts w:ascii="Times New Roman" w:hAnsi="Times New Roman"/>
             </w:rPr>
-            <w:t>16</w:t>
+            <w:t>17</w:t>
           </w:r>
           <w:r>
             <w:rPr>
@@ -4775,7 +4875,7 @@
             <w:rPr>
               <w:rFonts w:ascii="Times New Roman" w:hAnsi="Times New Roman"/>
             </w:rPr>
-            <w:t>17</w:t>
+            <w:t>18</w:t>
           </w:r>
           <w:r>
             <w:rPr>
@@ -5092,7 +5192,7 @@
             <w:rPr>
               <w:rFonts w:ascii="Times New Roman" w:hAnsi="Times New Roman"/>
             </w:rPr>
-            <w:t>19</w:t>
+            <w:t>20</w:t>
           </w:r>
           <w:r>
             <w:rPr>
@@ -5251,7 +5351,7 @@
             <w:rPr>
               <w:rFonts w:ascii="Times New Roman" w:hAnsi="Times New Roman"/>
             </w:rPr>
-            <w:t>20</w:t>
+            <w:t>21</w:t>
           </w:r>
           <w:r>
             <w:rPr>
@@ -5330,7 +5430,7 @@
             <w:rPr>
               <w:rFonts w:ascii="Times New Roman" w:hAnsi="Times New Roman"/>
             </w:rPr>
-            <w:t>20</w:t>
+            <w:t>21</w:t>
           </w:r>
           <w:r>
             <w:rPr>
@@ -5488,7 +5588,7 @@
             <w:rPr>
               <w:rFonts w:ascii="Times New Roman" w:hAnsi="Times New Roman"/>
             </w:rPr>
-            <w:t>21</w:t>
+            <w:t>22</w:t>
           </w:r>
           <w:r>
             <w:rPr>
@@ -5567,7 +5667,7 @@
             <w:rPr>
               <w:rFonts w:ascii="Times New Roman" w:hAnsi="Times New Roman"/>
             </w:rPr>
-            <w:t>21</w:t>
+            <w:t>23</w:t>
           </w:r>
           <w:r>
             <w:rPr>
@@ -5646,7 +5746,7 @@
             <w:rPr>
               <w:rFonts w:ascii="Times New Roman" w:hAnsi="Times New Roman"/>
             </w:rPr>
-            <w:t>21</w:t>
+            <w:t>23</w:t>
           </w:r>
           <w:r>
             <w:rPr>
@@ -5725,7 +5825,7 @@
             <w:rPr>
               <w:rFonts w:ascii="Times New Roman" w:hAnsi="Times New Roman"/>
             </w:rPr>
-            <w:t>21</w:t>
+            <w:t>23</w:t>
           </w:r>
           <w:r>
             <w:rPr>
@@ -5804,7 +5904,7 @@
             <w:rPr>
               <w:rFonts w:ascii="Times New Roman" w:hAnsi="Times New Roman"/>
             </w:rPr>
-            <w:t>22</w:t>
+            <w:t>24</w:t>
           </w:r>
           <w:r>
             <w:rPr>
@@ -5884,7 +5984,7 @@
             <w:rPr>
               <w:rFonts w:ascii="Times New Roman" w:hAnsi="Times New Roman"/>
             </w:rPr>
-            <w:t>23</w:t>
+            <w:t>25</w:t>
           </w:r>
           <w:r>
             <w:rPr>
@@ -5964,7 +6064,7 @@
             <w:rPr>
               <w:rFonts w:ascii="Times New Roman" w:hAnsi="Times New Roman"/>
             </w:rPr>
-            <w:t>23</w:t>
+            <w:t>25</w:t>
           </w:r>
           <w:r>
             <w:rPr>
@@ -6044,7 +6144,7 @@
             <w:rPr>
               <w:rFonts w:ascii="Times New Roman" w:hAnsi="Times New Roman"/>
             </w:rPr>
-            <w:t>23</w:t>
+            <w:t>25</w:t>
           </w:r>
           <w:r>
             <w:rPr>
@@ -6124,7 +6224,7 @@
             <w:rPr>
               <w:rFonts w:ascii="Times New Roman" w:hAnsi="Times New Roman"/>
             </w:rPr>
-            <w:t>23</w:t>
+            <w:t>25</w:t>
           </w:r>
           <w:r>
             <w:rPr>
@@ -6204,7 +6304,7 @@
             <w:rPr>
               <w:rFonts w:ascii="Times New Roman" w:hAnsi="Times New Roman"/>
             </w:rPr>
-            <w:t>25</w:t>
+            <w:t>27</w:t>
           </w:r>
           <w:r>
             <w:rPr>
@@ -6284,7 +6384,7 @@
             <w:rPr>
               <w:rFonts w:ascii="Times New Roman" w:hAnsi="Times New Roman"/>
             </w:rPr>
-            <w:t>26</w:t>
+            <w:t>28</w:t>
           </w:r>
           <w:r>
             <w:rPr>
@@ -6364,7 +6464,7 @@
             <w:rPr>
               <w:rFonts w:ascii="Times New Roman" w:hAnsi="Times New Roman"/>
             </w:rPr>
-            <w:t>27</w:t>
+            <w:t>29</w:t>
           </w:r>
           <w:r>
             <w:rPr>
@@ -6444,7 +6544,7 @@
             <w:rPr>
               <w:rFonts w:ascii="Times New Roman" w:hAnsi="Times New Roman"/>
             </w:rPr>
-            <w:t>29</w:t>
+            <w:t>30</w:t>
           </w:r>
           <w:r>
             <w:rPr>
@@ -6524,7 +6624,7 @@
             <w:rPr>
               <w:rFonts w:ascii="Times New Roman" w:hAnsi="Times New Roman"/>
             </w:rPr>
-            <w:t>31</w:t>
+            <w:t>32</w:t>
           </w:r>
           <w:r>
             <w:rPr>
@@ -6705,7 +6805,7 @@
         <w:textAlignment w:val="auto"/>
         <w:outlineLvl w:val="0"/>
         <w:rPr>
-          <w:rFonts w:hint="default" w:ascii="Times New Roman" w:hAnsi="Times New Roman" w:eastAsia="黑体" w:cs="黑体"/>
+          <w:rFonts w:hint="eastAsia" w:ascii="黑体" w:hAnsi="黑体" w:eastAsia="黑体" w:cs="黑体"/>
           <w:b/>
           <w:bCs/>
           <w:color w:val="auto"/>
@@ -6717,7 +6817,7 @@
       <w:bookmarkStart w:id="8" w:name="_Toc14159"/>
       <w:r>
         <w:rPr>
-          <w:rFonts w:hint="eastAsia" w:ascii="Times New Roman" w:hAnsi="Times New Roman" w:eastAsia="黑体" w:cs="黑体"/>
+          <w:rFonts w:hint="eastAsia" w:ascii="黑体" w:hAnsi="黑体" w:eastAsia="黑体" w:cs="黑体"/>
           <w:b/>
           <w:bCs/>
           <w:color w:val="auto"/>
@@ -6729,15 +6829,16 @@
       </w:r>
       <w:r>
         <w:rPr>
-          <w:rFonts w:ascii="Times New Roman" w:hAnsi="Times New Roman" w:eastAsia="黑体"/>
-          <w:color w:val="auto"/>
-          <w:sz w:val="24"/>
+          <w:rFonts w:hint="eastAsia" w:ascii="黑体" w:hAnsi="黑体" w:eastAsia="黑体" w:cs="黑体"/>
+          <w:color w:val="auto"/>
+          <w:sz w:val="32"/>
+          <w:szCs w:val="32"/>
         </w:rPr>
         <w:t xml:space="preserve">  </w:t>
       </w:r>
       <w:r>
         <w:rPr>
-          <w:rFonts w:hint="eastAsia" w:ascii="Times New Roman" w:hAnsi="Times New Roman" w:eastAsia="黑体" w:cs="黑体"/>
+          <w:rFonts w:hint="eastAsia" w:ascii="黑体" w:hAnsi="黑体" w:eastAsia="黑体" w:cs="黑体"/>
           <w:b/>
           <w:bCs/>
           <w:color w:val="auto"/>
@@ -6773,44 +6874,45 @@
         <w:textAlignment w:val="auto"/>
         <w:outlineLvl w:val="1"/>
         <w:rPr>
-          <w:rFonts w:hint="default" w:ascii="Times New Roman" w:hAnsi="Times New Roman" w:eastAsia="黑体" w:cs="黑体"/>
+          <w:rFonts w:hint="eastAsia" w:ascii="黑体" w:hAnsi="黑体" w:eastAsia="黑体" w:cs="黑体"/>
           <w:b/>
           <w:bCs/>
           <w:color w:val="auto"/>
           <w:sz w:val="28"/>
-          <w:szCs w:val="24"/>
+          <w:szCs w:val="28"/>
           <w:lang w:val="en-US"/>
         </w:rPr>
       </w:pPr>
       <w:bookmarkStart w:id="9" w:name="_Toc24377"/>
       <w:r>
         <w:rPr>
-          <w:rFonts w:hint="eastAsia" w:ascii="Times New Roman" w:hAnsi="Times New Roman" w:eastAsia="黑体" w:cs="黑体"/>
+          <w:rFonts w:hint="eastAsia" w:ascii="黑体" w:hAnsi="黑体" w:eastAsia="黑体" w:cs="黑体"/>
           <w:b/>
           <w:bCs/>
           <w:color w:val="auto"/>
           <w:sz w:val="28"/>
-          <w:szCs w:val="24"/>
+          <w:szCs w:val="28"/>
           <w:lang w:val="en-US" w:eastAsia="zh-CN"/>
         </w:rPr>
         <w:t>1.1</w:t>
       </w:r>
       <w:r>
         <w:rPr>
-          <w:rFonts w:ascii="Times New Roman" w:hAnsi="Times New Roman" w:eastAsia="黑体"/>
-          <w:color w:val="auto"/>
-          <w:sz w:val="24"/>
+          <w:rFonts w:hint="eastAsia" w:ascii="黑体" w:hAnsi="黑体" w:eastAsia="黑体" w:cs="黑体"/>
+          <w:color w:val="auto"/>
+          <w:sz w:val="28"/>
+          <w:szCs w:val="28"/>
         </w:rPr>
         <w:t xml:space="preserve">  </w:t>
       </w:r>
       <w:r>
         <w:rPr>
-          <w:rFonts w:hint="eastAsia" w:ascii="Times New Roman" w:hAnsi="Times New Roman" w:eastAsia="黑体" w:cs="黑体"/>
+          <w:rFonts w:hint="eastAsia" w:ascii="黑体" w:hAnsi="黑体" w:eastAsia="黑体" w:cs="黑体"/>
           <w:b/>
           <w:bCs/>
           <w:color w:val="auto"/>
           <w:sz w:val="28"/>
-          <w:szCs w:val="24"/>
+          <w:szCs w:val="28"/>
           <w:lang w:val="en-US" w:eastAsia="zh-CN"/>
         </w:rPr>
         <w:t>研究背景</w:t>
@@ -6832,7 +6934,7 @@
         <w:bidi w:val="0"/>
         <w:adjustRightInd/>
         <w:snapToGrid/>
-        <w:spacing w:line="312" w:lineRule="auto"/>
+        <w:spacing w:line="240" w:lineRule="auto"/>
         <w:ind w:right="0" w:firstLine="420" w:firstLineChars="200"/>
         <w:textAlignment w:val="auto"/>
         <w:rPr>
@@ -6921,7 +7023,7 @@
         <w:bidi w:val="0"/>
         <w:adjustRightInd/>
         <w:snapToGrid/>
-        <w:spacing w:line="312" w:lineRule="auto"/>
+        <w:spacing w:line="240" w:lineRule="auto"/>
         <w:ind w:right="0" w:firstLine="420" w:firstLineChars="200"/>
         <w:textAlignment w:val="auto"/>
         <w:rPr>
@@ -6956,7 +7058,7 @@
         <w:bidi w:val="0"/>
         <w:adjustRightInd/>
         <w:snapToGrid/>
-        <w:spacing w:line="312" w:lineRule="auto"/>
+        <w:spacing w:line="240" w:lineRule="auto"/>
         <w:ind w:right="0" w:firstLine="420" w:firstLineChars="200"/>
         <w:textAlignment w:val="auto"/>
         <w:rPr>
@@ -7058,44 +7160,45 @@
         <w:textAlignment w:val="auto"/>
         <w:outlineLvl w:val="1"/>
         <w:rPr>
-          <w:rFonts w:hint="default" w:ascii="Times New Roman" w:hAnsi="Times New Roman" w:eastAsia="黑体" w:cs="黑体"/>
+          <w:rFonts w:hint="eastAsia" w:ascii="黑体" w:hAnsi="黑体" w:eastAsia="黑体" w:cs="黑体"/>
           <w:b/>
           <w:bCs/>
           <w:color w:val="auto"/>
           <w:sz w:val="28"/>
-          <w:szCs w:val="24"/>
+          <w:szCs w:val="28"/>
           <w:lang w:val="en-US" w:eastAsia="zh-CN"/>
         </w:rPr>
       </w:pPr>
       <w:bookmarkStart w:id="11" w:name="_Toc6443"/>
       <w:r>
         <w:rPr>
-          <w:rFonts w:hint="eastAsia" w:ascii="Times New Roman" w:hAnsi="Times New Roman" w:eastAsia="黑体" w:cs="黑体"/>
+          <w:rFonts w:hint="eastAsia" w:ascii="黑体" w:hAnsi="黑体" w:eastAsia="黑体" w:cs="黑体"/>
           <w:b/>
           <w:bCs/>
           <w:color w:val="auto"/>
           <w:sz w:val="28"/>
-          <w:szCs w:val="24"/>
+          <w:szCs w:val="28"/>
           <w:lang w:val="en-US" w:eastAsia="zh-CN"/>
         </w:rPr>
         <w:t>1.2</w:t>
       </w:r>
       <w:r>
         <w:rPr>
-          <w:rFonts w:ascii="Times New Roman" w:hAnsi="Times New Roman" w:eastAsia="黑体"/>
-          <w:color w:val="auto"/>
-          <w:sz w:val="24"/>
+          <w:rFonts w:hint="eastAsia" w:ascii="黑体" w:hAnsi="黑体" w:eastAsia="黑体" w:cs="黑体"/>
+          <w:color w:val="auto"/>
+          <w:sz w:val="28"/>
+          <w:szCs w:val="28"/>
         </w:rPr>
         <w:t xml:space="preserve">  </w:t>
       </w:r>
       <w:r>
         <w:rPr>
-          <w:rFonts w:hint="eastAsia" w:ascii="Times New Roman" w:hAnsi="Times New Roman" w:eastAsia="黑体" w:cs="黑体"/>
+          <w:rFonts w:hint="eastAsia" w:ascii="黑体" w:hAnsi="黑体" w:eastAsia="黑体" w:cs="黑体"/>
           <w:b/>
           <w:bCs/>
           <w:color w:val="auto"/>
           <w:sz w:val="28"/>
-          <w:szCs w:val="24"/>
+          <w:szCs w:val="28"/>
           <w:lang w:val="en-US" w:eastAsia="zh-CN"/>
         </w:rPr>
         <w:t>研究意义</w:t>
@@ -7117,7 +7220,7 @@
         <w:bidi w:val="0"/>
         <w:adjustRightInd/>
         <w:snapToGrid/>
-        <w:spacing w:line="312" w:lineRule="auto"/>
+        <w:spacing w:line="240" w:lineRule="auto"/>
         <w:ind w:right="0" w:firstLine="420" w:firstLineChars="200"/>
         <w:textAlignment w:val="auto"/>
         <w:rPr>
@@ -7199,7 +7302,7 @@
         <w:bidi w:val="0"/>
         <w:adjustRightInd/>
         <w:snapToGrid/>
-        <w:spacing w:line="312" w:lineRule="auto"/>
+        <w:spacing w:line="240" w:lineRule="auto"/>
         <w:ind w:right="0" w:firstLine="420" w:firstLineChars="200"/>
         <w:textAlignment w:val="auto"/>
         <w:rPr>
@@ -7245,44 +7348,45 @@
         <w:textAlignment w:val="auto"/>
         <w:outlineLvl w:val="1"/>
         <w:rPr>
-          <w:rFonts w:hint="default" w:ascii="Times New Roman" w:hAnsi="Times New Roman" w:eastAsia="黑体" w:cs="黑体"/>
+          <w:rFonts w:hint="eastAsia" w:ascii="黑体" w:hAnsi="黑体" w:eastAsia="黑体" w:cs="黑体"/>
           <w:b/>
           <w:bCs/>
           <w:color w:val="auto"/>
           <w:sz w:val="28"/>
-          <w:szCs w:val="24"/>
+          <w:szCs w:val="28"/>
           <w:lang w:val="en-US" w:eastAsia="zh-CN"/>
         </w:rPr>
       </w:pPr>
       <w:bookmarkStart w:id="13" w:name="_Toc9074"/>
       <w:r>
         <w:rPr>
-          <w:rFonts w:hint="eastAsia" w:ascii="Times New Roman" w:hAnsi="Times New Roman" w:eastAsia="黑体" w:cs="黑体"/>
+          <w:rFonts w:hint="eastAsia" w:ascii="黑体" w:hAnsi="黑体" w:eastAsia="黑体" w:cs="黑体"/>
           <w:b/>
           <w:bCs/>
           <w:color w:val="auto"/>
           <w:sz w:val="28"/>
-          <w:szCs w:val="24"/>
+          <w:szCs w:val="28"/>
           <w:lang w:val="en-US" w:eastAsia="zh-CN"/>
         </w:rPr>
         <w:t>1.3</w:t>
       </w:r>
       <w:r>
         <w:rPr>
-          <w:rFonts w:ascii="Times New Roman" w:hAnsi="Times New Roman" w:eastAsia="黑体"/>
-          <w:color w:val="auto"/>
-          <w:sz w:val="24"/>
+          <w:rFonts w:hint="eastAsia" w:ascii="黑体" w:hAnsi="黑体" w:eastAsia="黑体" w:cs="黑体"/>
+          <w:color w:val="auto"/>
+          <w:sz w:val="28"/>
+          <w:szCs w:val="28"/>
         </w:rPr>
         <w:t xml:space="preserve">  </w:t>
       </w:r>
       <w:r>
         <w:rPr>
-          <w:rFonts w:hint="eastAsia" w:ascii="Times New Roman" w:hAnsi="Times New Roman" w:eastAsia="黑体" w:cs="黑体"/>
+          <w:rFonts w:hint="eastAsia" w:ascii="黑体" w:hAnsi="黑体" w:eastAsia="黑体" w:cs="黑体"/>
           <w:b/>
           <w:bCs/>
           <w:color w:val="auto"/>
           <w:sz w:val="28"/>
-          <w:szCs w:val="24"/>
+          <w:szCs w:val="28"/>
           <w:lang w:val="en-US" w:eastAsia="zh-CN"/>
         </w:rPr>
         <w:t>国内外研究现状</w:t>
@@ -7309,7 +7413,7 @@
         <w:textAlignment w:val="auto"/>
         <w:outlineLvl w:val="2"/>
         <w:rPr>
-          <w:rFonts w:hint="eastAsia" w:ascii="Times New Roman" w:hAnsi="Times New Roman" w:eastAsia="黑体"/>
+          <w:rFonts w:hint="eastAsia" w:ascii="黑体" w:hAnsi="黑体" w:eastAsia="黑体" w:cs="黑体"/>
           <w:color w:val="auto"/>
           <w:sz w:val="24"/>
           <w:szCs w:val="21"/>
@@ -7319,7 +7423,7 @@
       <w:bookmarkStart w:id="14" w:name="_Toc13497"/>
       <w:r>
         <w:rPr>
-          <w:rFonts w:hint="eastAsia" w:ascii="Times New Roman" w:hAnsi="Times New Roman" w:eastAsia="黑体"/>
+          <w:rFonts w:hint="eastAsia" w:ascii="黑体" w:hAnsi="黑体" w:eastAsia="黑体" w:cs="黑体"/>
           <w:color w:val="auto"/>
           <w:sz w:val="24"/>
           <w:szCs w:val="21"/>
@@ -7345,7 +7449,7 @@
         <w:bidi w:val="0"/>
         <w:adjustRightInd/>
         <w:snapToGrid/>
-        <w:spacing w:before="0" w:beforeAutospacing="0" w:after="0" w:afterAutospacing="0" w:line="312" w:lineRule="auto"/>
+        <w:spacing w:before="0" w:beforeAutospacing="0" w:after="0" w:afterAutospacing="0" w:line="240" w:lineRule="auto"/>
         <w:ind w:left="0" w:right="0" w:firstLine="420" w:firstLineChars="200"/>
         <w:jc w:val="both"/>
         <w:textAlignment w:val="auto"/>
@@ -7398,7 +7502,7 @@
         <w:bidi w:val="0"/>
         <w:adjustRightInd/>
         <w:snapToGrid/>
-        <w:spacing w:before="0" w:beforeAutospacing="0" w:after="0" w:afterAutospacing="0" w:line="312" w:lineRule="auto"/>
+        <w:spacing w:before="0" w:beforeAutospacing="0" w:after="0" w:afterAutospacing="0" w:line="240" w:lineRule="auto"/>
         <w:ind w:left="0" w:right="0" w:firstLine="420" w:firstLineChars="200"/>
         <w:jc w:val="both"/>
         <w:textAlignment w:val="auto"/>
@@ -7484,7 +7588,7 @@
         <w:bidi w:val="0"/>
         <w:adjustRightInd/>
         <w:snapToGrid/>
-        <w:spacing w:before="0" w:beforeAutospacing="0" w:after="0" w:afterAutospacing="0" w:line="312" w:lineRule="auto"/>
+        <w:spacing w:before="0" w:beforeAutospacing="0" w:after="0" w:afterAutospacing="0" w:line="240" w:lineRule="auto"/>
         <w:ind w:left="0" w:right="0" w:firstLine="420" w:firstLineChars="200"/>
         <w:jc w:val="both"/>
         <w:textAlignment w:val="auto"/>
@@ -7536,7 +7640,7 @@
         <w:bidi w:val="0"/>
         <w:adjustRightInd/>
         <w:snapToGrid/>
-        <w:spacing w:before="0" w:beforeAutospacing="0" w:after="0" w:afterAutospacing="0" w:line="312" w:lineRule="auto"/>
+        <w:spacing w:before="0" w:beforeAutospacing="0" w:after="0" w:afterAutospacing="0" w:line="240" w:lineRule="auto"/>
         <w:ind w:left="0" w:right="0" w:firstLine="420" w:firstLineChars="200"/>
         <w:jc w:val="both"/>
         <w:textAlignment w:val="auto"/>
@@ -7605,7 +7709,7 @@
         <w:bidi w:val="0"/>
         <w:adjustRightInd/>
         <w:snapToGrid/>
-        <w:spacing w:before="0" w:beforeAutospacing="0" w:after="0" w:afterAutospacing="0" w:line="312" w:lineRule="auto"/>
+        <w:spacing w:before="0" w:beforeAutospacing="0" w:after="0" w:afterAutospacing="0" w:line="240" w:lineRule="auto"/>
         <w:ind w:left="0" w:right="0" w:firstLine="420" w:firstLineChars="200"/>
         <w:jc w:val="both"/>
         <w:textAlignment w:val="auto"/>
@@ -7657,7 +7761,7 @@
         <w:bidi w:val="0"/>
         <w:adjustRightInd/>
         <w:snapToGrid/>
-        <w:spacing w:before="0" w:beforeAutospacing="0" w:after="0" w:afterAutospacing="0" w:line="312" w:lineRule="auto"/>
+        <w:spacing w:before="0" w:beforeAutospacing="0" w:after="0" w:afterAutospacing="0" w:line="240" w:lineRule="auto"/>
         <w:ind w:left="0" w:right="0" w:firstLine="420" w:firstLineChars="200"/>
         <w:jc w:val="both"/>
         <w:textAlignment w:val="auto"/>
@@ -7709,7 +7813,7 @@
         <w:bidi w:val="0"/>
         <w:adjustRightInd/>
         <w:snapToGrid/>
-        <w:spacing w:before="0" w:beforeAutospacing="0" w:after="0" w:afterAutospacing="0" w:line="312" w:lineRule="auto"/>
+        <w:spacing w:before="0" w:beforeAutospacing="0" w:after="0" w:afterAutospacing="0" w:line="240" w:lineRule="auto"/>
         <w:ind w:left="0" w:right="0" w:firstLine="420" w:firstLineChars="200"/>
         <w:jc w:val="both"/>
         <w:textAlignment w:val="auto"/>
@@ -7761,7 +7865,7 @@
         <w:bidi w:val="0"/>
         <w:adjustRightInd/>
         <w:snapToGrid/>
-        <w:spacing w:before="0" w:beforeAutospacing="0" w:after="0" w:afterAutospacing="0" w:line="312" w:lineRule="auto"/>
+        <w:spacing w:before="0" w:beforeAutospacing="0" w:after="0" w:afterAutospacing="0" w:line="240" w:lineRule="auto"/>
         <w:ind w:left="0" w:right="0" w:firstLine="420" w:firstLineChars="200"/>
         <w:jc w:val="both"/>
         <w:textAlignment w:val="auto"/>
@@ -7872,9 +7976,9 @@
         <w:bidi w:val="0"/>
         <w:adjustRightInd/>
         <w:snapToGrid/>
-        <w:spacing w:before="0" w:beforeAutospacing="0" w:after="0" w:afterAutospacing="0" w:line="312" w:lineRule="auto"/>
+        <w:spacing w:before="0" w:beforeAutospacing="0" w:after="0" w:afterAutospacing="0" w:line="240" w:lineRule="auto"/>
         <w:ind w:left="0" w:right="0" w:firstLine="420" w:firstLineChars="200"/>
-        <w:jc w:val="both"/>
+        <w:jc w:val="left"/>
         <w:textAlignment w:val="auto"/>
         <w:rPr>
           <w:rFonts w:hint="default" w:ascii="Times New Roman" w:hAnsi="Times New Roman" w:cs="Times New Roman"/>
@@ -7925,9 +8029,9 @@
         <w:bidi w:val="0"/>
         <w:adjustRightInd/>
         <w:snapToGrid/>
-        <w:spacing w:before="0" w:beforeAutospacing="0" w:after="0" w:afterAutospacing="0" w:line="312" w:lineRule="auto"/>
+        <w:spacing w:before="0" w:beforeAutospacing="0" w:after="0" w:afterAutospacing="0" w:line="240" w:lineRule="auto"/>
         <w:ind w:left="0" w:right="0" w:firstLine="420" w:firstLineChars="200"/>
-        <w:jc w:val="both"/>
+        <w:jc w:val="left"/>
         <w:textAlignment w:val="auto"/>
         <w:rPr>
           <w:rFonts w:hint="default" w:ascii="Times New Roman" w:hAnsi="Times New Roman" w:cs="Times New Roman"/>
@@ -7977,7 +8081,7 @@
         <w:bidi w:val="0"/>
         <w:adjustRightInd/>
         <w:snapToGrid/>
-        <w:spacing w:before="0" w:beforeAutospacing="0" w:after="0" w:afterAutospacing="0" w:line="312" w:lineRule="auto"/>
+        <w:spacing w:before="0" w:beforeAutospacing="0" w:after="0" w:afterAutospacing="0" w:line="240" w:lineRule="auto"/>
         <w:ind w:left="0" w:right="0" w:firstLine="420" w:firstLineChars="200"/>
         <w:jc w:val="both"/>
         <w:textAlignment w:val="auto"/>
@@ -8032,10 +8136,11 @@
         <w:snapToGrid/>
         <w:spacing w:line="312" w:lineRule="auto"/>
         <w:ind w:firstLine="0" w:firstLineChars="0"/>
+        <w:jc w:val="both"/>
         <w:textAlignment w:val="auto"/>
         <w:outlineLvl w:val="2"/>
         <w:rPr>
-          <w:rFonts w:hint="default" w:ascii="Times New Roman" w:hAnsi="Times New Roman" w:eastAsia="黑体"/>
+          <w:rFonts w:hint="eastAsia" w:ascii="黑体" w:hAnsi="黑体" w:eastAsia="黑体" w:cs="黑体"/>
           <w:color w:val="auto"/>
           <w:sz w:val="24"/>
           <w:szCs w:val="21"/>
@@ -8045,7 +8150,7 @@
       <w:bookmarkStart w:id="15" w:name="_Toc10043"/>
       <w:r>
         <w:rPr>
-          <w:rFonts w:hint="eastAsia" w:ascii="Times New Roman" w:hAnsi="Times New Roman" w:eastAsia="黑体"/>
+          <w:rFonts w:hint="eastAsia" w:ascii="黑体" w:hAnsi="黑体" w:eastAsia="黑体" w:cs="黑体"/>
           <w:color w:val="auto"/>
           <w:sz w:val="24"/>
           <w:szCs w:val="21"/>
@@ -8071,9 +8176,9 @@
         <w:bidi w:val="0"/>
         <w:adjustRightInd/>
         <w:snapToGrid/>
-        <w:spacing w:before="0" w:beforeAutospacing="0" w:after="0" w:afterAutospacing="0" w:line="312" w:lineRule="auto"/>
+        <w:spacing w:before="0" w:beforeAutospacing="0" w:after="0" w:afterAutospacing="0" w:line="240" w:lineRule="auto"/>
         <w:ind w:left="0" w:right="0" w:firstLine="420" w:firstLineChars="200"/>
-        <w:jc w:val="left"/>
+        <w:jc w:val="both"/>
         <w:textAlignment w:val="auto"/>
         <w:rPr>
           <w:rFonts w:hint="default" w:ascii="Times New Roman" w:hAnsi="Times New Roman" w:cs="Times New Roman"/>
@@ -8140,9 +8245,9 @@
         <w:bidi w:val="0"/>
         <w:adjustRightInd/>
         <w:snapToGrid/>
-        <w:spacing w:before="0" w:beforeAutospacing="0" w:after="0" w:afterAutospacing="0" w:line="312" w:lineRule="auto"/>
+        <w:spacing w:before="0" w:beforeAutospacing="0" w:after="0" w:afterAutospacing="0" w:line="240" w:lineRule="auto"/>
         <w:ind w:left="0" w:right="0" w:firstLine="420" w:firstLineChars="200"/>
-        <w:jc w:val="left"/>
+        <w:jc w:val="both"/>
         <w:textAlignment w:val="auto"/>
         <w:rPr>
           <w:rFonts w:hint="default" w:ascii="Times New Roman" w:hAnsi="Times New Roman"/>
@@ -8232,47 +8337,49 @@
         <w:snapToGrid/>
         <w:spacing w:after="157" w:afterLines="50" w:line="312" w:lineRule="auto"/>
         <w:ind w:left="0" w:leftChars="0" w:firstLine="0" w:firstLineChars="0"/>
+        <w:jc w:val="both"/>
         <w:textAlignment w:val="auto"/>
         <w:outlineLvl w:val="1"/>
         <w:rPr>
-          <w:rFonts w:hint="default" w:ascii="Times New Roman" w:hAnsi="Times New Roman" w:eastAsia="黑体" w:cs="黑体"/>
+          <w:rFonts w:hint="eastAsia" w:ascii="黑体" w:hAnsi="黑体" w:eastAsia="黑体" w:cs="黑体"/>
           <w:b/>
           <w:bCs/>
           <w:color w:val="auto"/>
           <w:sz w:val="28"/>
-          <w:szCs w:val="24"/>
+          <w:szCs w:val="28"/>
           <w:lang w:val="en-US" w:eastAsia="zh-CN"/>
         </w:rPr>
       </w:pPr>
       <w:bookmarkStart w:id="16" w:name="_Toc30883"/>
       <w:r>
         <w:rPr>
-          <w:rFonts w:hint="eastAsia" w:ascii="Times New Roman" w:hAnsi="Times New Roman" w:eastAsia="黑体" w:cs="黑体"/>
+          <w:rFonts w:hint="eastAsia" w:ascii="黑体" w:hAnsi="黑体" w:eastAsia="黑体" w:cs="黑体"/>
           <w:b/>
           <w:bCs/>
           <w:color w:val="auto"/>
           <w:sz w:val="28"/>
-          <w:szCs w:val="24"/>
+          <w:szCs w:val="28"/>
           <w:lang w:val="en-US" w:eastAsia="zh-CN"/>
         </w:rPr>
         <w:t>1.4</w:t>
       </w:r>
       <w:r>
         <w:rPr>
-          <w:rFonts w:ascii="Times New Roman" w:hAnsi="Times New Roman" w:eastAsia="黑体"/>
-          <w:color w:val="auto"/>
-          <w:sz w:val="24"/>
+          <w:rFonts w:hint="eastAsia" w:ascii="黑体" w:hAnsi="黑体" w:eastAsia="黑体" w:cs="黑体"/>
+          <w:color w:val="auto"/>
+          <w:sz w:val="28"/>
+          <w:szCs w:val="28"/>
         </w:rPr>
         <w:t xml:space="preserve">  </w:t>
       </w:r>
       <w:r>
         <w:rPr>
-          <w:rFonts w:hint="eastAsia" w:ascii="Times New Roman" w:hAnsi="Times New Roman" w:eastAsia="黑体" w:cs="黑体"/>
+          <w:rFonts w:hint="eastAsia" w:ascii="黑体" w:hAnsi="黑体" w:eastAsia="黑体" w:cs="黑体"/>
           <w:b/>
           <w:bCs/>
           <w:color w:val="auto"/>
           <w:sz w:val="28"/>
-          <w:szCs w:val="24"/>
+          <w:szCs w:val="28"/>
           <w:lang w:val="en-US" w:eastAsia="zh-CN"/>
         </w:rPr>
         <w:t>论文研究内容</w:t>
@@ -8294,8 +8401,9 @@
         <w:bidi w:val="0"/>
         <w:adjustRightInd/>
         <w:snapToGrid/>
-        <w:spacing w:line="312" w:lineRule="auto"/>
-        <w:ind w:right="-272" w:firstLine="448"/>
+        <w:spacing w:line="240" w:lineRule="auto"/>
+        <w:ind w:right="-272" w:firstLine="420" w:firstLineChars="200"/>
+        <w:jc w:val="both"/>
         <w:textAlignment w:val="auto"/>
         <w:rPr>
           <w:rFonts w:hint="default" w:ascii="Times New Roman" w:hAnsi="Times New Roman"/>
@@ -8358,7 +8466,7 @@
         <w:textAlignment w:val="auto"/>
         <w:outlineLvl w:val="0"/>
         <w:rPr>
-          <w:rFonts w:hint="eastAsia" w:ascii="Times New Roman" w:hAnsi="Times New Roman" w:eastAsia="黑体" w:cs="黑体"/>
+          <w:rFonts w:hint="eastAsia" w:ascii="黑体" w:hAnsi="黑体" w:eastAsia="黑体" w:cs="黑体"/>
           <w:b/>
           <w:bCs/>
           <w:color w:val="auto"/>
@@ -8370,7 +8478,7 @@
       <w:bookmarkStart w:id="17" w:name="_Toc30164"/>
       <w:r>
         <w:rPr>
-          <w:rFonts w:hint="eastAsia" w:ascii="Times New Roman" w:hAnsi="Times New Roman" w:eastAsia="黑体" w:cs="黑体"/>
+          <w:rFonts w:hint="eastAsia" w:ascii="黑体" w:hAnsi="黑体" w:eastAsia="黑体" w:cs="黑体"/>
           <w:b/>
           <w:bCs/>
           <w:color w:val="auto"/>
@@ -8382,15 +8490,16 @@
       </w:r>
       <w:r>
         <w:rPr>
-          <w:rFonts w:ascii="Times New Roman" w:hAnsi="Times New Roman" w:eastAsia="黑体"/>
-          <w:color w:val="auto"/>
-          <w:sz w:val="24"/>
+          <w:rFonts w:hint="eastAsia" w:ascii="黑体" w:hAnsi="黑体" w:eastAsia="黑体" w:cs="黑体"/>
+          <w:color w:val="auto"/>
+          <w:sz w:val="32"/>
+          <w:szCs w:val="32"/>
         </w:rPr>
         <w:t xml:space="preserve">  </w:t>
       </w:r>
       <w:r>
         <w:rPr>
-          <w:rFonts w:hint="eastAsia" w:ascii="Times New Roman" w:hAnsi="Times New Roman" w:eastAsia="黑体" w:cs="黑体"/>
+          <w:rFonts w:hint="eastAsia" w:ascii="黑体" w:hAnsi="黑体" w:eastAsia="黑体" w:cs="黑体"/>
           <w:b/>
           <w:bCs/>
           <w:color w:val="auto"/>
@@ -8406,9 +8515,21 @@
       <w:pPr>
         <w:keepNext w:val="0"/>
         <w:keepLines w:val="0"/>
+        <w:pageBreakBefore w:val="0"/>
         <w:widowControl/>
         <w:suppressLineNumbers w:val="0"/>
+        <w:kinsoku/>
+        <w:wordWrap/>
+        <w:overflowPunct/>
+        <w:topLinePunct w:val="0"/>
+        <w:autoSpaceDE/>
+        <w:autoSpaceDN/>
+        <w:bidi w:val="0"/>
+        <w:adjustRightInd/>
+        <w:snapToGrid/>
+        <w:ind w:firstLine="420" w:firstLineChars="200"/>
         <w:jc w:val="left"/>
+        <w:textAlignment w:val="auto"/>
         <w:rPr>
           <w:rFonts w:ascii="Times New Roman" w:hAnsi="Times New Roman"/>
           <w:b w:val="0"/>
@@ -8553,43 +8674,44 @@
         <w:textAlignment w:val="auto"/>
         <w:outlineLvl w:val="1"/>
         <w:rPr>
-          <w:rFonts w:hint="eastAsia" w:ascii="Times New Roman" w:hAnsi="Times New Roman" w:eastAsia="黑体" w:cs="黑体"/>
+          <w:rFonts w:hint="eastAsia" w:ascii="黑体" w:hAnsi="黑体" w:eastAsia="黑体" w:cs="黑体"/>
           <w:b/>
           <w:bCs/>
           <w:color w:val="auto"/>
           <w:sz w:val="28"/>
-          <w:szCs w:val="24"/>
+          <w:szCs w:val="28"/>
           <w:lang w:val="en-US" w:eastAsia="zh-CN"/>
         </w:rPr>
       </w:pPr>
       <w:r>
         <w:rPr>
-          <w:rFonts w:hint="eastAsia" w:ascii="Times New Roman" w:hAnsi="Times New Roman" w:eastAsia="黑体" w:cs="黑体"/>
+          <w:rFonts w:hint="eastAsia" w:ascii="黑体" w:hAnsi="黑体" w:eastAsia="黑体" w:cs="黑体"/>
           <w:b/>
           <w:bCs/>
           <w:color w:val="auto"/>
           <w:sz w:val="28"/>
-          <w:szCs w:val="24"/>
+          <w:szCs w:val="28"/>
           <w:lang w:val="en-US" w:eastAsia="zh-CN"/>
         </w:rPr>
         <w:t>2.1</w:t>
       </w:r>
       <w:r>
         <w:rPr>
-          <w:rFonts w:ascii="Times New Roman" w:hAnsi="Times New Roman" w:eastAsia="黑体"/>
-          <w:color w:val="auto"/>
-          <w:sz w:val="24"/>
+          <w:rFonts w:hint="eastAsia" w:ascii="黑体" w:hAnsi="黑体" w:eastAsia="黑体" w:cs="黑体"/>
+          <w:color w:val="auto"/>
+          <w:sz w:val="28"/>
+          <w:szCs w:val="28"/>
         </w:rPr>
         <w:t xml:space="preserve">  </w:t>
       </w:r>
       <w:r>
         <w:rPr>
-          <w:rFonts w:hint="eastAsia" w:ascii="Times New Roman" w:hAnsi="Times New Roman" w:eastAsia="黑体" w:cs="黑体"/>
+          <w:rFonts w:hint="eastAsia" w:ascii="黑体" w:hAnsi="黑体" w:eastAsia="黑体" w:cs="黑体"/>
           <w:b/>
           <w:bCs/>
           <w:color w:val="auto"/>
           <w:sz w:val="28"/>
-          <w:szCs w:val="24"/>
+          <w:szCs w:val="28"/>
           <w:lang w:val="en-US" w:eastAsia="zh-CN"/>
         </w:rPr>
         <w:t>Node.js</w:t>
@@ -8600,11 +8722,22 @@
       <w:pPr>
         <w:keepNext w:val="0"/>
         <w:keepLines w:val="0"/>
+        <w:pageBreakBefore w:val="0"/>
         <w:widowControl/>
         <w:suppressLineNumbers w:val="0"/>
+        <w:kinsoku/>
+        <w:wordWrap/>
+        <w:overflowPunct/>
+        <w:topLinePunct w:val="0"/>
+        <w:autoSpaceDE/>
+        <w:autoSpaceDN/>
+        <w:bidi w:val="0"/>
+        <w:adjustRightInd/>
+        <w:snapToGrid/>
         <w:spacing w:line="240" w:lineRule="auto"/>
-        <w:ind w:firstLine="420" w:firstLineChars="0"/>
+        <w:ind w:firstLine="420" w:firstLineChars="200"/>
         <w:jc w:val="both"/>
+        <w:textAlignment w:val="auto"/>
         <w:rPr>
           <w:rFonts w:hint="eastAsia" w:ascii="Times New Roman" w:hAnsi="Times New Roman" w:eastAsia="宋体" w:cs="宋体"/>
           <w:color w:val="auto"/>
@@ -8796,44 +8929,45 @@
         <w:textAlignment w:val="auto"/>
         <w:outlineLvl w:val="1"/>
         <w:rPr>
-          <w:rFonts w:hint="eastAsia" w:ascii="Times New Roman" w:hAnsi="Times New Roman" w:eastAsia="黑体" w:cs="黑体"/>
+          <w:rFonts w:hint="eastAsia" w:ascii="黑体" w:hAnsi="黑体" w:eastAsia="黑体" w:cs="黑体"/>
           <w:b/>
           <w:bCs/>
           <w:color w:val="auto"/>
           <w:sz w:val="28"/>
-          <w:szCs w:val="24"/>
+          <w:szCs w:val="28"/>
           <w:lang w:val="en-US" w:eastAsia="zh-CN"/>
         </w:rPr>
       </w:pPr>
       <w:bookmarkStart w:id="19" w:name="_Toc28309"/>
       <w:r>
         <w:rPr>
-          <w:rFonts w:hint="eastAsia" w:ascii="Times New Roman" w:hAnsi="Times New Roman" w:eastAsia="黑体" w:cs="黑体"/>
+          <w:rFonts w:hint="eastAsia" w:ascii="黑体" w:hAnsi="黑体" w:eastAsia="黑体" w:cs="黑体"/>
           <w:b/>
           <w:bCs/>
           <w:color w:val="auto"/>
           <w:sz w:val="28"/>
-          <w:szCs w:val="24"/>
+          <w:szCs w:val="28"/>
           <w:lang w:val="en-US" w:eastAsia="zh-CN"/>
         </w:rPr>
         <w:t>2.2</w:t>
       </w:r>
       <w:r>
         <w:rPr>
-          <w:rFonts w:ascii="Times New Roman" w:hAnsi="Times New Roman" w:eastAsia="黑体"/>
-          <w:color w:val="auto"/>
-          <w:sz w:val="24"/>
+          <w:rFonts w:hint="eastAsia" w:ascii="黑体" w:hAnsi="黑体" w:eastAsia="黑体" w:cs="黑体"/>
+          <w:color w:val="auto"/>
+          <w:sz w:val="28"/>
+          <w:szCs w:val="28"/>
         </w:rPr>
         <w:t xml:space="preserve">  </w:t>
       </w:r>
       <w:r>
         <w:rPr>
-          <w:rFonts w:hint="eastAsia" w:ascii="Times New Roman" w:hAnsi="Times New Roman" w:eastAsia="黑体" w:cs="黑体"/>
+          <w:rFonts w:hint="eastAsia" w:ascii="黑体" w:hAnsi="黑体" w:eastAsia="黑体" w:cs="黑体"/>
           <w:b/>
           <w:bCs/>
           <w:color w:val="auto"/>
           <w:sz w:val="28"/>
-          <w:szCs w:val="24"/>
+          <w:szCs w:val="28"/>
           <w:lang w:val="en-US" w:eastAsia="zh-CN"/>
         </w:rPr>
         <w:t>Vue框架</w:t>
@@ -8855,8 +8989,9 @@
         <w:bidi w:val="0"/>
         <w:adjustRightInd/>
         <w:snapToGrid/>
-        <w:spacing w:line="312" w:lineRule="auto"/>
-        <w:ind w:right="-272" w:firstLine="448"/>
+        <w:spacing w:line="240" w:lineRule="auto"/>
+        <w:ind w:right="0" w:firstLine="420" w:firstLineChars="200"/>
+        <w:jc w:val="both"/>
         <w:textAlignment w:val="auto"/>
         <w:rPr>
           <w:rFonts w:hint="eastAsia" w:ascii="Times New Roman" w:hAnsi="Times New Roman"/>
@@ -8900,44 +9035,45 @@
         <w:textAlignment w:val="auto"/>
         <w:outlineLvl w:val="1"/>
         <w:rPr>
-          <w:rFonts w:hint="eastAsia" w:ascii="Times New Roman" w:hAnsi="Times New Roman" w:eastAsia="黑体" w:cs="黑体"/>
+          <w:rFonts w:hint="eastAsia" w:ascii="黑体" w:hAnsi="黑体" w:eastAsia="黑体" w:cs="黑体"/>
           <w:b/>
           <w:bCs/>
           <w:color w:val="auto"/>
           <w:sz w:val="28"/>
-          <w:szCs w:val="24"/>
+          <w:szCs w:val="28"/>
           <w:lang w:val="en-US" w:eastAsia="zh-CN"/>
         </w:rPr>
       </w:pPr>
       <w:bookmarkStart w:id="20" w:name="_Toc25108"/>
       <w:r>
         <w:rPr>
-          <w:rFonts w:hint="eastAsia" w:ascii="Times New Roman" w:hAnsi="Times New Roman" w:eastAsia="黑体" w:cs="黑体"/>
+          <w:rFonts w:hint="eastAsia" w:ascii="黑体" w:hAnsi="黑体" w:eastAsia="黑体" w:cs="黑体"/>
           <w:b/>
           <w:bCs/>
           <w:color w:val="auto"/>
           <w:sz w:val="28"/>
-          <w:szCs w:val="24"/>
+          <w:szCs w:val="28"/>
           <w:lang w:val="en-US" w:eastAsia="zh-CN"/>
         </w:rPr>
         <w:t>2.3</w:t>
       </w:r>
       <w:r>
         <w:rPr>
-          <w:rFonts w:ascii="Times New Roman" w:hAnsi="Times New Roman" w:eastAsia="黑体"/>
-          <w:color w:val="auto"/>
-          <w:sz w:val="24"/>
+          <w:rFonts w:hint="eastAsia" w:ascii="黑体" w:hAnsi="黑体" w:eastAsia="黑体" w:cs="黑体"/>
+          <w:color w:val="auto"/>
+          <w:sz w:val="28"/>
+          <w:szCs w:val="28"/>
         </w:rPr>
         <w:t xml:space="preserve">  </w:t>
       </w:r>
       <w:r>
         <w:rPr>
-          <w:rFonts w:hint="eastAsia" w:ascii="Times New Roman" w:hAnsi="Times New Roman" w:eastAsia="黑体" w:cs="黑体"/>
+          <w:rFonts w:hint="eastAsia" w:ascii="黑体" w:hAnsi="黑体" w:eastAsia="黑体" w:cs="黑体"/>
           <w:b/>
           <w:bCs/>
           <w:color w:val="auto"/>
           <w:sz w:val="28"/>
-          <w:szCs w:val="24"/>
+          <w:szCs w:val="28"/>
           <w:lang w:val="en-US" w:eastAsia="zh-CN"/>
         </w:rPr>
         <w:t>MySQL数据库</w:t>
@@ -8948,10 +9084,21 @@
       <w:pPr>
         <w:keepNext w:val="0"/>
         <w:keepLines w:val="0"/>
+        <w:pageBreakBefore w:val="0"/>
         <w:widowControl/>
         <w:suppressLineNumbers w:val="0"/>
-        <w:ind w:firstLine="420" w:firstLineChars="0"/>
+        <w:kinsoku/>
+        <w:wordWrap/>
+        <w:overflowPunct/>
+        <w:topLinePunct w:val="0"/>
+        <w:autoSpaceDE/>
+        <w:autoSpaceDN/>
+        <w:bidi w:val="0"/>
+        <w:adjustRightInd w:val="0"/>
+        <w:snapToGrid/>
+        <w:ind w:firstLine="420" w:firstLineChars="200"/>
         <w:jc w:val="left"/>
+        <w:textAlignment w:val="auto"/>
         <w:rPr>
           <w:rFonts w:hint="default" w:ascii="Times New Roman" w:hAnsi="Times New Roman"/>
           <w:color w:val="auto"/>
@@ -9012,44 +9159,45 @@
         <w:textAlignment w:val="auto"/>
         <w:outlineLvl w:val="1"/>
         <w:rPr>
-          <w:rFonts w:hint="eastAsia" w:ascii="Times New Roman" w:hAnsi="Times New Roman" w:eastAsia="黑体" w:cs="黑体"/>
+          <w:rFonts w:hint="eastAsia" w:ascii="黑体" w:hAnsi="黑体" w:eastAsia="黑体" w:cs="黑体"/>
           <w:b/>
           <w:bCs/>
           <w:color w:val="auto"/>
           <w:sz w:val="28"/>
-          <w:szCs w:val="24"/>
+          <w:szCs w:val="28"/>
           <w:lang w:val="en-US" w:eastAsia="zh-CN"/>
         </w:rPr>
       </w:pPr>
       <w:bookmarkStart w:id="21" w:name="_Toc22088"/>
       <w:r>
         <w:rPr>
-          <w:rFonts w:hint="eastAsia" w:ascii="Times New Roman" w:hAnsi="Times New Roman" w:eastAsia="黑体" w:cs="黑体"/>
+          <w:rFonts w:hint="eastAsia" w:ascii="黑体" w:hAnsi="黑体" w:eastAsia="黑体" w:cs="黑体"/>
           <w:b/>
           <w:bCs/>
           <w:color w:val="auto"/>
           <w:sz w:val="28"/>
-          <w:szCs w:val="24"/>
+          <w:szCs w:val="28"/>
           <w:lang w:val="en-US" w:eastAsia="zh-CN"/>
         </w:rPr>
         <w:t>2.4</w:t>
       </w:r>
       <w:r>
         <w:rPr>
-          <w:rFonts w:ascii="Times New Roman" w:hAnsi="Times New Roman" w:eastAsia="黑体"/>
-          <w:color w:val="auto"/>
-          <w:sz w:val="24"/>
+          <w:rFonts w:hint="eastAsia" w:ascii="黑体" w:hAnsi="黑体" w:eastAsia="黑体" w:cs="黑体"/>
+          <w:color w:val="auto"/>
+          <w:sz w:val="28"/>
+          <w:szCs w:val="28"/>
         </w:rPr>
         <w:t xml:space="preserve">  </w:t>
       </w:r>
       <w:r>
         <w:rPr>
-          <w:rFonts w:hint="eastAsia" w:ascii="Times New Roman" w:hAnsi="Times New Roman" w:eastAsia="黑体" w:cs="黑体"/>
+          <w:rFonts w:hint="eastAsia" w:ascii="黑体" w:hAnsi="黑体" w:eastAsia="黑体" w:cs="黑体"/>
           <w:b/>
           <w:bCs/>
           <w:color w:val="auto"/>
           <w:sz w:val="28"/>
-          <w:szCs w:val="24"/>
+          <w:szCs w:val="28"/>
           <w:lang w:val="en-US" w:eastAsia="zh-CN"/>
         </w:rPr>
         <w:t>Uniapp</w:t>
@@ -9060,10 +9208,21 @@
       <w:pPr>
         <w:keepNext w:val="0"/>
         <w:keepLines w:val="0"/>
+        <w:pageBreakBefore w:val="0"/>
         <w:widowControl/>
         <w:suppressLineNumbers w:val="0"/>
-        <w:ind w:firstLine="420" w:firstLineChars="0"/>
+        <w:kinsoku/>
+        <w:wordWrap/>
+        <w:overflowPunct/>
+        <w:topLinePunct w:val="0"/>
+        <w:autoSpaceDE/>
+        <w:autoSpaceDN/>
+        <w:bidi w:val="0"/>
+        <w:adjustRightInd/>
+        <w:snapToGrid/>
+        <w:ind w:firstLine="420" w:firstLineChars="200"/>
         <w:jc w:val="left"/>
+        <w:textAlignment w:val="auto"/>
         <w:rPr>
           <w:rFonts w:hint="default" w:ascii="Times New Roman" w:hAnsi="Times New Roman"/>
           <w:color w:val="auto"/>
@@ -9275,7 +9434,7 @@
         <w:textAlignment w:val="auto"/>
         <w:outlineLvl w:val="0"/>
         <w:rPr>
-          <w:rFonts w:hint="default" w:ascii="Times New Roman" w:hAnsi="Times New Roman" w:eastAsia="黑体" w:cs="黑体"/>
+          <w:rFonts w:hint="eastAsia" w:ascii="黑体" w:hAnsi="黑体" w:eastAsia="黑体" w:cs="黑体"/>
           <w:b/>
           <w:bCs/>
           <w:color w:val="auto"/>
@@ -9287,7 +9446,7 @@
       <w:bookmarkStart w:id="22" w:name="_Toc7176"/>
       <w:r>
         <w:rPr>
-          <w:rFonts w:hint="eastAsia" w:ascii="Times New Roman" w:hAnsi="Times New Roman" w:eastAsia="黑体" w:cs="黑体"/>
+          <w:rFonts w:hint="eastAsia" w:ascii="黑体" w:hAnsi="黑体" w:eastAsia="黑体" w:cs="黑体"/>
           <w:b/>
           <w:bCs/>
           <w:color w:val="auto"/>
@@ -9299,15 +9458,16 @@
       </w:r>
       <w:r>
         <w:rPr>
-          <w:rFonts w:ascii="Times New Roman" w:hAnsi="Times New Roman" w:eastAsia="黑体"/>
-          <w:color w:val="auto"/>
-          <w:sz w:val="24"/>
+          <w:rFonts w:hint="eastAsia" w:ascii="黑体" w:hAnsi="黑体" w:eastAsia="黑体" w:cs="黑体"/>
+          <w:color w:val="auto"/>
+          <w:sz w:val="32"/>
+          <w:szCs w:val="32"/>
         </w:rPr>
         <w:t xml:space="preserve">  </w:t>
       </w:r>
       <w:r>
         <w:rPr>
-          <w:rFonts w:hint="eastAsia" w:ascii="Times New Roman" w:hAnsi="Times New Roman" w:eastAsia="黑体" w:cs="黑体"/>
+          <w:rFonts w:hint="eastAsia" w:ascii="黑体" w:hAnsi="黑体" w:eastAsia="黑体" w:cs="黑体"/>
           <w:b/>
           <w:bCs/>
           <w:color w:val="auto"/>
@@ -9343,44 +9503,45 @@
         <w:textAlignment w:val="auto"/>
         <w:outlineLvl w:val="1"/>
         <w:rPr>
-          <w:rFonts w:hint="eastAsia" w:ascii="Times New Roman" w:hAnsi="Times New Roman" w:eastAsia="黑体" w:cs="黑体"/>
+          <w:rFonts w:hint="eastAsia" w:ascii="黑体" w:hAnsi="黑体" w:eastAsia="黑体" w:cs="黑体"/>
           <w:b/>
           <w:bCs/>
           <w:color w:val="auto"/>
           <w:sz w:val="28"/>
-          <w:szCs w:val="24"/>
+          <w:szCs w:val="28"/>
           <w:lang w:val="en-US" w:eastAsia="zh-CN"/>
         </w:rPr>
       </w:pPr>
       <w:bookmarkStart w:id="23" w:name="_Toc30814"/>
       <w:r>
         <w:rPr>
-          <w:rFonts w:hint="eastAsia" w:ascii="Times New Roman" w:hAnsi="Times New Roman" w:eastAsia="黑体" w:cs="黑体"/>
+          <w:rFonts w:hint="eastAsia" w:ascii="黑体" w:hAnsi="黑体" w:eastAsia="黑体" w:cs="黑体"/>
           <w:b/>
           <w:bCs/>
           <w:color w:val="auto"/>
           <w:sz w:val="28"/>
-          <w:szCs w:val="24"/>
+          <w:szCs w:val="28"/>
           <w:lang w:val="en-US" w:eastAsia="zh-CN"/>
         </w:rPr>
         <w:t>3.1</w:t>
       </w:r>
       <w:r>
         <w:rPr>
-          <w:rFonts w:ascii="Times New Roman" w:hAnsi="Times New Roman" w:eastAsia="黑体"/>
-          <w:color w:val="auto"/>
-          <w:sz w:val="24"/>
+          <w:rFonts w:hint="eastAsia" w:ascii="黑体" w:hAnsi="黑体" w:eastAsia="黑体" w:cs="黑体"/>
+          <w:color w:val="auto"/>
+          <w:sz w:val="28"/>
+          <w:szCs w:val="28"/>
         </w:rPr>
         <w:t xml:space="preserve">  </w:t>
       </w:r>
       <w:r>
         <w:rPr>
-          <w:rFonts w:hint="eastAsia" w:ascii="Times New Roman" w:hAnsi="Times New Roman" w:eastAsia="黑体" w:cs="黑体"/>
+          <w:rFonts w:hint="eastAsia" w:ascii="黑体" w:hAnsi="黑体" w:eastAsia="黑体" w:cs="黑体"/>
           <w:b/>
           <w:bCs/>
           <w:color w:val="auto"/>
           <w:sz w:val="28"/>
-          <w:szCs w:val="24"/>
+          <w:szCs w:val="28"/>
           <w:lang w:val="en-US" w:eastAsia="zh-CN"/>
         </w:rPr>
         <w:t>可行性分析</w:t>
@@ -9407,7 +9568,7 @@
         <w:textAlignment w:val="auto"/>
         <w:outlineLvl w:val="2"/>
         <w:rPr>
-          <w:rFonts w:hint="default" w:ascii="Times New Roman" w:hAnsi="Times New Roman" w:eastAsia="黑体"/>
+          <w:rFonts w:hint="eastAsia" w:ascii="黑体" w:hAnsi="黑体" w:eastAsia="黑体" w:cs="黑体"/>
           <w:color w:val="auto"/>
           <w:sz w:val="24"/>
           <w:szCs w:val="21"/>
@@ -9417,23 +9578,13 @@
       <w:bookmarkStart w:id="24" w:name="_Toc23686"/>
       <w:r>
         <w:rPr>
-          <w:rFonts w:hint="eastAsia" w:ascii="Times New Roman" w:hAnsi="Times New Roman" w:eastAsia="黑体"/>
+          <w:rFonts w:hint="eastAsia" w:ascii="黑体" w:hAnsi="黑体" w:eastAsia="黑体" w:cs="黑体"/>
           <w:color w:val="auto"/>
           <w:sz w:val="24"/>
           <w:szCs w:val="21"/>
           <w:lang w:val="en-US" w:eastAsia="zh-CN"/>
         </w:rPr>
-        <w:t xml:space="preserve">3.1.1  </w:t>
-      </w:r>
-      <w:r>
-        <w:rPr>
-          <w:rFonts w:hint="default" w:ascii="Times New Roman" w:hAnsi="Times New Roman" w:eastAsia="黑体"/>
-          <w:color w:val="auto"/>
-          <w:sz w:val="24"/>
-          <w:szCs w:val="21"/>
-          <w:lang w:val="en-US" w:eastAsia="zh-CN"/>
-        </w:rPr>
-        <w:t>技术可行性</w:t>
+        <w:t>3.1.1  技术可行性</w:t>
       </w:r>
       <w:bookmarkEnd w:id="24"/>
     </w:p>
@@ -9451,9 +9602,9 @@
         <w:autoSpaceDN w:val="0"/>
         <w:bidi w:val="0"/>
         <w:adjustRightInd/>
-        <w:snapToGrid/>
-        <w:spacing w:line="312" w:lineRule="auto"/>
-        <w:ind w:right="-272" w:firstLine="448"/>
+        <w:snapToGrid w:val="0"/>
+        <w:spacing w:line="240" w:lineRule="auto"/>
+        <w:ind w:right="-272" w:firstLine="420" w:firstLineChars="200"/>
         <w:textAlignment w:val="auto"/>
         <w:rPr>
           <w:rFonts w:hint="default" w:ascii="Times New Roman" w:hAnsi="Times New Roman"/>
@@ -9530,7 +9681,7 @@
         <w:textAlignment w:val="auto"/>
         <w:outlineLvl w:val="2"/>
         <w:rPr>
-          <w:rFonts w:hint="default" w:ascii="Times New Roman" w:hAnsi="Times New Roman" w:eastAsia="黑体"/>
+          <w:rFonts w:hint="eastAsia" w:ascii="黑体" w:hAnsi="黑体" w:eastAsia="黑体" w:cs="黑体"/>
           <w:color w:val="auto"/>
           <w:sz w:val="24"/>
           <w:szCs w:val="21"/>
@@ -9540,23 +9691,13 @@
       <w:bookmarkStart w:id="25" w:name="_Toc32453"/>
       <w:r>
         <w:rPr>
-          <w:rFonts w:hint="eastAsia" w:ascii="Times New Roman" w:hAnsi="Times New Roman" w:eastAsia="黑体"/>
+          <w:rFonts w:hint="eastAsia" w:ascii="黑体" w:hAnsi="黑体" w:eastAsia="黑体" w:cs="黑体"/>
           <w:color w:val="auto"/>
           <w:sz w:val="24"/>
           <w:szCs w:val="21"/>
           <w:lang w:val="en-US" w:eastAsia="zh-CN"/>
         </w:rPr>
-        <w:t xml:space="preserve">3.1.2  </w:t>
-      </w:r>
-      <w:r>
-        <w:rPr>
-          <w:rFonts w:hint="default" w:ascii="Times New Roman" w:hAnsi="Times New Roman" w:eastAsia="黑体"/>
-          <w:color w:val="auto"/>
-          <w:sz w:val="24"/>
-          <w:szCs w:val="21"/>
-          <w:lang w:val="en-US" w:eastAsia="zh-CN"/>
-        </w:rPr>
-        <w:t>经济可行性</w:t>
+        <w:t>3.1.2  经济可行性</w:t>
       </w:r>
       <w:bookmarkEnd w:id="25"/>
     </w:p>
@@ -9564,9 +9705,21 @@
       <w:pPr>
         <w:keepNext w:val="0"/>
         <w:keepLines w:val="0"/>
+        <w:pageBreakBefore w:val="0"/>
         <w:widowControl/>
         <w:suppressLineNumbers w:val="0"/>
+        <w:kinsoku/>
+        <w:wordWrap/>
+        <w:overflowPunct/>
+        <w:topLinePunct w:val="0"/>
+        <w:autoSpaceDE/>
+        <w:autoSpaceDN/>
+        <w:bidi w:val="0"/>
+        <w:adjustRightInd/>
+        <w:snapToGrid/>
+        <w:ind w:firstLine="420" w:firstLineChars="200"/>
         <w:jc w:val="left"/>
+        <w:textAlignment w:val="auto"/>
         <w:rPr>
           <w:rFonts w:hint="eastAsia" w:ascii="Times New Roman" w:hAnsi="Times New Roman" w:eastAsia="宋体" w:cs="宋体"/>
           <w:i w:val="0"/>
@@ -9596,47 +9749,28 @@
           <w:shd w:val="clear" w:fill="FFFFFF"/>
           <w:lang w:val="en-US" w:eastAsia="zh-CN" w:bidi="ar"/>
         </w:rPr>
-        <w:t>本系统的开发成本主要集中在人力投入与服务器资源方面。前端采用 Vue 生态中的开源组件库，可有效减少定制化开发工作量，缩短开发周期；后端采用 Node.js 与 MySQL 数据库，两者均为开源技术，无需支付商业软件授权费用，降低了软件开发成本。云服务器采用按需付费模式，可根据实际使用情况灵活调整资源配置，初期部署成本较低，能够满足项目开发与测试需求。</w:t>
-      </w:r>
-      <w:r>
-        <w:rPr>
-          <w:rFonts w:hint="eastAsia" w:ascii="Times New Roman" w:hAnsi="Times New Roman" w:eastAsia="宋体" w:cs="宋体"/>
-          <w:i w:val="0"/>
-          <w:iCs w:val="0"/>
-          <w:caps w:val="0"/>
-          <w:color w:val="262626"/>
-          <w:spacing w:val="0"/>
-          <w:kern w:val="0"/>
-          <w:sz w:val="21"/>
-          <w:szCs w:val="21"/>
-          <w:lang w:val="en-US" w:eastAsia="zh-CN" w:bidi="ar"/>
-        </w:rPr>
-        <w:br w:type="textWrapping"/>
-      </w:r>
-      <w:r>
-        <w:rPr>
-          <w:rFonts w:hint="eastAsia" w:ascii="Times New Roman" w:hAnsi="Times New Roman" w:eastAsia="宋体" w:cs="宋体"/>
-          <w:i w:val="0"/>
-          <w:iCs w:val="0"/>
-          <w:caps w:val="0"/>
-          <w:color w:val="262626"/>
-          <w:spacing w:val="0"/>
-          <w:kern w:val="0"/>
-          <w:sz w:val="21"/>
-          <w:szCs w:val="21"/>
-          <w:shd w:val="clear" w:fill="FFFFFF"/>
-          <w:lang w:val="en-US" w:eastAsia="zh-CN" w:bidi="ar"/>
-        </w:rPr>
-        <w:t>从收益角度来看，本系统主要用于提升相关业务的处理效率，规范业务流程，减少人工操作与重复劳动，提高管理水平与服务质量，具有一定的实用价值与社会效益。系统整体开发投入较低，后期维护简便，成本可控，具有良好的投入产出比。</w:t>
+        <w:t>本系统的开发成本主要集中在人力投入与服务器资源方面。前端采用 Vue 生态中的开源组件库，可有效减少定制化开发工作量，缩短开发周期；后端采用 Node.js 与 MySQL 数据库，两者均为开源技术，无需支付商业软件授权费用，降低了软件开发成本。云服务器采用按需付费模式，可根据实际使用情况灵活调整资源配置，初期部署成本较低，能够满足项目开发与测试需求。从收益角度来看，本系统主要用于提升相关业务的处理效率，规范业务流程，减少人工操作与重复劳动，提高管理水平与服务质量，具有一定的实用价值与社会效益。系统整体开发投入较低，后期维护简便，成本可控，具有良好的投入产出比。</w:t>
       </w:r>
     </w:p>
     <w:p>
       <w:pPr>
         <w:keepNext w:val="0"/>
         <w:keepLines w:val="0"/>
+        <w:pageBreakBefore w:val="0"/>
         <w:widowControl/>
         <w:suppressLineNumbers w:val="0"/>
+        <w:kinsoku/>
+        <w:wordWrap/>
+        <w:overflowPunct/>
+        <w:topLinePunct w:val="0"/>
+        <w:autoSpaceDE/>
+        <w:autoSpaceDN/>
+        <w:bidi w:val="0"/>
+        <w:adjustRightInd/>
+        <w:snapToGrid/>
+        <w:ind w:firstLine="420" w:firstLineChars="200"/>
         <w:jc w:val="left"/>
+        <w:textAlignment w:val="auto"/>
         <w:rPr>
           <w:rFonts w:hint="eastAsia" w:ascii="Times New Roman" w:hAnsi="Times New Roman" w:eastAsia="宋体" w:cs="宋体"/>
           <w:sz w:val="21"/>
@@ -9680,7 +9814,7 @@
         <w:textAlignment w:val="auto"/>
         <w:outlineLvl w:val="2"/>
         <w:rPr>
-          <w:rFonts w:hint="default" w:ascii="Times New Roman" w:hAnsi="Times New Roman" w:eastAsia="黑体"/>
+          <w:rFonts w:hint="eastAsia" w:ascii="黑体" w:hAnsi="黑体" w:eastAsia="黑体" w:cs="黑体"/>
           <w:color w:val="auto"/>
           <w:sz w:val="24"/>
           <w:szCs w:val="21"/>
@@ -9689,23 +9823,13 @@
       </w:pPr>
       <w:r>
         <w:rPr>
-          <w:rFonts w:hint="eastAsia" w:ascii="Times New Roman" w:hAnsi="Times New Roman" w:eastAsia="黑体"/>
+          <w:rFonts w:hint="eastAsia" w:ascii="黑体" w:hAnsi="黑体" w:eastAsia="黑体" w:cs="黑体"/>
           <w:color w:val="auto"/>
           <w:sz w:val="24"/>
           <w:szCs w:val="21"/>
           <w:lang w:val="en-US" w:eastAsia="zh-CN"/>
         </w:rPr>
-        <w:t xml:space="preserve">3.1.3  </w:t>
-      </w:r>
-      <w:r>
-        <w:rPr>
-          <w:rFonts w:hint="default" w:ascii="Times New Roman" w:hAnsi="Times New Roman" w:eastAsia="黑体"/>
-          <w:color w:val="auto"/>
-          <w:sz w:val="24"/>
-          <w:szCs w:val="21"/>
-          <w:lang w:val="en-US" w:eastAsia="zh-CN"/>
-        </w:rPr>
-        <w:t>操作可行性</w:t>
+        <w:t>3.1.3  操作可行性</w:t>
       </w:r>
       <w:bookmarkEnd w:id="26"/>
     </w:p>
@@ -9713,9 +9837,21 @@
       <w:pPr>
         <w:keepNext w:val="0"/>
         <w:keepLines w:val="0"/>
+        <w:pageBreakBefore w:val="0"/>
         <w:widowControl/>
         <w:suppressLineNumbers w:val="0"/>
+        <w:kinsoku/>
+        <w:wordWrap/>
+        <w:overflowPunct/>
+        <w:topLinePunct w:val="0"/>
+        <w:autoSpaceDE/>
+        <w:autoSpaceDN/>
+        <w:bidi w:val="0"/>
+        <w:adjustRightInd/>
+        <w:snapToGrid/>
+        <w:ind w:firstLine="420" w:firstLineChars="200"/>
         <w:jc w:val="left"/>
+        <w:textAlignment w:val="auto"/>
         <w:rPr>
           <w:rFonts w:hint="default" w:ascii="Times New Roman" w:hAnsi="Times New Roman"/>
           <w:color w:val="auto"/>
@@ -9843,44 +9979,45 @@
         <w:textAlignment w:val="auto"/>
         <w:outlineLvl w:val="1"/>
         <w:rPr>
-          <w:rFonts w:hint="eastAsia" w:ascii="Times New Roman" w:hAnsi="Times New Roman" w:eastAsia="黑体" w:cs="黑体"/>
+          <w:rFonts w:hint="eastAsia" w:ascii="黑体" w:hAnsi="黑体" w:eastAsia="黑体" w:cs="黑体"/>
           <w:b/>
           <w:bCs/>
           <w:color w:val="auto"/>
           <w:sz w:val="28"/>
-          <w:szCs w:val="24"/>
+          <w:szCs w:val="28"/>
           <w:lang w:val="en-US" w:eastAsia="zh-CN"/>
         </w:rPr>
       </w:pPr>
       <w:bookmarkStart w:id="27" w:name="_Toc7522"/>
       <w:r>
         <w:rPr>
-          <w:rFonts w:hint="eastAsia" w:ascii="Times New Roman" w:hAnsi="Times New Roman" w:eastAsia="黑体" w:cs="黑体"/>
+          <w:rFonts w:hint="eastAsia" w:ascii="黑体" w:hAnsi="黑体" w:eastAsia="黑体" w:cs="黑体"/>
           <w:b/>
           <w:bCs/>
           <w:color w:val="auto"/>
           <w:sz w:val="28"/>
-          <w:szCs w:val="24"/>
+          <w:szCs w:val="28"/>
           <w:lang w:val="en-US" w:eastAsia="zh-CN"/>
         </w:rPr>
         <w:t>3.2</w:t>
       </w:r>
       <w:r>
         <w:rPr>
-          <w:rFonts w:ascii="Times New Roman" w:hAnsi="Times New Roman" w:eastAsia="黑体"/>
-          <w:color w:val="auto"/>
-          <w:sz w:val="24"/>
+          <w:rFonts w:hint="eastAsia" w:ascii="黑体" w:hAnsi="黑体" w:eastAsia="黑体" w:cs="黑体"/>
+          <w:color w:val="auto"/>
+          <w:sz w:val="28"/>
+          <w:szCs w:val="28"/>
         </w:rPr>
         <w:t xml:space="preserve">  </w:t>
       </w:r>
       <w:r>
         <w:rPr>
-          <w:rFonts w:hint="eastAsia" w:ascii="Times New Roman" w:hAnsi="Times New Roman" w:eastAsia="黑体" w:cs="黑体"/>
+          <w:rFonts w:hint="eastAsia" w:ascii="黑体" w:hAnsi="黑体" w:eastAsia="黑体" w:cs="黑体"/>
           <w:b/>
           <w:bCs/>
           <w:color w:val="auto"/>
           <w:sz w:val="28"/>
-          <w:szCs w:val="24"/>
+          <w:szCs w:val="28"/>
           <w:lang w:val="en-US" w:eastAsia="zh-CN"/>
         </w:rPr>
         <w:t>功能需求分析</w:t>
@@ -9907,7 +10044,7 @@
         <w:textAlignment w:val="auto"/>
         <w:outlineLvl w:val="2"/>
         <w:rPr>
-          <w:rFonts w:hint="eastAsia" w:ascii="Times New Roman" w:hAnsi="Times New Roman" w:eastAsia="黑体"/>
+          <w:rFonts w:hint="eastAsia" w:ascii="黑体" w:hAnsi="黑体" w:eastAsia="黑体" w:cs="黑体"/>
           <w:color w:val="auto"/>
           <w:sz w:val="24"/>
           <w:szCs w:val="21"/>
@@ -9917,23 +10054,13 @@
       <w:bookmarkStart w:id="28" w:name="_Toc18155"/>
       <w:r>
         <w:rPr>
-          <w:rFonts w:hint="eastAsia" w:ascii="Times New Roman" w:hAnsi="Times New Roman" w:eastAsia="黑体"/>
+          <w:rFonts w:hint="eastAsia" w:ascii="黑体" w:hAnsi="黑体" w:eastAsia="黑体" w:cs="黑体"/>
           <w:color w:val="auto"/>
           <w:sz w:val="24"/>
           <w:szCs w:val="21"/>
           <w:lang w:val="en-US" w:eastAsia="zh-CN"/>
         </w:rPr>
-        <w:t xml:space="preserve">3.2.1  </w:t>
-      </w:r>
-      <w:r>
-        <w:rPr>
-          <w:rFonts w:hint="default" w:ascii="Times New Roman" w:hAnsi="Times New Roman" w:eastAsia="黑体"/>
-          <w:color w:val="auto"/>
-          <w:sz w:val="24"/>
-          <w:szCs w:val="21"/>
-          <w:lang w:val="en-US" w:eastAsia="zh-CN"/>
-        </w:rPr>
-        <w:t>用户角色功能需求分析</w:t>
+        <w:t>3.2.1  用户角色功能需求分析</w:t>
       </w:r>
       <w:bookmarkEnd w:id="28"/>
     </w:p>
@@ -9952,8 +10079,8 @@
         <w:bidi w:val="0"/>
         <w:adjustRightInd/>
         <w:snapToGrid/>
-        <w:spacing w:line="312" w:lineRule="auto"/>
-        <w:ind w:right="-272" w:firstLine="448"/>
+        <w:spacing w:line="240" w:lineRule="auto"/>
+        <w:ind w:right="0" w:firstLine="420" w:firstLineChars="200"/>
         <w:textAlignment w:val="auto"/>
         <w:rPr>
           <w:rFonts w:hint="eastAsia" w:ascii="Times New Roman" w:hAnsi="Times New Roman"/>
@@ -10079,8 +10206,8 @@
       <w:pPr>
         <w:autoSpaceDE w:val="0"/>
         <w:autoSpaceDN w:val="0"/>
-        <w:ind w:right="-272" w:firstLine="448"/>
-        <w:jc w:val="center"/>
+        <w:ind w:right="-272"/>
+        <w:jc w:val="both"/>
         <w:rPr>
           <w:rFonts w:hint="default" w:ascii="Times New Roman" w:hAnsi="Times New Roman"/>
           <w:color w:val="auto"/>
@@ -10095,8 +10222,8 @@
         </w:rPr>
         <w:drawing>
           <wp:inline distT="0" distB="0" distL="114300" distR="114300">
-            <wp:extent cx="5271770" cy="2285365"/>
-            <wp:effectExtent l="0" t="0" r="11430" b="635"/>
+            <wp:extent cx="5200015" cy="2742565"/>
+            <wp:effectExtent l="0" t="0" r="6985" b="635"/>
             <wp:docPr id="22" name="图片 6"/>
             <wp:cNvGraphicFramePr>
               <a:graphicFrameLocks xmlns:a="http://schemas.openxmlformats.org/drawingml/2006/main" noChangeAspect="1"/>
@@ -10119,7 +10246,7 @@
                   <pic:spPr>
                     <a:xfrm>
                       <a:off x="0" y="0"/>
-                      <a:ext cx="5271770" cy="2285365"/>
+                      <a:ext cx="5200015" cy="2742565"/>
                     </a:xfrm>
                     <a:prstGeom prst="rect">
                       <a:avLst/>
@@ -10181,7 +10308,7 @@
         <w:textAlignment w:val="auto"/>
         <w:outlineLvl w:val="2"/>
         <w:rPr>
-          <w:rFonts w:hint="default" w:ascii="Times New Roman" w:hAnsi="Times New Roman" w:eastAsia="黑体"/>
+          <w:rFonts w:hint="eastAsia" w:ascii="黑体" w:hAnsi="黑体" w:eastAsia="黑体" w:cs="黑体"/>
           <w:color w:val="auto"/>
           <w:sz w:val="24"/>
           <w:szCs w:val="21"/>
@@ -10191,23 +10318,13 @@
       <w:bookmarkStart w:id="29" w:name="_Toc22149"/>
       <w:r>
         <w:rPr>
-          <w:rFonts w:hint="eastAsia" w:ascii="Times New Roman" w:hAnsi="Times New Roman" w:eastAsia="黑体"/>
+          <w:rFonts w:hint="eastAsia" w:ascii="黑体" w:hAnsi="黑体" w:eastAsia="黑体" w:cs="黑体"/>
           <w:color w:val="auto"/>
           <w:sz w:val="24"/>
           <w:szCs w:val="21"/>
           <w:lang w:val="en-US" w:eastAsia="zh-CN"/>
         </w:rPr>
-        <w:t xml:space="preserve">3.2.2  </w:t>
-      </w:r>
-      <w:r>
-        <w:rPr>
-          <w:rFonts w:hint="default" w:ascii="Times New Roman" w:hAnsi="Times New Roman" w:eastAsia="黑体"/>
-          <w:color w:val="auto"/>
-          <w:sz w:val="24"/>
-          <w:szCs w:val="21"/>
-          <w:lang w:val="en-US" w:eastAsia="zh-CN"/>
-        </w:rPr>
-        <w:t>陪玩角色功能需求分析</w:t>
+        <w:t>3.2.2  陪玩角色功能需求分析</w:t>
       </w:r>
       <w:bookmarkEnd w:id="29"/>
     </w:p>
@@ -10226,8 +10343,8 @@
         <w:bidi w:val="0"/>
         <w:adjustRightInd/>
         <w:snapToGrid/>
-        <w:spacing w:line="312" w:lineRule="auto"/>
-        <w:ind w:right="-272" w:firstLine="448"/>
+        <w:spacing w:line="240" w:lineRule="auto"/>
+        <w:ind w:right="0" w:firstLine="420" w:firstLineChars="200"/>
         <w:textAlignment w:val="auto"/>
         <w:rPr>
           <w:rFonts w:hint="eastAsia" w:ascii="Times New Roman" w:hAnsi="Times New Roman"/>
@@ -10292,6 +10409,21 @@
           <w:lang w:val="en-US" w:eastAsia="zh-CN"/>
         </w:rPr>
       </w:pPr>
+    </w:p>
+    <w:p>
+      <w:pPr>
+        <w:autoSpaceDE w:val="0"/>
+        <w:autoSpaceDN w:val="0"/>
+        <w:ind w:right="-272" w:firstLine="448"/>
+        <w:jc w:val="center"/>
+        <w:rPr>
+          <w:rFonts w:hint="default" w:ascii="Times New Roman" w:hAnsi="Times New Roman"/>
+          <w:color w:val="auto"/>
+          <w:sz w:val="21"/>
+          <w:szCs w:val="21"/>
+          <w:lang w:val="en-US" w:eastAsia="zh-CN"/>
+        </w:rPr>
+      </w:pPr>
       <w:r>
         <w:rPr>
           <w:rFonts w:ascii="Times New Roman" w:hAnsi="Times New Roman"/>
@@ -10300,19 +10432,19 @@
           <wp:anchor distT="0" distB="0" distL="114300" distR="114300" simplePos="0" relativeHeight="251659264" behindDoc="1" locked="0" layoutInCell="1" allowOverlap="1">
             <wp:simplePos x="0" y="0"/>
             <wp:positionH relativeFrom="column">
-              <wp:posOffset>284480</wp:posOffset>
+              <wp:posOffset>31115</wp:posOffset>
             </wp:positionH>
             <wp:positionV relativeFrom="paragraph">
-              <wp:posOffset>50800</wp:posOffset>
+              <wp:posOffset>149860</wp:posOffset>
             </wp:positionV>
-            <wp:extent cx="5273675" cy="1871980"/>
-            <wp:effectExtent l="0" t="0" r="9525" b="7620"/>
+            <wp:extent cx="5287645" cy="1871980"/>
+            <wp:effectExtent l="0" t="0" r="0" b="7620"/>
             <wp:wrapTight wrapText="bothSides">
               <wp:wrapPolygon>
                 <wp:start x="0" y="0"/>
                 <wp:lineTo x="0" y="21395"/>
-                <wp:lineTo x="21535" y="21395"/>
-                <wp:lineTo x="21535" y="0"/>
+                <wp:lineTo x="21478" y="21395"/>
+                <wp:lineTo x="21478" y="0"/>
                 <wp:lineTo x="0" y="0"/>
               </wp:wrapPolygon>
             </wp:wrapTight>
@@ -10338,7 +10470,7 @@
                   <pic:spPr>
                     <a:xfrm>
                       <a:off x="0" y="0"/>
-                      <a:ext cx="5273675" cy="1871980"/>
+                      <a:ext cx="5287645" cy="1871980"/>
                     </a:xfrm>
                     <a:prstGeom prst="rect">
                       <a:avLst/>
@@ -10354,21 +10486,6 @@
           </wp:anchor>
         </w:drawing>
       </w:r>
-    </w:p>
-    <w:p>
-      <w:pPr>
-        <w:autoSpaceDE w:val="0"/>
-        <w:autoSpaceDN w:val="0"/>
-        <w:ind w:right="-272" w:firstLine="448"/>
-        <w:jc w:val="center"/>
-        <w:rPr>
-          <w:rFonts w:hint="default" w:ascii="Times New Roman" w:hAnsi="Times New Roman"/>
-          <w:color w:val="auto"/>
-          <w:sz w:val="21"/>
-          <w:szCs w:val="21"/>
-          <w:lang w:val="en-US" w:eastAsia="zh-CN"/>
-        </w:rPr>
-      </w:pPr>
       <w:r>
         <w:rPr>
           <w:rFonts w:hint="eastAsia" w:ascii="Times New Roman" w:hAnsi="Times New Roman"/>
@@ -10400,7 +10517,7 @@
         <w:textAlignment w:val="auto"/>
         <w:outlineLvl w:val="2"/>
         <w:rPr>
-          <w:rFonts w:hint="default" w:ascii="Times New Roman" w:hAnsi="Times New Roman" w:eastAsia="黑体"/>
+          <w:rFonts w:hint="eastAsia" w:ascii="黑体" w:hAnsi="黑体" w:eastAsia="黑体" w:cs="黑体"/>
           <w:color w:val="auto"/>
           <w:sz w:val="24"/>
           <w:szCs w:val="21"/>
@@ -10410,23 +10527,13 @@
       <w:bookmarkStart w:id="30" w:name="_Toc1924"/>
       <w:r>
         <w:rPr>
-          <w:rFonts w:hint="eastAsia" w:ascii="Times New Roman" w:hAnsi="Times New Roman" w:eastAsia="黑体"/>
+          <w:rFonts w:hint="eastAsia" w:ascii="黑体" w:hAnsi="黑体" w:eastAsia="黑体" w:cs="黑体"/>
           <w:color w:val="auto"/>
           <w:sz w:val="24"/>
           <w:szCs w:val="21"/>
           <w:lang w:val="en-US" w:eastAsia="zh-CN"/>
         </w:rPr>
-        <w:t xml:space="preserve">3.2.3  </w:t>
-      </w:r>
-      <w:r>
-        <w:rPr>
-          <w:rFonts w:hint="default" w:ascii="Times New Roman" w:hAnsi="Times New Roman" w:eastAsia="黑体"/>
-          <w:color w:val="auto"/>
-          <w:sz w:val="24"/>
-          <w:szCs w:val="21"/>
-          <w:lang w:val="en-US" w:eastAsia="zh-CN"/>
-        </w:rPr>
-        <w:t>管理员角色功能需求分析</w:t>
+        <w:t>3.2.3  管理员角色功能需求分析</w:t>
       </w:r>
       <w:bookmarkEnd w:id="30"/>
     </w:p>
@@ -10445,8 +10552,8 @@
         <w:bidi w:val="0"/>
         <w:adjustRightInd/>
         <w:snapToGrid/>
-        <w:spacing w:line="312" w:lineRule="auto"/>
-        <w:ind w:right="-272" w:firstLine="448"/>
+        <w:spacing w:line="240" w:lineRule="auto"/>
+        <w:ind w:right="0" w:firstLine="420" w:firstLineChars="200"/>
         <w:textAlignment w:val="auto"/>
         <w:rPr>
           <w:rFonts w:hint="default" w:ascii="Times New Roman" w:hAnsi="Times New Roman"/>
@@ -10621,44 +10728,45 @@
         <w:textAlignment w:val="auto"/>
         <w:outlineLvl w:val="1"/>
         <w:rPr>
-          <w:rFonts w:hint="eastAsia" w:ascii="Times New Roman" w:hAnsi="Times New Roman" w:eastAsia="黑体" w:cs="黑体"/>
+          <w:rFonts w:hint="eastAsia" w:ascii="黑体" w:hAnsi="黑体" w:eastAsia="黑体" w:cs="黑体"/>
           <w:b/>
           <w:bCs/>
           <w:color w:val="auto"/>
           <w:sz w:val="28"/>
-          <w:szCs w:val="24"/>
+          <w:szCs w:val="28"/>
           <w:lang w:val="en-US" w:eastAsia="zh-CN"/>
         </w:rPr>
       </w:pPr>
       <w:bookmarkStart w:id="31" w:name="_Toc1999"/>
       <w:r>
         <w:rPr>
-          <w:rFonts w:hint="eastAsia" w:ascii="Times New Roman" w:hAnsi="Times New Roman" w:eastAsia="黑体" w:cs="黑体"/>
+          <w:rFonts w:hint="eastAsia" w:ascii="黑体" w:hAnsi="黑体" w:eastAsia="黑体" w:cs="黑体"/>
           <w:b/>
           <w:bCs/>
           <w:color w:val="auto"/>
           <w:sz w:val="28"/>
-          <w:szCs w:val="24"/>
+          <w:szCs w:val="28"/>
           <w:lang w:val="en-US" w:eastAsia="zh-CN"/>
         </w:rPr>
         <w:t>3.3</w:t>
       </w:r>
       <w:r>
         <w:rPr>
-          <w:rFonts w:ascii="Times New Roman" w:hAnsi="Times New Roman" w:eastAsia="黑体"/>
-          <w:color w:val="auto"/>
-          <w:sz w:val="24"/>
+          <w:rFonts w:hint="eastAsia" w:ascii="黑体" w:hAnsi="黑体" w:eastAsia="黑体" w:cs="黑体"/>
+          <w:color w:val="auto"/>
+          <w:sz w:val="28"/>
+          <w:szCs w:val="28"/>
         </w:rPr>
         <w:t xml:space="preserve">  </w:t>
       </w:r>
       <w:r>
         <w:rPr>
-          <w:rFonts w:hint="eastAsia" w:ascii="Times New Roman" w:hAnsi="Times New Roman" w:eastAsia="黑体" w:cs="黑体"/>
+          <w:rFonts w:hint="eastAsia" w:ascii="黑体" w:hAnsi="黑体" w:eastAsia="黑体" w:cs="黑体"/>
           <w:b/>
           <w:bCs/>
           <w:color w:val="auto"/>
           <w:sz w:val="28"/>
-          <w:szCs w:val="24"/>
+          <w:szCs w:val="28"/>
           <w:lang w:val="en-US" w:eastAsia="zh-CN"/>
         </w:rPr>
         <w:t>非功能需求分析</w:t>
@@ -10685,7 +10793,7 @@
         <w:textAlignment w:val="auto"/>
         <w:outlineLvl w:val="2"/>
         <w:rPr>
-          <w:rFonts w:hint="eastAsia" w:ascii="Times New Roman" w:hAnsi="Times New Roman" w:eastAsia="黑体"/>
+          <w:rFonts w:hint="eastAsia" w:ascii="黑体" w:hAnsi="黑体" w:eastAsia="黑体" w:cs="黑体"/>
           <w:color w:val="auto"/>
           <w:sz w:val="24"/>
           <w:szCs w:val="21"/>
@@ -10695,23 +10803,13 @@
       <w:bookmarkStart w:id="32" w:name="_Toc29955"/>
       <w:r>
         <w:rPr>
-          <w:rFonts w:hint="eastAsia" w:ascii="Times New Roman" w:hAnsi="Times New Roman" w:eastAsia="黑体"/>
+          <w:rFonts w:hint="eastAsia" w:ascii="黑体" w:hAnsi="黑体" w:eastAsia="黑体" w:cs="黑体"/>
           <w:color w:val="auto"/>
           <w:sz w:val="24"/>
           <w:szCs w:val="21"/>
           <w:lang w:val="en-US" w:eastAsia="zh-CN"/>
         </w:rPr>
-        <w:t xml:space="preserve">3.3.1  </w:t>
-      </w:r>
-      <w:r>
-        <w:rPr>
-          <w:rFonts w:hint="default" w:ascii="Times New Roman" w:hAnsi="Times New Roman" w:eastAsia="黑体"/>
-          <w:color w:val="auto"/>
-          <w:sz w:val="24"/>
-          <w:szCs w:val="21"/>
-          <w:lang w:val="en-US" w:eastAsia="zh-CN"/>
-        </w:rPr>
-        <w:t>性能性</w:t>
+        <w:t>3.3.1  性能性</w:t>
       </w:r>
       <w:bookmarkEnd w:id="32"/>
     </w:p>
@@ -10730,8 +10828,8 @@
         <w:bidi w:val="0"/>
         <w:adjustRightInd/>
         <w:snapToGrid/>
-        <w:spacing w:line="312" w:lineRule="auto"/>
-        <w:ind w:right="-272" w:firstLine="448"/>
+        <w:spacing w:line="240" w:lineRule="auto"/>
+        <w:ind w:right="0" w:firstLine="420" w:firstLineChars="200"/>
         <w:textAlignment w:val="auto"/>
         <w:rPr>
           <w:rFonts w:hint="eastAsia" w:ascii="Times New Roman" w:hAnsi="Times New Roman"/>
@@ -10772,7 +10870,7 @@
         <w:textAlignment w:val="auto"/>
         <w:outlineLvl w:val="2"/>
         <w:rPr>
-          <w:rFonts w:hint="default" w:ascii="Times New Roman" w:hAnsi="Times New Roman" w:eastAsia="黑体"/>
+          <w:rFonts w:hint="eastAsia" w:ascii="黑体" w:hAnsi="黑体" w:eastAsia="黑体" w:cs="黑体"/>
           <w:color w:val="auto"/>
           <w:sz w:val="24"/>
           <w:szCs w:val="21"/>
@@ -10782,23 +10880,13 @@
       <w:bookmarkStart w:id="33" w:name="_Toc11100"/>
       <w:r>
         <w:rPr>
-          <w:rFonts w:hint="eastAsia" w:ascii="Times New Roman" w:hAnsi="Times New Roman" w:eastAsia="黑体"/>
+          <w:rFonts w:hint="eastAsia" w:ascii="黑体" w:hAnsi="黑体" w:eastAsia="黑体" w:cs="黑体"/>
           <w:color w:val="auto"/>
           <w:sz w:val="24"/>
           <w:szCs w:val="21"/>
           <w:lang w:val="en-US" w:eastAsia="zh-CN"/>
         </w:rPr>
-        <w:t xml:space="preserve">3.3.2  </w:t>
-      </w:r>
-      <w:r>
-        <w:rPr>
-          <w:rFonts w:hint="default" w:ascii="Times New Roman" w:hAnsi="Times New Roman" w:eastAsia="黑体"/>
-          <w:color w:val="auto"/>
-          <w:sz w:val="24"/>
-          <w:szCs w:val="21"/>
-          <w:lang w:val="en-US" w:eastAsia="zh-CN"/>
-        </w:rPr>
-        <w:t>易用性</w:t>
+        <w:t>3.3.2  易用性</w:t>
       </w:r>
       <w:bookmarkEnd w:id="33"/>
     </w:p>
@@ -10817,8 +10905,8 @@
         <w:bidi w:val="0"/>
         <w:adjustRightInd/>
         <w:snapToGrid/>
-        <w:spacing w:line="312" w:lineRule="auto"/>
-        <w:ind w:right="-272" w:firstLine="448"/>
+        <w:spacing w:line="240" w:lineRule="auto"/>
+        <w:ind w:right="0" w:firstLine="420" w:firstLineChars="200"/>
         <w:textAlignment w:val="auto"/>
         <w:rPr>
           <w:rFonts w:hint="default" w:ascii="Times New Roman" w:hAnsi="Times New Roman"/>
@@ -10859,7 +10947,7 @@
         <w:textAlignment w:val="auto"/>
         <w:outlineLvl w:val="2"/>
         <w:rPr>
-          <w:rFonts w:hint="default" w:ascii="Times New Roman" w:hAnsi="Times New Roman" w:eastAsia="黑体"/>
+          <w:rFonts w:hint="eastAsia" w:ascii="黑体" w:hAnsi="黑体" w:eastAsia="黑体" w:cs="黑体"/>
           <w:color w:val="auto"/>
           <w:sz w:val="24"/>
           <w:szCs w:val="21"/>
@@ -10869,23 +10957,13 @@
       <w:bookmarkStart w:id="34" w:name="_Toc30183"/>
       <w:r>
         <w:rPr>
-          <w:rFonts w:hint="eastAsia" w:ascii="Times New Roman" w:hAnsi="Times New Roman" w:eastAsia="黑体"/>
+          <w:rFonts w:hint="eastAsia" w:ascii="黑体" w:hAnsi="黑体" w:eastAsia="黑体" w:cs="黑体"/>
           <w:color w:val="auto"/>
           <w:sz w:val="24"/>
           <w:szCs w:val="21"/>
           <w:lang w:val="en-US" w:eastAsia="zh-CN"/>
         </w:rPr>
-        <w:t xml:space="preserve">3.3.3  </w:t>
-      </w:r>
-      <w:r>
-        <w:rPr>
-          <w:rFonts w:hint="default" w:ascii="Times New Roman" w:hAnsi="Times New Roman" w:eastAsia="黑体"/>
-          <w:color w:val="auto"/>
-          <w:sz w:val="24"/>
-          <w:szCs w:val="21"/>
-          <w:lang w:val="en-US" w:eastAsia="zh-CN"/>
-        </w:rPr>
-        <w:t>可靠性</w:t>
+        <w:t>3.3.3  可靠性</w:t>
       </w:r>
       <w:bookmarkEnd w:id="34"/>
     </w:p>
@@ -10904,8 +10982,8 @@
         <w:bidi w:val="0"/>
         <w:adjustRightInd/>
         <w:snapToGrid/>
-        <w:spacing w:line="312" w:lineRule="auto"/>
-        <w:ind w:right="-272" w:firstLine="448"/>
+        <w:spacing w:line="240" w:lineRule="auto"/>
+        <w:ind w:right="0" w:firstLine="420" w:firstLineChars="200"/>
         <w:textAlignment w:val="auto"/>
         <w:rPr>
           <w:rFonts w:hint="default" w:ascii="Times New Roman" w:hAnsi="Times New Roman"/>
@@ -10946,7 +11024,7 @@
         <w:textAlignment w:val="auto"/>
         <w:outlineLvl w:val="2"/>
         <w:rPr>
-          <w:rFonts w:hint="default" w:ascii="Times New Roman" w:hAnsi="Times New Roman" w:eastAsia="黑体"/>
+          <w:rFonts w:hint="eastAsia" w:ascii="黑体" w:hAnsi="黑体" w:eastAsia="黑体" w:cs="黑体"/>
           <w:color w:val="auto"/>
           <w:sz w:val="24"/>
           <w:szCs w:val="21"/>
@@ -10956,23 +11034,13 @@
       <w:bookmarkStart w:id="35" w:name="_Toc22322"/>
       <w:r>
         <w:rPr>
-          <w:rFonts w:hint="eastAsia" w:ascii="Times New Roman" w:hAnsi="Times New Roman" w:eastAsia="黑体"/>
+          <w:rFonts w:hint="eastAsia" w:ascii="黑体" w:hAnsi="黑体" w:eastAsia="黑体" w:cs="黑体"/>
           <w:color w:val="auto"/>
           <w:sz w:val="24"/>
           <w:szCs w:val="21"/>
           <w:lang w:val="en-US" w:eastAsia="zh-CN"/>
         </w:rPr>
-        <w:t xml:space="preserve">3.3.4  </w:t>
-      </w:r>
-      <w:r>
-        <w:rPr>
-          <w:rFonts w:hint="default" w:ascii="Times New Roman" w:hAnsi="Times New Roman" w:eastAsia="黑体"/>
-          <w:color w:val="auto"/>
-          <w:sz w:val="24"/>
-          <w:szCs w:val="21"/>
-          <w:lang w:val="en-US" w:eastAsia="zh-CN"/>
-        </w:rPr>
-        <w:t>可维护性</w:t>
+        <w:t>3.3.4  可维护性</w:t>
       </w:r>
       <w:bookmarkEnd w:id="35"/>
     </w:p>
@@ -10991,8 +11059,8 @@
         <w:bidi w:val="0"/>
         <w:adjustRightInd/>
         <w:snapToGrid/>
-        <w:spacing w:line="312" w:lineRule="auto"/>
-        <w:ind w:right="-272" w:firstLine="448"/>
+        <w:spacing w:line="240" w:lineRule="auto"/>
+        <w:ind w:right="0" w:firstLine="420" w:firstLineChars="200"/>
         <w:textAlignment w:val="auto"/>
         <w:rPr>
           <w:rFonts w:hint="default" w:ascii="Times New Roman" w:hAnsi="Times New Roman"/>
@@ -11033,7 +11101,7 @@
         <w:textAlignment w:val="auto"/>
         <w:outlineLvl w:val="2"/>
         <w:rPr>
-          <w:rFonts w:hint="default" w:ascii="Times New Roman" w:hAnsi="Times New Roman" w:eastAsia="黑体"/>
+          <w:rFonts w:hint="eastAsia" w:ascii="黑体" w:hAnsi="黑体" w:eastAsia="黑体" w:cs="黑体"/>
           <w:color w:val="auto"/>
           <w:sz w:val="24"/>
           <w:szCs w:val="21"/>
@@ -11043,23 +11111,13 @@
       <w:bookmarkStart w:id="36" w:name="_Toc4989"/>
       <w:r>
         <w:rPr>
-          <w:rFonts w:hint="eastAsia" w:ascii="Times New Roman" w:hAnsi="Times New Roman" w:eastAsia="黑体"/>
+          <w:rFonts w:hint="eastAsia" w:ascii="黑体" w:hAnsi="黑体" w:eastAsia="黑体" w:cs="黑体"/>
           <w:color w:val="auto"/>
           <w:sz w:val="24"/>
           <w:szCs w:val="21"/>
           <w:lang w:val="en-US" w:eastAsia="zh-CN"/>
         </w:rPr>
-        <w:t xml:space="preserve">3.3.5  </w:t>
-      </w:r>
-      <w:r>
-        <w:rPr>
-          <w:rFonts w:hint="default" w:ascii="Times New Roman" w:hAnsi="Times New Roman" w:eastAsia="黑体"/>
-          <w:color w:val="auto"/>
-          <w:sz w:val="24"/>
-          <w:szCs w:val="21"/>
-          <w:lang w:val="en-US" w:eastAsia="zh-CN"/>
-        </w:rPr>
-        <w:t>可拓展性</w:t>
+        <w:t>3.3.5  可拓展性</w:t>
       </w:r>
       <w:bookmarkEnd w:id="36"/>
     </w:p>
@@ -11078,8 +11136,8 @@
         <w:bidi w:val="0"/>
         <w:adjustRightInd/>
         <w:snapToGrid/>
-        <w:spacing w:line="312" w:lineRule="auto"/>
-        <w:ind w:right="-272" w:firstLine="448"/>
+        <w:spacing w:line="240" w:lineRule="auto"/>
+        <w:ind w:right="0" w:firstLine="420" w:firstLineChars="200"/>
         <w:textAlignment w:val="auto"/>
         <w:rPr>
           <w:rFonts w:hint="default" w:ascii="Times New Roman" w:hAnsi="Times New Roman"/>
@@ -11146,7 +11204,7 @@
         <w:textAlignment w:val="auto"/>
         <w:outlineLvl w:val="0"/>
         <w:rPr>
-          <w:rFonts w:hint="default" w:ascii="Times New Roman" w:hAnsi="Times New Roman" w:eastAsia="黑体" w:cs="黑体"/>
+          <w:rFonts w:hint="eastAsia" w:ascii="黑体" w:hAnsi="黑体" w:eastAsia="黑体" w:cs="黑体"/>
           <w:b/>
           <w:bCs/>
           <w:color w:val="auto"/>
@@ -11158,7 +11216,7 @@
       <w:bookmarkStart w:id="37" w:name="_Toc5449"/>
       <w:r>
         <w:rPr>
-          <w:rFonts w:hint="eastAsia" w:ascii="Times New Roman" w:hAnsi="Times New Roman" w:eastAsia="黑体" w:cs="黑体"/>
+          <w:rFonts w:hint="eastAsia" w:ascii="黑体" w:hAnsi="黑体" w:eastAsia="黑体" w:cs="黑体"/>
           <w:b/>
           <w:bCs/>
           <w:color w:val="auto"/>
@@ -11170,15 +11228,16 @@
       </w:r>
       <w:r>
         <w:rPr>
-          <w:rFonts w:ascii="Times New Roman" w:hAnsi="Times New Roman" w:eastAsia="黑体"/>
-          <w:color w:val="auto"/>
-          <w:sz w:val="24"/>
+          <w:rFonts w:hint="eastAsia" w:ascii="黑体" w:hAnsi="黑体" w:eastAsia="黑体" w:cs="黑体"/>
+          <w:color w:val="auto"/>
+          <w:sz w:val="32"/>
+          <w:szCs w:val="32"/>
         </w:rPr>
         <w:t xml:space="preserve">  </w:t>
       </w:r>
       <w:r>
         <w:rPr>
-          <w:rFonts w:hint="eastAsia" w:ascii="Times New Roman" w:hAnsi="Times New Roman" w:eastAsia="黑体" w:cs="黑体"/>
+          <w:rFonts w:hint="eastAsia" w:ascii="黑体" w:hAnsi="黑体" w:eastAsia="黑体" w:cs="黑体"/>
           <w:b/>
           <w:bCs/>
           <w:color w:val="auto"/>
@@ -11214,44 +11273,45 @@
         <w:textAlignment w:val="auto"/>
         <w:outlineLvl w:val="1"/>
         <w:rPr>
-          <w:rFonts w:hint="eastAsia" w:ascii="Times New Roman" w:hAnsi="Times New Roman" w:eastAsia="黑体" w:cs="黑体"/>
+          <w:rFonts w:hint="eastAsia" w:ascii="黑体" w:hAnsi="黑体" w:eastAsia="黑体" w:cs="黑体"/>
           <w:b/>
           <w:bCs/>
           <w:color w:val="auto"/>
           <w:sz w:val="28"/>
-          <w:szCs w:val="24"/>
+          <w:szCs w:val="28"/>
           <w:lang w:val="en-US" w:eastAsia="zh-CN"/>
         </w:rPr>
       </w:pPr>
       <w:bookmarkStart w:id="38" w:name="_Toc9809"/>
       <w:r>
         <w:rPr>
-          <w:rFonts w:hint="eastAsia" w:ascii="Times New Roman" w:hAnsi="Times New Roman" w:eastAsia="黑体" w:cs="黑体"/>
+          <w:rFonts w:hint="eastAsia" w:ascii="黑体" w:hAnsi="黑体" w:eastAsia="黑体" w:cs="黑体"/>
           <w:b/>
           <w:bCs/>
           <w:color w:val="auto"/>
           <w:sz w:val="28"/>
-          <w:szCs w:val="24"/>
+          <w:szCs w:val="28"/>
           <w:lang w:val="en-US" w:eastAsia="zh-CN"/>
         </w:rPr>
         <w:t>4.1</w:t>
       </w:r>
       <w:r>
         <w:rPr>
-          <w:rFonts w:ascii="Times New Roman" w:hAnsi="Times New Roman" w:eastAsia="黑体"/>
-          <w:color w:val="auto"/>
-          <w:sz w:val="24"/>
+          <w:rFonts w:hint="eastAsia" w:ascii="黑体" w:hAnsi="黑体" w:eastAsia="黑体" w:cs="黑体"/>
+          <w:color w:val="auto"/>
+          <w:sz w:val="28"/>
+          <w:szCs w:val="28"/>
         </w:rPr>
         <w:t xml:space="preserve">  </w:t>
       </w:r>
       <w:r>
         <w:rPr>
-          <w:rFonts w:hint="eastAsia" w:ascii="Times New Roman" w:hAnsi="Times New Roman" w:eastAsia="黑体" w:cs="黑体"/>
+          <w:rFonts w:hint="eastAsia" w:ascii="黑体" w:hAnsi="黑体" w:eastAsia="黑体" w:cs="黑体"/>
           <w:b/>
           <w:bCs/>
           <w:color w:val="auto"/>
           <w:sz w:val="28"/>
-          <w:szCs w:val="24"/>
+          <w:szCs w:val="28"/>
           <w:lang w:val="en-US" w:eastAsia="zh-CN"/>
         </w:rPr>
         <w:t>系统架构设计</w:t>
@@ -11262,10 +11322,21 @@
       <w:pPr>
         <w:keepNext w:val="0"/>
         <w:keepLines w:val="0"/>
+        <w:pageBreakBefore w:val="0"/>
         <w:widowControl/>
         <w:suppressLineNumbers w:val="0"/>
-        <w:ind w:firstLine="420" w:firstLineChars="0"/>
+        <w:kinsoku/>
+        <w:wordWrap/>
+        <w:overflowPunct/>
+        <w:topLinePunct w:val="0"/>
+        <w:autoSpaceDE/>
+        <w:autoSpaceDN/>
+        <w:bidi w:val="0"/>
+        <w:adjustRightInd/>
+        <w:snapToGrid/>
+        <w:ind w:firstLine="420" w:firstLineChars="200"/>
         <w:jc w:val="left"/>
+        <w:textAlignment w:val="auto"/>
         <w:rPr>
           <w:rFonts w:hint="default" w:ascii="Times New Roman" w:hAnsi="Times New Roman"/>
           <w:color w:val="auto"/>
@@ -11490,44 +11561,45 @@
         <w:textAlignment w:val="auto"/>
         <w:outlineLvl w:val="1"/>
         <w:rPr>
-          <w:rFonts w:hint="eastAsia" w:ascii="Times New Roman" w:hAnsi="Times New Roman" w:eastAsia="黑体" w:cs="黑体"/>
+          <w:rFonts w:hint="eastAsia" w:ascii="黑体" w:hAnsi="黑体" w:eastAsia="黑体" w:cs="黑体"/>
           <w:b/>
           <w:bCs/>
           <w:color w:val="auto"/>
           <w:sz w:val="28"/>
-          <w:szCs w:val="24"/>
+          <w:szCs w:val="28"/>
           <w:lang w:val="en-US" w:eastAsia="zh-CN"/>
         </w:rPr>
       </w:pPr>
       <w:bookmarkStart w:id="40" w:name="_Toc16546"/>
       <w:r>
         <w:rPr>
-          <w:rFonts w:hint="eastAsia" w:ascii="Times New Roman" w:hAnsi="Times New Roman" w:eastAsia="黑体" w:cs="黑体"/>
+          <w:rFonts w:hint="eastAsia" w:ascii="黑体" w:hAnsi="黑体" w:eastAsia="黑体" w:cs="黑体"/>
           <w:b/>
           <w:bCs/>
           <w:color w:val="auto"/>
           <w:sz w:val="28"/>
-          <w:szCs w:val="24"/>
+          <w:szCs w:val="28"/>
           <w:lang w:val="en-US" w:eastAsia="zh-CN"/>
         </w:rPr>
         <w:t>4.2</w:t>
       </w:r>
       <w:r>
         <w:rPr>
-          <w:rFonts w:ascii="Times New Roman" w:hAnsi="Times New Roman" w:eastAsia="黑体"/>
-          <w:color w:val="auto"/>
-          <w:sz w:val="24"/>
+          <w:rFonts w:hint="eastAsia" w:ascii="黑体" w:hAnsi="黑体" w:eastAsia="黑体" w:cs="黑体"/>
+          <w:color w:val="auto"/>
+          <w:sz w:val="28"/>
+          <w:szCs w:val="28"/>
         </w:rPr>
         <w:t xml:space="preserve">  </w:t>
       </w:r>
       <w:r>
         <w:rPr>
-          <w:rFonts w:hint="eastAsia" w:ascii="Times New Roman" w:hAnsi="Times New Roman" w:eastAsia="黑体" w:cs="黑体"/>
+          <w:rFonts w:hint="eastAsia" w:ascii="黑体" w:hAnsi="黑体" w:eastAsia="黑体" w:cs="黑体"/>
           <w:b/>
           <w:bCs/>
           <w:color w:val="auto"/>
           <w:sz w:val="28"/>
-          <w:szCs w:val="24"/>
+          <w:szCs w:val="28"/>
           <w:lang w:val="en-US" w:eastAsia="zh-CN"/>
         </w:rPr>
         <w:t>系统总体设计</w:t>
@@ -11549,8 +11621,8 @@
         <w:bidi w:val="0"/>
         <w:adjustRightInd/>
         <w:snapToGrid/>
-        <w:spacing w:line="312" w:lineRule="auto"/>
-        <w:ind w:right="-272" w:firstLine="448"/>
+        <w:spacing w:line="240" w:lineRule="auto"/>
+        <w:ind w:right="0" w:firstLine="420" w:firstLineChars="200"/>
         <w:textAlignment w:val="auto"/>
         <w:rPr>
           <w:rFonts w:hint="default" w:ascii="Times New Roman" w:hAnsi="Times New Roman"/>
@@ -11789,47 +11861,48 @@
         <w:textAlignment w:val="auto"/>
         <w:outlineLvl w:val="1"/>
         <w:rPr>
-          <w:rFonts w:hint="eastAsia" w:ascii="Times New Roman" w:hAnsi="Times New Roman" w:eastAsia="黑体" w:cs="黑体"/>
+          <w:rFonts w:hint="eastAsia" w:ascii="黑体" w:hAnsi="黑体" w:eastAsia="黑体" w:cs="黑体"/>
           <w:b/>
           <w:bCs/>
           <w:color w:val="auto"/>
           <w:sz w:val="28"/>
-          <w:szCs w:val="24"/>
+          <w:szCs w:val="28"/>
           <w:lang w:val="en-US" w:eastAsia="zh-CN"/>
         </w:rPr>
       </w:pPr>
       <w:bookmarkStart w:id="41" w:name="_Toc5983"/>
-      <w:bookmarkStart w:id="42" w:name="_Toc20338"/>
+      <w:bookmarkStart w:id="42" w:name="_Toc18676"/>
       <w:bookmarkStart w:id="43" w:name="_Toc6982"/>
-      <w:bookmarkStart w:id="44" w:name="_Toc18676"/>
-      <w:r>
-        <w:rPr>
-          <w:rFonts w:hint="eastAsia" w:ascii="Times New Roman" w:hAnsi="Times New Roman" w:eastAsia="黑体" w:cs="黑体"/>
+      <w:bookmarkStart w:id="44" w:name="_Toc20338"/>
+      <w:r>
+        <w:rPr>
+          <w:rFonts w:hint="eastAsia" w:ascii="黑体" w:hAnsi="黑体" w:eastAsia="黑体" w:cs="黑体"/>
           <w:b/>
           <w:bCs/>
           <w:color w:val="auto"/>
           <w:sz w:val="28"/>
-          <w:szCs w:val="24"/>
+          <w:szCs w:val="28"/>
           <w:lang w:val="en-US" w:eastAsia="zh-CN"/>
         </w:rPr>
         <w:t>4.3</w:t>
       </w:r>
       <w:r>
         <w:rPr>
-          <w:rFonts w:ascii="Times New Roman" w:hAnsi="Times New Roman" w:eastAsia="黑体"/>
-          <w:color w:val="auto"/>
-          <w:sz w:val="24"/>
+          <w:rFonts w:hint="eastAsia" w:ascii="黑体" w:hAnsi="黑体" w:eastAsia="黑体" w:cs="黑体"/>
+          <w:color w:val="auto"/>
+          <w:sz w:val="28"/>
+          <w:szCs w:val="28"/>
         </w:rPr>
         <w:t xml:space="preserve">  </w:t>
       </w:r>
       <w:r>
         <w:rPr>
-          <w:rFonts w:hint="eastAsia" w:ascii="Times New Roman" w:hAnsi="Times New Roman" w:eastAsia="黑体" w:cs="黑体"/>
+          <w:rFonts w:hint="eastAsia" w:ascii="黑体" w:hAnsi="黑体" w:eastAsia="黑体" w:cs="黑体"/>
           <w:b/>
           <w:bCs/>
           <w:color w:val="auto"/>
           <w:sz w:val="28"/>
-          <w:szCs w:val="24"/>
+          <w:szCs w:val="28"/>
           <w:lang w:val="en-US" w:eastAsia="zh-CN"/>
         </w:rPr>
         <w:t>数据库设计</w:t>
@@ -11856,7 +11929,7 @@
         <w:textAlignment w:val="auto"/>
         <w:outlineLvl w:val="2"/>
         <w:rPr>
-          <w:rFonts w:hint="eastAsia" w:ascii="Times New Roman" w:hAnsi="Times New Roman" w:eastAsia="黑体"/>
+          <w:rFonts w:hint="eastAsia" w:ascii="黑体" w:hAnsi="黑体" w:eastAsia="黑体" w:cs="黑体"/>
           <w:color w:val="auto"/>
           <w:sz w:val="24"/>
           <w:szCs w:val="21"/>
@@ -11866,7 +11939,7 @@
       <w:bookmarkStart w:id="45" w:name="_Toc14411"/>
       <w:r>
         <w:rPr>
-          <w:rFonts w:hint="eastAsia" w:ascii="Times New Roman" w:hAnsi="Times New Roman" w:eastAsia="黑体"/>
+          <w:rFonts w:hint="eastAsia" w:ascii="黑体" w:hAnsi="黑体" w:eastAsia="黑体" w:cs="黑体"/>
           <w:color w:val="auto"/>
           <w:sz w:val="24"/>
           <w:szCs w:val="21"/>
@@ -11894,8 +11967,8 @@
         <w:bidi w:val="0"/>
         <w:adjustRightInd/>
         <w:snapToGrid/>
-        <w:spacing w:line="312" w:lineRule="auto"/>
-        <w:ind w:right="-272" w:firstLine="448"/>
+        <w:spacing w:line="240" w:lineRule="auto"/>
+        <w:ind w:right="0" w:firstLine="420" w:firstLineChars="200"/>
         <w:textAlignment w:val="auto"/>
         <w:rPr>
           <w:rFonts w:hint="eastAsia" w:ascii="Times New Roman" w:hAnsi="Times New Roman"/>
@@ -11938,7 +12011,7 @@
           <w:lang w:val="en-US" w:eastAsia="zh-CN"/>
         </w:rPr>
         <w:object>
-          <v:shape id="_x0000_i1026" o:spt="75" type="#_x0000_t75" style="height:223.85pt;width:414.95pt;" o:ole="t" filled="f" o:preferrelative="t" stroked="f" coordsize="21600,21600">
+          <v:shape id="_x0000_i1025" o:spt="75" type="#_x0000_t75" style="height:223.85pt;width:414.95pt;" o:ole="t" filled="f" o:preferrelative="t" stroked="f" coordsize="21600,21600">
             <v:path/>
             <v:fill on="f" focussize="0,0"/>
             <v:stroke on="f"/>
@@ -11947,7 +12020,7 @@
             <w10:wrap type="none"/>
             <w10:anchorlock/>
           </v:shape>
-          <o:OLEObject Type="Embed" ProgID="Visio.Drawing.15" ShapeID="_x0000_i1026" DrawAspect="Content" ObjectID="_1468075725" r:id="rId21">
+          <o:OLEObject Type="Embed" ProgID="Visio.Drawing.15" ShapeID="_x0000_i1025" DrawAspect="Content" ObjectID="_1468075725" r:id="rId21">
             <o:LockedField>false</o:LockedField>
           </o:OLEObject>
         </w:object>
@@ -12093,7 +12166,7 @@
         <w:textAlignment w:val="auto"/>
         <w:outlineLvl w:val="2"/>
         <w:rPr>
-          <w:rFonts w:hint="eastAsia" w:ascii="Times New Roman" w:hAnsi="Times New Roman" w:eastAsia="黑体"/>
+          <w:rFonts w:hint="eastAsia" w:ascii="黑体" w:hAnsi="黑体" w:eastAsia="黑体" w:cs="黑体"/>
           <w:color w:val="auto"/>
           <w:sz w:val="24"/>
           <w:szCs w:val="21"/>
@@ -12103,7 +12176,7 @@
       <w:bookmarkStart w:id="46" w:name="_Toc25493"/>
       <w:r>
         <w:rPr>
-          <w:rFonts w:hint="eastAsia" w:ascii="Times New Roman" w:hAnsi="Times New Roman" w:eastAsia="黑体"/>
+          <w:rFonts w:hint="eastAsia" w:ascii="黑体" w:hAnsi="黑体" w:eastAsia="黑体" w:cs="黑体"/>
           <w:color w:val="auto"/>
           <w:sz w:val="24"/>
           <w:szCs w:val="21"/>
@@ -12128,8 +12201,8 @@
         <w:bidi w:val="0"/>
         <w:adjustRightInd/>
         <w:snapToGrid/>
-        <w:spacing w:line="312" w:lineRule="auto"/>
-        <w:ind w:right="-272" w:firstLine="448"/>
+        <w:spacing w:line="240" w:lineRule="auto"/>
+        <w:ind w:right="0" w:firstLine="420" w:firstLineChars="200"/>
         <w:textAlignment w:val="auto"/>
         <w:rPr>
           <w:rFonts w:hint="eastAsia" w:ascii="Times New Roman" w:hAnsi="Times New Roman"/>
@@ -14895,8 +14968,8 @@
         <w:bidi w:val="0"/>
         <w:adjustRightInd/>
         <w:snapToGrid/>
-        <w:spacing w:line="312" w:lineRule="auto"/>
-        <w:ind w:right="-272" w:firstLine="448"/>
+        <w:spacing w:line="240" w:lineRule="auto"/>
+        <w:ind w:right="0" w:firstLine="420" w:firstLineChars="200"/>
         <w:textAlignment w:val="auto"/>
         <w:rPr>
           <w:rFonts w:hint="eastAsia" w:ascii="Times New Roman" w:hAnsi="Times New Roman"/>
@@ -18204,8 +18277,8 @@
         <w:bidi w:val="0"/>
         <w:adjustRightInd/>
         <w:snapToGrid/>
-        <w:spacing w:line="312" w:lineRule="auto"/>
-        <w:ind w:right="-272" w:firstLine="448"/>
+        <w:spacing w:line="240" w:lineRule="auto"/>
+        <w:ind w:right="0" w:firstLine="420" w:firstLineChars="200"/>
         <w:textAlignment w:val="auto"/>
         <w:rPr>
           <w:rFonts w:hint="eastAsia" w:ascii="Times New Roman" w:hAnsi="Times New Roman"/>
@@ -20971,8 +21044,8 @@
         <w:bidi w:val="0"/>
         <w:adjustRightInd/>
         <w:snapToGrid/>
-        <w:spacing w:line="312" w:lineRule="auto"/>
-        <w:ind w:right="-272" w:firstLine="448"/>
+        <w:spacing w:line="240" w:lineRule="auto"/>
+        <w:ind w:right="0" w:firstLine="420" w:firstLineChars="200"/>
         <w:textAlignment w:val="auto"/>
         <w:rPr>
           <w:rFonts w:hint="eastAsia" w:ascii="Times New Roman" w:hAnsi="Times New Roman"/>
@@ -23738,8 +23811,8 @@
         <w:bidi w:val="0"/>
         <w:adjustRightInd/>
         <w:snapToGrid/>
-        <w:spacing w:line="312" w:lineRule="auto"/>
-        <w:ind w:right="-272" w:firstLine="448"/>
+        <w:spacing w:line="240" w:lineRule="auto"/>
+        <w:ind w:right="0" w:firstLine="420" w:firstLineChars="200"/>
         <w:textAlignment w:val="auto"/>
         <w:rPr>
           <w:rFonts w:hint="eastAsia" w:ascii="Times New Roman" w:hAnsi="Times New Roman"/>
@@ -26999,8 +27072,8 @@
         <w:bidi w:val="0"/>
         <w:adjustRightInd/>
         <w:snapToGrid/>
-        <w:spacing w:line="312" w:lineRule="auto"/>
-        <w:ind w:right="-272" w:firstLine="448"/>
+        <w:spacing w:line="240" w:lineRule="auto"/>
+        <w:ind w:right="0" w:firstLine="420" w:firstLineChars="200"/>
         <w:textAlignment w:val="auto"/>
         <w:rPr>
           <w:rFonts w:hint="eastAsia" w:ascii="Times New Roman" w:hAnsi="Times New Roman"/>
@@ -29800,7 +29873,7 @@
         <w:textAlignment w:val="auto"/>
         <w:outlineLvl w:val="0"/>
         <w:rPr>
-          <w:rFonts w:hint="default" w:ascii="Times New Roman" w:hAnsi="Times New Roman" w:eastAsia="黑体" w:cs="黑体"/>
+          <w:rFonts w:hint="eastAsia" w:ascii="黑体" w:hAnsi="黑体" w:eastAsia="黑体" w:cs="黑体"/>
           <w:b/>
           <w:bCs/>
           <w:color w:val="auto"/>
@@ -29812,7 +29885,7 @@
       <w:bookmarkStart w:id="47" w:name="_Toc32571"/>
       <w:r>
         <w:rPr>
-          <w:rFonts w:hint="eastAsia" w:ascii="Times New Roman" w:hAnsi="Times New Roman" w:eastAsia="黑体" w:cs="黑体"/>
+          <w:rFonts w:hint="eastAsia" w:ascii="黑体" w:hAnsi="黑体" w:eastAsia="黑体" w:cs="黑体"/>
           <w:b/>
           <w:bCs/>
           <w:color w:val="auto"/>
@@ -29824,15 +29897,16 @@
       </w:r>
       <w:r>
         <w:rPr>
-          <w:rFonts w:ascii="Times New Roman" w:hAnsi="Times New Roman" w:eastAsia="黑体"/>
-          <w:color w:val="auto"/>
-          <w:sz w:val="24"/>
+          <w:rFonts w:hint="eastAsia" w:ascii="黑体" w:hAnsi="黑体" w:eastAsia="黑体" w:cs="黑体"/>
+          <w:color w:val="auto"/>
+          <w:sz w:val="32"/>
+          <w:szCs w:val="32"/>
         </w:rPr>
         <w:t xml:space="preserve">  </w:t>
       </w:r>
       <w:r>
         <w:rPr>
-          <w:rFonts w:hint="eastAsia" w:ascii="Times New Roman" w:hAnsi="Times New Roman" w:eastAsia="黑体" w:cs="黑体"/>
+          <w:rFonts w:hint="eastAsia" w:ascii="黑体" w:hAnsi="黑体" w:eastAsia="黑体" w:cs="黑体"/>
           <w:b/>
           <w:bCs/>
           <w:color w:val="auto"/>
@@ -29868,44 +29942,45 @@
         <w:textAlignment w:val="auto"/>
         <w:outlineLvl w:val="1"/>
         <w:rPr>
-          <w:rFonts w:hint="eastAsia" w:ascii="Times New Roman" w:hAnsi="Times New Roman" w:eastAsia="黑体" w:cs="黑体"/>
+          <w:rFonts w:hint="eastAsia" w:ascii="黑体" w:hAnsi="黑体" w:eastAsia="黑体" w:cs="黑体"/>
           <w:b/>
           <w:bCs/>
           <w:color w:val="auto"/>
           <w:sz w:val="28"/>
-          <w:szCs w:val="24"/>
+          <w:szCs w:val="28"/>
           <w:lang w:val="en-US" w:eastAsia="zh-CN"/>
         </w:rPr>
       </w:pPr>
       <w:bookmarkStart w:id="48" w:name="_Toc15527"/>
       <w:r>
         <w:rPr>
-          <w:rFonts w:hint="eastAsia" w:ascii="Times New Roman" w:hAnsi="Times New Roman" w:eastAsia="黑体" w:cs="黑体"/>
+          <w:rFonts w:hint="eastAsia" w:ascii="黑体" w:hAnsi="黑体" w:eastAsia="黑体" w:cs="黑体"/>
           <w:b/>
           <w:bCs/>
           <w:color w:val="auto"/>
           <w:sz w:val="28"/>
-          <w:szCs w:val="24"/>
+          <w:szCs w:val="28"/>
           <w:lang w:val="en-US" w:eastAsia="zh-CN"/>
         </w:rPr>
         <w:t>5.1</w:t>
       </w:r>
       <w:r>
         <w:rPr>
-          <w:rFonts w:ascii="Times New Roman" w:hAnsi="Times New Roman" w:eastAsia="黑体"/>
-          <w:color w:val="auto"/>
-          <w:sz w:val="24"/>
+          <w:rFonts w:hint="eastAsia" w:ascii="黑体" w:hAnsi="黑体" w:eastAsia="黑体" w:cs="黑体"/>
+          <w:color w:val="auto"/>
+          <w:sz w:val="28"/>
+          <w:szCs w:val="28"/>
         </w:rPr>
         <w:t xml:space="preserve">  </w:t>
       </w:r>
       <w:r>
         <w:rPr>
-          <w:rFonts w:hint="eastAsia" w:ascii="Times New Roman" w:hAnsi="Times New Roman" w:eastAsia="黑体" w:cs="黑体"/>
+          <w:rFonts w:hint="eastAsia" w:ascii="黑体" w:hAnsi="黑体" w:eastAsia="黑体" w:cs="黑体"/>
           <w:b/>
           <w:bCs/>
           <w:color w:val="auto"/>
           <w:sz w:val="28"/>
-          <w:szCs w:val="24"/>
+          <w:szCs w:val="28"/>
           <w:lang w:val="en-US" w:eastAsia="zh-CN"/>
         </w:rPr>
         <w:t>用户</w:t>
@@ -29932,7 +30007,7 @@
         <w:textAlignment w:val="auto"/>
         <w:outlineLvl w:val="2"/>
         <w:rPr>
-          <w:rFonts w:hint="eastAsia" w:ascii="Times New Roman" w:hAnsi="Times New Roman" w:eastAsia="黑体"/>
+          <w:rFonts w:hint="eastAsia" w:ascii="黑体" w:hAnsi="黑体" w:eastAsia="黑体" w:cs="黑体"/>
           <w:color w:val="auto"/>
           <w:sz w:val="24"/>
           <w:szCs w:val="21"/>
@@ -29942,7 +30017,7 @@
       <w:bookmarkStart w:id="49" w:name="_Toc22645"/>
       <w:r>
         <w:rPr>
-          <w:rFonts w:hint="eastAsia" w:ascii="Times New Roman" w:hAnsi="Times New Roman" w:eastAsia="黑体"/>
+          <w:rFonts w:hint="eastAsia" w:ascii="黑体" w:hAnsi="黑体" w:eastAsia="黑体" w:cs="黑体"/>
           <w:color w:val="auto"/>
           <w:sz w:val="24"/>
           <w:szCs w:val="21"/>
@@ -29967,8 +30042,8 @@
         <w:bidi w:val="0"/>
         <w:adjustRightInd/>
         <w:snapToGrid/>
-        <w:spacing w:line="312" w:lineRule="auto"/>
-        <w:ind w:right="-272" w:firstLine="448"/>
+        <w:spacing w:line="240" w:lineRule="auto"/>
+        <w:ind w:right="0" w:firstLine="420" w:firstLineChars="200"/>
         <w:textAlignment w:val="auto"/>
         <w:rPr>
           <w:rFonts w:hint="eastAsia" w:ascii="Times New Roman" w:hAnsi="Times New Roman"/>
@@ -30112,7 +30187,7 @@
         <w:textAlignment w:val="auto"/>
         <w:outlineLvl w:val="2"/>
         <w:rPr>
-          <w:rFonts w:hint="eastAsia" w:ascii="Times New Roman" w:hAnsi="Times New Roman" w:eastAsia="黑体"/>
+          <w:rFonts w:hint="eastAsia" w:ascii="黑体" w:hAnsi="黑体" w:eastAsia="黑体" w:cs="黑体"/>
           <w:color w:val="auto"/>
           <w:sz w:val="24"/>
           <w:szCs w:val="21"/>
@@ -30122,7 +30197,7 @@
       <w:bookmarkStart w:id="50" w:name="_Toc14663"/>
       <w:r>
         <w:rPr>
-          <w:rFonts w:hint="eastAsia" w:ascii="Times New Roman" w:hAnsi="Times New Roman" w:eastAsia="黑体"/>
+          <w:rFonts w:hint="eastAsia" w:ascii="黑体" w:hAnsi="黑体" w:eastAsia="黑体" w:cs="黑体"/>
           <w:color w:val="auto"/>
           <w:sz w:val="24"/>
           <w:szCs w:val="21"/>
@@ -30136,10 +30211,21 @@
       <w:pPr>
         <w:keepNext w:val="0"/>
         <w:keepLines w:val="0"/>
+        <w:pageBreakBefore w:val="0"/>
         <w:widowControl/>
         <w:suppressLineNumbers w:val="0"/>
-        <w:ind w:firstLine="420" w:firstLineChars="0"/>
+        <w:kinsoku/>
+        <w:wordWrap/>
+        <w:overflowPunct/>
+        <w:topLinePunct w:val="0"/>
+        <w:autoSpaceDE/>
+        <w:autoSpaceDN/>
+        <w:bidi w:val="0"/>
+        <w:adjustRightInd/>
+        <w:snapToGrid/>
+        <w:ind w:firstLine="420" w:firstLineChars="200"/>
         <w:jc w:val="left"/>
+        <w:textAlignment w:val="auto"/>
         <w:rPr>
           <w:rFonts w:ascii="Times New Roman" w:hAnsi="Times New Roman"/>
         </w:rPr>
@@ -30152,17 +30238,7 @@
           <w:szCs w:val="21"/>
           <w:lang w:val="en-US" w:eastAsia="zh-CN"/>
         </w:rPr>
-        <w:t>主页查看页面是平台信息的精华展示区。这里呈现热门游戏推荐、优质陪玩展示以及最新活动资讯等。用户可一目了然地了解平台动态，快速找到感兴趣的内容，为后续的操作提供引导，是吸引用户深入使用平台的关键页</w:t>
-      </w:r>
-      <w:r>
-        <w:rPr>
-          <w:rFonts w:hint="eastAsia" w:ascii="Times New Roman" w:hAnsi="Times New Roman"/>
-          <w:color w:val="auto"/>
-          <w:sz w:val="21"/>
-          <w:szCs w:val="21"/>
-          <w:lang w:val="en-US" w:eastAsia="zh-CN"/>
-        </w:rPr>
-        <w:t>面。</w:t>
+        <w:t>主页查看页面是平台信息的精华展示区。这里呈现热门游戏推荐、优质陪玩展示以及最新活动资讯等。用户可一目了然地了解平台动态，快速找到感兴趣的内容，为后续的操作提供引导，是吸引用户深入使用平台的关键页面。</w:t>
       </w:r>
       <w:r>
         <w:rPr>
@@ -30295,7 +30371,7 @@
         <w:textAlignment w:val="auto"/>
         <w:outlineLvl w:val="2"/>
         <w:rPr>
-          <w:rFonts w:hint="eastAsia" w:ascii="Times New Roman" w:hAnsi="Times New Roman" w:eastAsia="黑体"/>
+          <w:rFonts w:hint="eastAsia" w:ascii="黑体" w:hAnsi="黑体" w:eastAsia="黑体" w:cs="黑体"/>
           <w:color w:val="auto"/>
           <w:sz w:val="24"/>
           <w:szCs w:val="21"/>
@@ -30305,7 +30381,7 @@
       <w:bookmarkStart w:id="51" w:name="_Toc10447"/>
       <w:r>
         <w:rPr>
-          <w:rFonts w:hint="eastAsia" w:ascii="Times New Roman" w:hAnsi="Times New Roman" w:eastAsia="黑体"/>
+          <w:rFonts w:hint="eastAsia" w:ascii="黑体" w:hAnsi="黑体" w:eastAsia="黑体" w:cs="黑体"/>
           <w:color w:val="auto"/>
           <w:sz w:val="24"/>
           <w:szCs w:val="21"/>
@@ -30319,10 +30395,21 @@
       <w:pPr>
         <w:keepNext w:val="0"/>
         <w:keepLines w:val="0"/>
+        <w:pageBreakBefore w:val="0"/>
         <w:widowControl/>
         <w:suppressLineNumbers w:val="0"/>
-        <w:ind w:firstLine="420" w:firstLineChars="0"/>
+        <w:kinsoku/>
+        <w:wordWrap/>
+        <w:overflowPunct/>
+        <w:topLinePunct w:val="0"/>
+        <w:autoSpaceDE/>
+        <w:autoSpaceDN/>
+        <w:bidi w:val="0"/>
+        <w:adjustRightInd/>
+        <w:snapToGrid/>
+        <w:ind w:firstLine="420" w:firstLineChars="200"/>
         <w:jc w:val="left"/>
+        <w:textAlignment w:val="auto"/>
         <w:rPr>
           <w:rFonts w:ascii="Times New Roman" w:hAnsi="Times New Roman"/>
           <w:sz w:val="21"/>
@@ -30460,7 +30547,7 @@
         <w:textAlignment w:val="auto"/>
         <w:outlineLvl w:val="2"/>
         <w:rPr>
-          <w:rFonts w:hint="eastAsia" w:ascii="Times New Roman" w:hAnsi="Times New Roman" w:eastAsia="黑体"/>
+          <w:rFonts w:hint="eastAsia" w:ascii="黑体" w:hAnsi="黑体" w:eastAsia="黑体" w:cs="黑体"/>
           <w:color w:val="auto"/>
           <w:sz w:val="24"/>
           <w:szCs w:val="21"/>
@@ -30470,7 +30557,7 @@
       <w:bookmarkStart w:id="52" w:name="_Toc22578"/>
       <w:r>
         <w:rPr>
-          <w:rFonts w:hint="eastAsia" w:ascii="Times New Roman" w:hAnsi="Times New Roman" w:eastAsia="黑体"/>
+          <w:rFonts w:hint="eastAsia" w:ascii="黑体" w:hAnsi="黑体" w:eastAsia="黑体" w:cs="黑体"/>
           <w:color w:val="auto"/>
           <w:sz w:val="24"/>
           <w:szCs w:val="21"/>
@@ -30484,6 +30571,7 @@
       <w:pPr>
         <w:keepNext w:val="0"/>
         <w:keepLines w:val="0"/>
+        <w:pageBreakBefore w:val="0"/>
         <w:widowControl/>
         <w:suppressLineNumbers w:val="0"/>
         <w:pBdr>
@@ -30492,9 +30580,19 @@
           <w:bottom w:val="none" w:color="auto" w:sz="0" w:space="0"/>
           <w:right w:val="none" w:color="auto" w:sz="0" w:space="0"/>
         </w:pBdr>
-        <w:spacing w:before="0" w:beforeAutospacing="0" w:after="0" w:afterAutospacing="0" w:line="480" w:lineRule="atLeast"/>
-        <w:ind w:left="0" w:right="0" w:firstLine="420" w:firstLineChars="0"/>
+        <w:kinsoku/>
+        <w:wordWrap/>
+        <w:overflowPunct/>
+        <w:topLinePunct w:val="0"/>
+        <w:autoSpaceDE/>
+        <w:autoSpaceDN/>
+        <w:bidi w:val="0"/>
+        <w:adjustRightInd/>
+        <w:snapToGrid/>
+        <w:spacing w:before="0" w:beforeAutospacing="0" w:after="0" w:afterAutospacing="0" w:line="240" w:lineRule="auto"/>
+        <w:ind w:left="0" w:right="0" w:firstLine="0" w:firstLineChars="0"/>
         <w:jc w:val="left"/>
+        <w:textAlignment w:val="auto"/>
         <w:rPr>
           <w:rFonts w:ascii="Times New Roman" w:hAnsi="Times New Roman"/>
           <w:color w:val="000000"/>
@@ -30509,7 +30607,6 @@
           <w:kern w:val="0"/>
           <w:sz w:val="21"/>
           <w:szCs w:val="21"/>
-          <w:bdr w:val="none" w:color="auto" w:sz="0" w:space="0"/>
           <w:lang w:val="en-US" w:eastAsia="zh-CN" w:bidi="ar"/>
         </w:rPr>
         <w:t>申请陪玩页面是用户从普通玩家身份向专业陪玩身份转化的核心入口。如图 5.4 所示，页面以表单形式引导用户提交申请，核心字段包括：下拉选择框用于指定可提供服务的游戏（如《英雄联盟》），输入框用于填写每小时服务价格，以及文本域用于填写自我介绍，展示自身技术特点、段位优势等核心竞争力。用户完成信息填写后，点击 “提交审核” 按钮即可提交申请，待平台审核通过后即可正式接单。该流程既保障了陪玩服务的质量门槛，也为用户提供了清晰的身份升级路径，有助于平台丰富陪玩资源，满足更多用户需求。</w:t>
@@ -30621,7 +30718,7 @@
         <w:textAlignment w:val="auto"/>
         <w:outlineLvl w:val="2"/>
         <w:rPr>
-          <w:rFonts w:hint="eastAsia" w:ascii="Times New Roman" w:hAnsi="Times New Roman" w:eastAsia="黑体"/>
+          <w:rFonts w:hint="eastAsia" w:ascii="黑体" w:hAnsi="黑体" w:eastAsia="黑体" w:cs="黑体"/>
           <w:color w:val="auto"/>
           <w:sz w:val="24"/>
           <w:szCs w:val="21"/>
@@ -30631,7 +30728,7 @@
       <w:bookmarkStart w:id="53" w:name="_Toc29765"/>
       <w:r>
         <w:rPr>
-          <w:rFonts w:hint="eastAsia" w:ascii="Times New Roman" w:hAnsi="Times New Roman" w:eastAsia="黑体"/>
+          <w:rFonts w:hint="eastAsia" w:ascii="黑体" w:hAnsi="黑体" w:eastAsia="黑体" w:cs="黑体"/>
           <w:color w:val="auto"/>
           <w:sz w:val="24"/>
           <w:szCs w:val="21"/>
@@ -30656,8 +30753,8 @@
         <w:bidi w:val="0"/>
         <w:adjustRightInd/>
         <w:snapToGrid/>
-        <w:spacing w:line="312" w:lineRule="auto"/>
-        <w:ind w:right="-272" w:firstLine="448"/>
+        <w:spacing w:line="240" w:lineRule="auto"/>
+        <w:ind w:right="0" w:firstLine="420" w:firstLineChars="200"/>
         <w:textAlignment w:val="auto"/>
         <w:rPr>
           <w:rFonts w:hint="eastAsia" w:ascii="Times New Roman" w:hAnsi="Times New Roman"/>
@@ -30798,7 +30895,7 @@
         <w:textAlignment w:val="auto"/>
         <w:outlineLvl w:val="2"/>
         <w:rPr>
-          <w:rFonts w:hint="eastAsia" w:ascii="Times New Roman" w:hAnsi="Times New Roman" w:eastAsia="黑体"/>
+          <w:rFonts w:hint="eastAsia" w:ascii="黑体" w:hAnsi="黑体" w:eastAsia="黑体" w:cs="黑体"/>
           <w:color w:val="auto"/>
           <w:sz w:val="24"/>
           <w:szCs w:val="21"/>
@@ -30808,7 +30905,7 @@
       <w:bookmarkStart w:id="54" w:name="_Toc15063"/>
       <w:r>
         <w:rPr>
-          <w:rFonts w:hint="eastAsia" w:ascii="Times New Roman" w:hAnsi="Times New Roman" w:eastAsia="黑体"/>
+          <w:rFonts w:hint="eastAsia" w:ascii="黑体" w:hAnsi="黑体" w:eastAsia="黑体" w:cs="黑体"/>
           <w:color w:val="auto"/>
           <w:sz w:val="24"/>
           <w:szCs w:val="21"/>
@@ -30833,8 +30930,8 @@
         <w:bidi w:val="0"/>
         <w:adjustRightInd/>
         <w:snapToGrid/>
-        <w:spacing w:line="312" w:lineRule="auto"/>
-        <w:ind w:right="-272" w:firstLine="448"/>
+        <w:spacing w:line="240" w:lineRule="auto"/>
+        <w:ind w:right="0" w:firstLine="165" w:firstLineChars="79"/>
         <w:textAlignment w:val="auto"/>
         <w:rPr>
           <w:rFonts w:hint="eastAsia" w:ascii="Times New Roman" w:hAnsi="Times New Roman"/>
@@ -30961,7 +31058,7 @@
         <w:textAlignment w:val="auto"/>
         <w:outlineLvl w:val="2"/>
         <w:rPr>
-          <w:rFonts w:hint="eastAsia" w:ascii="Times New Roman" w:hAnsi="Times New Roman" w:eastAsia="黑体"/>
+          <w:rFonts w:hint="eastAsia" w:ascii="黑体" w:hAnsi="黑体" w:eastAsia="黑体" w:cs="黑体"/>
           <w:color w:val="auto"/>
           <w:sz w:val="24"/>
           <w:szCs w:val="21"/>
@@ -30971,7 +31068,7 @@
       <w:bookmarkStart w:id="55" w:name="_Toc29891"/>
       <w:r>
         <w:rPr>
-          <w:rFonts w:hint="eastAsia" w:ascii="Times New Roman" w:hAnsi="Times New Roman" w:eastAsia="黑体"/>
+          <w:rFonts w:hint="eastAsia" w:ascii="黑体" w:hAnsi="黑体" w:eastAsia="黑体" w:cs="黑体"/>
           <w:color w:val="auto"/>
           <w:sz w:val="24"/>
           <w:szCs w:val="21"/>
@@ -30996,8 +31093,8 @@
         <w:bidi w:val="0"/>
         <w:adjustRightInd/>
         <w:snapToGrid/>
-        <w:spacing w:line="312" w:lineRule="auto"/>
-        <w:ind w:right="-272" w:firstLine="448"/>
+        <w:spacing w:line="240" w:lineRule="auto"/>
+        <w:ind w:right="0" w:firstLine="420" w:firstLineChars="200"/>
         <w:textAlignment w:val="auto"/>
         <w:rPr>
           <w:rFonts w:hint="eastAsia" w:ascii="Times New Roman" w:hAnsi="Times New Roman"/>
@@ -31121,7 +31218,19 @@
           <w:szCs w:val="21"/>
           <w:lang w:val="en-US" w:eastAsia="zh-CN"/>
         </w:rPr>
-        <w:t xml:space="preserve"> 订单列表查看图</w:t>
+        <w:t xml:space="preserve"> 订单列表查</w:t>
+      </w:r>
+      <w:bookmarkStart w:id="77" w:name="_GoBack"/>
+      <w:bookmarkEnd w:id="77"/>
+      <w:r>
+        <w:rPr>
+          <w:rFonts w:hint="eastAsia" w:ascii="Times New Roman" w:hAnsi="Times New Roman" w:eastAsia="宋体" w:cs="Times New Roman"/>
+          <w:color w:val="auto"/>
+          <w:sz w:val="21"/>
+          <w:szCs w:val="21"/>
+          <w:lang w:val="en-US" w:eastAsia="zh-CN"/>
+        </w:rPr>
+        <w:t>看图</w:t>
       </w:r>
     </w:p>
     <w:p>
@@ -31163,44 +31272,45 @@
         <w:textAlignment w:val="auto"/>
         <w:outlineLvl w:val="1"/>
         <w:rPr>
-          <w:rFonts w:hint="eastAsia" w:ascii="Times New Roman" w:hAnsi="Times New Roman" w:eastAsia="黑体" w:cs="黑体"/>
+          <w:rFonts w:hint="eastAsia" w:ascii="黑体" w:hAnsi="黑体" w:eastAsia="黑体" w:cs="黑体"/>
           <w:b/>
           <w:bCs/>
           <w:color w:val="auto"/>
           <w:sz w:val="28"/>
-          <w:szCs w:val="24"/>
+          <w:szCs w:val="28"/>
           <w:lang w:val="en-US" w:eastAsia="zh-CN"/>
         </w:rPr>
       </w:pPr>
       <w:bookmarkStart w:id="56" w:name="_Toc222"/>
       <w:r>
         <w:rPr>
-          <w:rFonts w:hint="eastAsia" w:ascii="Times New Roman" w:hAnsi="Times New Roman" w:eastAsia="黑体" w:cs="黑体"/>
+          <w:rFonts w:hint="eastAsia" w:ascii="黑体" w:hAnsi="黑体" w:eastAsia="黑体" w:cs="黑体"/>
           <w:b/>
           <w:bCs/>
           <w:color w:val="auto"/>
           <w:sz w:val="28"/>
-          <w:szCs w:val="24"/>
+          <w:szCs w:val="28"/>
           <w:lang w:val="en-US" w:eastAsia="zh-CN"/>
         </w:rPr>
         <w:t>5.2</w:t>
       </w:r>
       <w:r>
         <w:rPr>
-          <w:rFonts w:ascii="Times New Roman" w:hAnsi="Times New Roman" w:eastAsia="黑体"/>
-          <w:color w:val="auto"/>
-          <w:sz w:val="24"/>
+          <w:rFonts w:hint="eastAsia" w:ascii="黑体" w:hAnsi="黑体" w:eastAsia="黑体" w:cs="黑体"/>
+          <w:color w:val="auto"/>
+          <w:sz w:val="28"/>
+          <w:szCs w:val="28"/>
         </w:rPr>
         <w:t xml:space="preserve">  </w:t>
       </w:r>
       <w:r>
         <w:rPr>
-          <w:rFonts w:hint="eastAsia" w:ascii="Times New Roman" w:hAnsi="Times New Roman" w:eastAsia="黑体" w:cs="黑体"/>
+          <w:rFonts w:hint="eastAsia" w:ascii="黑体" w:hAnsi="黑体" w:eastAsia="黑体" w:cs="黑体"/>
           <w:b/>
           <w:bCs/>
           <w:color w:val="auto"/>
           <w:sz w:val="28"/>
-          <w:szCs w:val="24"/>
+          <w:szCs w:val="28"/>
           <w:lang w:val="en-US" w:eastAsia="zh-CN"/>
         </w:rPr>
         <w:t>陪玩</w:t>
@@ -31227,7 +31337,7 @@
         <w:textAlignment w:val="auto"/>
         <w:outlineLvl w:val="2"/>
         <w:rPr>
-          <w:rFonts w:hint="eastAsia" w:ascii="Times New Roman" w:hAnsi="Times New Roman" w:eastAsia="黑体"/>
+          <w:rFonts w:hint="eastAsia" w:ascii="黑体" w:hAnsi="黑体" w:eastAsia="黑体" w:cs="黑体"/>
           <w:color w:val="auto"/>
           <w:sz w:val="24"/>
           <w:szCs w:val="21"/>
@@ -31237,7 +31347,7 @@
       <w:bookmarkStart w:id="57" w:name="_Toc22834"/>
       <w:r>
         <w:rPr>
-          <w:rFonts w:hint="eastAsia" w:ascii="Times New Roman" w:hAnsi="Times New Roman" w:eastAsia="黑体"/>
+          <w:rFonts w:hint="eastAsia" w:ascii="黑体" w:hAnsi="黑体" w:eastAsia="黑体" w:cs="黑体"/>
           <w:color w:val="auto"/>
           <w:sz w:val="24"/>
           <w:szCs w:val="21"/>
@@ -31262,8 +31372,8 @@
         <w:bidi w:val="0"/>
         <w:adjustRightInd/>
         <w:snapToGrid/>
-        <w:spacing w:line="312" w:lineRule="auto"/>
-        <w:ind w:right="-272" w:firstLine="448"/>
+        <w:spacing w:line="240" w:lineRule="auto"/>
+        <w:ind w:right="0" w:firstLine="420" w:firstLineChars="200"/>
         <w:textAlignment w:val="auto"/>
         <w:rPr>
           <w:rFonts w:hint="eastAsia" w:ascii="Times New Roman" w:hAnsi="Times New Roman"/>
@@ -31404,7 +31514,7 @@
         <w:textAlignment w:val="auto"/>
         <w:outlineLvl w:val="2"/>
         <w:rPr>
-          <w:rFonts w:hint="eastAsia" w:ascii="Times New Roman" w:hAnsi="Times New Roman" w:eastAsia="黑体"/>
+          <w:rFonts w:hint="eastAsia" w:ascii="黑体" w:hAnsi="黑体" w:eastAsia="黑体" w:cs="黑体"/>
           <w:color w:val="auto"/>
           <w:sz w:val="24"/>
           <w:szCs w:val="21"/>
@@ -31414,7 +31524,7 @@
       <w:bookmarkStart w:id="58" w:name="_Toc14193"/>
       <w:r>
         <w:rPr>
-          <w:rFonts w:hint="eastAsia" w:ascii="Times New Roman" w:hAnsi="Times New Roman" w:eastAsia="黑体"/>
+          <w:rFonts w:hint="eastAsia" w:ascii="黑体" w:hAnsi="黑体" w:eastAsia="黑体" w:cs="黑体"/>
           <w:color w:val="auto"/>
           <w:sz w:val="24"/>
           <w:szCs w:val="21"/>
@@ -31439,8 +31549,8 @@
         <w:bidi w:val="0"/>
         <w:adjustRightInd/>
         <w:snapToGrid/>
-        <w:spacing w:line="312" w:lineRule="auto"/>
-        <w:ind w:right="-272" w:firstLine="448"/>
+        <w:spacing w:line="240" w:lineRule="auto"/>
+        <w:ind w:right="0" w:firstLine="420" w:firstLineChars="200"/>
         <w:textAlignment w:val="auto"/>
         <w:rPr>
           <w:rFonts w:hint="eastAsia" w:ascii="Times New Roman" w:hAnsi="Times New Roman"/>
@@ -31581,7 +31691,7 @@
         <w:textAlignment w:val="auto"/>
         <w:outlineLvl w:val="2"/>
         <w:rPr>
-          <w:rFonts w:hint="eastAsia" w:ascii="Times New Roman" w:hAnsi="Times New Roman" w:eastAsia="黑体"/>
+          <w:rFonts w:hint="eastAsia" w:ascii="黑体" w:hAnsi="黑体" w:eastAsia="黑体" w:cs="黑体"/>
           <w:color w:val="auto"/>
           <w:sz w:val="24"/>
           <w:szCs w:val="21"/>
@@ -31591,7 +31701,7 @@
       <w:bookmarkStart w:id="59" w:name="_Toc29616"/>
       <w:r>
         <w:rPr>
-          <w:rFonts w:hint="eastAsia" w:ascii="Times New Roman" w:hAnsi="Times New Roman" w:eastAsia="黑体"/>
+          <w:rFonts w:hint="eastAsia" w:ascii="黑体" w:hAnsi="黑体" w:eastAsia="黑体" w:cs="黑体"/>
           <w:color w:val="auto"/>
           <w:sz w:val="24"/>
           <w:szCs w:val="21"/>
@@ -31616,8 +31726,8 @@
         <w:bidi w:val="0"/>
         <w:adjustRightInd/>
         <w:snapToGrid/>
-        <w:spacing w:line="312" w:lineRule="auto"/>
-        <w:ind w:right="-272" w:firstLine="448"/>
+        <w:spacing w:line="240" w:lineRule="auto"/>
+        <w:ind w:right="0" w:firstLine="420" w:firstLineChars="200"/>
         <w:textAlignment w:val="auto"/>
         <w:rPr>
           <w:rFonts w:hint="eastAsia" w:ascii="Times New Roman" w:hAnsi="Times New Roman"/>
@@ -31748,44 +31858,45 @@
         <w:textAlignment w:val="auto"/>
         <w:outlineLvl w:val="1"/>
         <w:rPr>
-          <w:rFonts w:hint="eastAsia" w:ascii="Times New Roman" w:hAnsi="Times New Roman" w:eastAsia="黑体" w:cs="黑体"/>
+          <w:rFonts w:hint="eastAsia" w:ascii="黑体" w:hAnsi="黑体" w:eastAsia="黑体" w:cs="黑体"/>
           <w:b/>
           <w:bCs/>
           <w:color w:val="auto"/>
           <w:sz w:val="28"/>
-          <w:szCs w:val="24"/>
+          <w:szCs w:val="28"/>
           <w:lang w:val="en-US" w:eastAsia="zh-CN"/>
         </w:rPr>
       </w:pPr>
       <w:bookmarkStart w:id="60" w:name="_Toc21484"/>
       <w:r>
         <w:rPr>
-          <w:rFonts w:hint="eastAsia" w:ascii="Times New Roman" w:hAnsi="Times New Roman" w:eastAsia="黑体" w:cs="黑体"/>
+          <w:rFonts w:hint="eastAsia" w:ascii="黑体" w:hAnsi="黑体" w:eastAsia="黑体" w:cs="黑体"/>
           <w:b/>
           <w:bCs/>
           <w:color w:val="auto"/>
           <w:sz w:val="28"/>
-          <w:szCs w:val="24"/>
+          <w:szCs w:val="28"/>
           <w:lang w:val="en-US" w:eastAsia="zh-CN"/>
         </w:rPr>
         <w:t>5.3</w:t>
       </w:r>
       <w:r>
         <w:rPr>
-          <w:rFonts w:ascii="Times New Roman" w:hAnsi="Times New Roman" w:eastAsia="黑体"/>
-          <w:color w:val="auto"/>
-          <w:sz w:val="24"/>
+          <w:rFonts w:hint="eastAsia" w:ascii="黑体" w:hAnsi="黑体" w:eastAsia="黑体" w:cs="黑体"/>
+          <w:color w:val="auto"/>
+          <w:sz w:val="28"/>
+          <w:szCs w:val="28"/>
         </w:rPr>
         <w:t xml:space="preserve">  </w:t>
       </w:r>
       <w:r>
         <w:rPr>
-          <w:rFonts w:hint="eastAsia" w:ascii="Times New Roman" w:hAnsi="Times New Roman" w:eastAsia="黑体" w:cs="黑体"/>
+          <w:rFonts w:hint="eastAsia" w:ascii="黑体" w:hAnsi="黑体" w:eastAsia="黑体" w:cs="黑体"/>
           <w:b/>
           <w:bCs/>
           <w:color w:val="auto"/>
           <w:sz w:val="28"/>
-          <w:szCs w:val="24"/>
+          <w:szCs w:val="28"/>
           <w:lang w:val="en-US" w:eastAsia="zh-CN"/>
         </w:rPr>
         <w:t>管理员</w:t>
@@ -31812,7 +31923,7 @@
         <w:textAlignment w:val="auto"/>
         <w:outlineLvl w:val="2"/>
         <w:rPr>
-          <w:rFonts w:hint="eastAsia" w:ascii="Times New Roman" w:hAnsi="Times New Roman" w:eastAsia="黑体"/>
+          <w:rFonts w:hint="eastAsia" w:ascii="黑体" w:hAnsi="黑体" w:eastAsia="黑体" w:cs="黑体"/>
           <w:color w:val="auto"/>
           <w:sz w:val="24"/>
           <w:szCs w:val="21"/>
@@ -31822,7 +31933,7 @@
       <w:bookmarkStart w:id="61" w:name="_Toc26244"/>
       <w:r>
         <w:rPr>
-          <w:rFonts w:hint="eastAsia" w:ascii="Times New Roman" w:hAnsi="Times New Roman" w:eastAsia="黑体"/>
+          <w:rFonts w:hint="eastAsia" w:ascii="黑体" w:hAnsi="黑体" w:eastAsia="黑体" w:cs="黑体"/>
           <w:color w:val="auto"/>
           <w:sz w:val="24"/>
           <w:szCs w:val="21"/>
@@ -31847,8 +31958,8 @@
         <w:bidi w:val="0"/>
         <w:adjustRightInd/>
         <w:snapToGrid/>
-        <w:spacing w:line="312" w:lineRule="auto"/>
-        <w:ind w:right="-272" w:firstLine="448"/>
+        <w:spacing w:line="240" w:lineRule="auto"/>
+        <w:ind w:right="0" w:firstLine="420" w:firstLineChars="200"/>
         <w:textAlignment w:val="auto"/>
         <w:rPr>
           <w:rFonts w:hint="eastAsia" w:ascii="Times New Roman" w:hAnsi="Times New Roman"/>
@@ -32002,7 +32113,7 @@
         <w:textAlignment w:val="auto"/>
         <w:outlineLvl w:val="2"/>
         <w:rPr>
-          <w:rFonts w:hint="eastAsia" w:ascii="Times New Roman" w:hAnsi="Times New Roman" w:eastAsia="黑体"/>
+          <w:rFonts w:hint="eastAsia" w:ascii="黑体" w:hAnsi="黑体" w:eastAsia="黑体" w:cs="黑体"/>
           <w:color w:val="auto"/>
           <w:sz w:val="24"/>
           <w:szCs w:val="21"/>
@@ -32012,7 +32123,7 @@
       <w:bookmarkStart w:id="62" w:name="_Toc32328"/>
       <w:r>
         <w:rPr>
-          <w:rFonts w:hint="eastAsia" w:ascii="Times New Roman" w:hAnsi="Times New Roman" w:eastAsia="黑体"/>
+          <w:rFonts w:hint="eastAsia" w:ascii="黑体" w:hAnsi="黑体" w:eastAsia="黑体" w:cs="黑体"/>
           <w:color w:val="auto"/>
           <w:sz w:val="24"/>
           <w:szCs w:val="21"/>
@@ -32037,8 +32148,8 @@
         <w:bidi w:val="0"/>
         <w:adjustRightInd/>
         <w:snapToGrid/>
-        <w:spacing w:line="312" w:lineRule="auto"/>
-        <w:ind w:right="-272" w:firstLine="448"/>
+        <w:spacing w:line="240" w:lineRule="auto"/>
+        <w:ind w:right="0" w:firstLine="420" w:firstLineChars="200"/>
         <w:textAlignment w:val="auto"/>
         <w:rPr>
           <w:rFonts w:hint="eastAsia" w:ascii="Times New Roman" w:hAnsi="Times New Roman"/>
@@ -32192,7 +32303,7 @@
         <w:textAlignment w:val="auto"/>
         <w:outlineLvl w:val="2"/>
         <w:rPr>
-          <w:rFonts w:hint="eastAsia" w:ascii="Times New Roman" w:hAnsi="Times New Roman" w:eastAsia="黑体"/>
+          <w:rFonts w:hint="eastAsia" w:ascii="黑体" w:hAnsi="黑体" w:eastAsia="黑体" w:cs="黑体"/>
           <w:color w:val="auto"/>
           <w:sz w:val="24"/>
           <w:szCs w:val="21"/>
@@ -32202,7 +32313,7 @@
       <w:bookmarkStart w:id="63" w:name="_Toc19460"/>
       <w:r>
         <w:rPr>
-          <w:rFonts w:hint="eastAsia" w:ascii="Times New Roman" w:hAnsi="Times New Roman" w:eastAsia="黑体"/>
+          <w:rFonts w:hint="eastAsia" w:ascii="黑体" w:hAnsi="黑体" w:eastAsia="黑体" w:cs="黑体"/>
           <w:color w:val="auto"/>
           <w:sz w:val="24"/>
           <w:szCs w:val="21"/>
@@ -32227,8 +32338,8 @@
         <w:bidi w:val="0"/>
         <w:adjustRightInd/>
         <w:snapToGrid/>
-        <w:spacing w:line="312" w:lineRule="auto"/>
-        <w:ind w:right="-272" w:firstLine="448"/>
+        <w:spacing w:line="240" w:lineRule="auto"/>
+        <w:ind w:right="0" w:firstLine="420" w:firstLineChars="200"/>
         <w:textAlignment w:val="auto"/>
         <w:rPr>
           <w:rFonts w:hint="eastAsia" w:ascii="Times New Roman" w:hAnsi="Times New Roman"/>
@@ -32382,7 +32493,7 @@
         <w:textAlignment w:val="auto"/>
         <w:outlineLvl w:val="2"/>
         <w:rPr>
-          <w:rFonts w:hint="eastAsia" w:ascii="Times New Roman" w:hAnsi="Times New Roman" w:eastAsia="黑体"/>
+          <w:rFonts w:hint="eastAsia" w:ascii="黑体" w:hAnsi="黑体" w:eastAsia="黑体" w:cs="黑体"/>
           <w:color w:val="auto"/>
           <w:sz w:val="24"/>
           <w:szCs w:val="21"/>
@@ -32392,7 +32503,7 @@
       <w:bookmarkStart w:id="64" w:name="_Toc22696"/>
       <w:r>
         <w:rPr>
-          <w:rFonts w:hint="eastAsia" w:ascii="Times New Roman" w:hAnsi="Times New Roman" w:eastAsia="黑体"/>
+          <w:rFonts w:hint="eastAsia" w:ascii="黑体" w:hAnsi="黑体" w:eastAsia="黑体" w:cs="黑体"/>
           <w:color w:val="auto"/>
           <w:sz w:val="24"/>
           <w:szCs w:val="21"/>
@@ -32417,8 +32528,8 @@
         <w:bidi w:val="0"/>
         <w:adjustRightInd/>
         <w:snapToGrid/>
-        <w:spacing w:line="312" w:lineRule="auto"/>
-        <w:ind w:right="-272" w:firstLine="448"/>
+        <w:spacing w:line="240" w:lineRule="auto"/>
+        <w:ind w:right="0" w:firstLine="420" w:firstLineChars="200"/>
         <w:textAlignment w:val="auto"/>
         <w:rPr>
           <w:rFonts w:hint="eastAsia" w:ascii="Times New Roman" w:hAnsi="Times New Roman"/>
@@ -32572,7 +32683,7 @@
         <w:textAlignment w:val="auto"/>
         <w:outlineLvl w:val="2"/>
         <w:rPr>
-          <w:rFonts w:hint="eastAsia" w:ascii="Times New Roman" w:hAnsi="Times New Roman" w:eastAsia="黑体"/>
+          <w:rFonts w:hint="eastAsia" w:ascii="黑体" w:hAnsi="黑体" w:eastAsia="黑体" w:cs="黑体"/>
           <w:color w:val="auto"/>
           <w:sz w:val="24"/>
           <w:szCs w:val="21"/>
@@ -32582,7 +32693,7 @@
       <w:bookmarkStart w:id="65" w:name="_Toc29288"/>
       <w:r>
         <w:rPr>
-          <w:rFonts w:hint="eastAsia" w:ascii="Times New Roman" w:hAnsi="Times New Roman" w:eastAsia="黑体"/>
+          <w:rFonts w:hint="eastAsia" w:ascii="黑体" w:hAnsi="黑体" w:eastAsia="黑体" w:cs="黑体"/>
           <w:color w:val="auto"/>
           <w:sz w:val="24"/>
           <w:szCs w:val="21"/>
@@ -32607,8 +32718,8 @@
         <w:bidi w:val="0"/>
         <w:adjustRightInd/>
         <w:snapToGrid/>
-        <w:spacing w:line="312" w:lineRule="auto"/>
-        <w:ind w:right="-272" w:firstLine="448"/>
+        <w:spacing w:line="240" w:lineRule="auto"/>
+        <w:ind w:right="0" w:firstLine="420" w:firstLineChars="200"/>
         <w:textAlignment w:val="auto"/>
         <w:rPr>
           <w:rFonts w:hint="eastAsia" w:ascii="Times New Roman" w:hAnsi="Times New Roman"/>
@@ -32748,7 +32859,7 @@
         <w:textAlignment w:val="auto"/>
         <w:outlineLvl w:val="2"/>
         <w:rPr>
-          <w:rFonts w:hint="eastAsia" w:ascii="Times New Roman" w:hAnsi="Times New Roman" w:eastAsia="黑体"/>
+          <w:rFonts w:hint="eastAsia" w:ascii="黑体" w:hAnsi="黑体" w:eastAsia="黑体" w:cs="黑体"/>
           <w:color w:val="auto"/>
           <w:sz w:val="24"/>
           <w:szCs w:val="21"/>
@@ -32758,7 +32869,7 @@
       <w:bookmarkStart w:id="66" w:name="_Toc17041"/>
       <w:r>
         <w:rPr>
-          <w:rFonts w:hint="eastAsia" w:ascii="Times New Roman" w:hAnsi="Times New Roman" w:eastAsia="黑体"/>
+          <w:rFonts w:hint="eastAsia" w:ascii="黑体" w:hAnsi="黑体" w:eastAsia="黑体" w:cs="黑体"/>
           <w:color w:val="auto"/>
           <w:sz w:val="24"/>
           <w:szCs w:val="21"/>
@@ -32783,8 +32894,8 @@
         <w:bidi w:val="0"/>
         <w:adjustRightInd/>
         <w:snapToGrid/>
-        <w:spacing w:line="312" w:lineRule="auto"/>
-        <w:ind w:right="-272" w:firstLine="448"/>
+        <w:spacing w:line="240" w:lineRule="auto"/>
+        <w:ind w:right="0" w:firstLine="420" w:firstLineChars="200"/>
         <w:textAlignment w:val="auto"/>
         <w:rPr>
           <w:rFonts w:hint="eastAsia" w:ascii="Times New Roman" w:hAnsi="Times New Roman"/>
@@ -32911,7 +33022,7 @@
         <w:textAlignment w:val="auto"/>
         <w:outlineLvl w:val="2"/>
         <w:rPr>
-          <w:rFonts w:hint="eastAsia" w:ascii="Times New Roman" w:hAnsi="Times New Roman" w:eastAsia="黑体"/>
+          <w:rFonts w:hint="eastAsia" w:ascii="黑体" w:hAnsi="黑体" w:eastAsia="黑体" w:cs="黑体"/>
           <w:color w:val="auto"/>
           <w:sz w:val="24"/>
           <w:szCs w:val="21"/>
@@ -32921,7 +33032,7 @@
       <w:bookmarkStart w:id="67" w:name="_Toc9350"/>
       <w:r>
         <w:rPr>
-          <w:rFonts w:hint="eastAsia" w:ascii="Times New Roman" w:hAnsi="Times New Roman" w:eastAsia="黑体"/>
+          <w:rFonts w:hint="eastAsia" w:ascii="黑体" w:hAnsi="黑体" w:eastAsia="黑体" w:cs="黑体"/>
           <w:color w:val="auto"/>
           <w:sz w:val="24"/>
           <w:szCs w:val="21"/>
@@ -32946,8 +33057,8 @@
         <w:bidi w:val="0"/>
         <w:adjustRightInd/>
         <w:snapToGrid/>
-        <w:spacing w:line="312" w:lineRule="auto"/>
-        <w:ind w:right="-272" w:firstLine="448"/>
+        <w:spacing w:line="240" w:lineRule="auto"/>
+        <w:ind w:right="0" w:firstLine="420" w:firstLineChars="200"/>
         <w:textAlignment w:val="auto"/>
         <w:rPr>
           <w:rFonts w:hint="eastAsia" w:ascii="Times New Roman" w:hAnsi="Times New Roman"/>
@@ -33103,7 +33214,7 @@
         <w:textAlignment w:val="auto"/>
         <w:outlineLvl w:val="0"/>
         <w:rPr>
-          <w:rFonts w:hint="eastAsia" w:ascii="Times New Roman" w:hAnsi="Times New Roman" w:eastAsia="黑体" w:cs="黑体"/>
+          <w:rFonts w:hint="eastAsia" w:ascii="黑体" w:hAnsi="黑体" w:eastAsia="黑体" w:cs="黑体"/>
           <w:b/>
           <w:bCs/>
           <w:color w:val="auto"/>
@@ -33115,7 +33226,7 @@
       <w:bookmarkStart w:id="69" w:name="_Toc18251"/>
       <w:r>
         <w:rPr>
-          <w:rFonts w:hint="eastAsia" w:ascii="Times New Roman" w:hAnsi="Times New Roman" w:eastAsia="黑体" w:cs="黑体"/>
+          <w:rFonts w:hint="eastAsia" w:ascii="黑体" w:hAnsi="黑体" w:eastAsia="黑体" w:cs="黑体"/>
           <w:b/>
           <w:bCs/>
           <w:color w:val="auto"/>
@@ -33127,15 +33238,16 @@
       </w:r>
       <w:r>
         <w:rPr>
-          <w:rFonts w:ascii="Times New Roman" w:hAnsi="Times New Roman" w:eastAsia="黑体"/>
-          <w:color w:val="auto"/>
-          <w:sz w:val="24"/>
+          <w:rFonts w:hint="eastAsia" w:ascii="黑体" w:hAnsi="黑体" w:eastAsia="黑体" w:cs="黑体"/>
+          <w:color w:val="auto"/>
+          <w:sz w:val="32"/>
+          <w:szCs w:val="32"/>
         </w:rPr>
         <w:t xml:space="preserve">  </w:t>
       </w:r>
       <w:r>
         <w:rPr>
-          <w:rFonts w:hint="eastAsia" w:ascii="Times New Roman" w:hAnsi="Times New Roman" w:eastAsia="黑体" w:cs="黑体"/>
+          <w:rFonts w:hint="eastAsia" w:ascii="黑体" w:hAnsi="黑体" w:eastAsia="黑体" w:cs="黑体"/>
           <w:b/>
           <w:bCs/>
           <w:color w:val="auto"/>
@@ -33171,44 +33283,45 @@
         <w:textAlignment w:val="auto"/>
         <w:outlineLvl w:val="1"/>
         <w:rPr>
-          <w:rFonts w:hint="eastAsia" w:ascii="Times New Roman" w:hAnsi="Times New Roman" w:eastAsia="黑体" w:cs="黑体"/>
+          <w:rFonts w:hint="eastAsia" w:ascii="黑体" w:hAnsi="黑体" w:eastAsia="黑体" w:cs="黑体"/>
           <w:b/>
           <w:bCs/>
           <w:color w:val="auto"/>
           <w:sz w:val="28"/>
-          <w:szCs w:val="24"/>
+          <w:szCs w:val="28"/>
           <w:lang w:val="en-US" w:eastAsia="zh-CN"/>
         </w:rPr>
       </w:pPr>
       <w:bookmarkStart w:id="70" w:name="_Toc1348"/>
       <w:r>
         <w:rPr>
-          <w:rFonts w:hint="eastAsia" w:ascii="Times New Roman" w:hAnsi="Times New Roman" w:eastAsia="黑体" w:cs="黑体"/>
+          <w:rFonts w:hint="eastAsia" w:ascii="黑体" w:hAnsi="黑体" w:eastAsia="黑体" w:cs="黑体"/>
           <w:b/>
           <w:bCs/>
           <w:color w:val="auto"/>
           <w:sz w:val="28"/>
-          <w:szCs w:val="24"/>
+          <w:szCs w:val="28"/>
           <w:lang w:val="en-US" w:eastAsia="zh-CN"/>
         </w:rPr>
         <w:t>6.1</w:t>
       </w:r>
       <w:r>
         <w:rPr>
-          <w:rFonts w:ascii="Times New Roman" w:hAnsi="Times New Roman" w:eastAsia="黑体"/>
-          <w:color w:val="auto"/>
-          <w:sz w:val="24"/>
+          <w:rFonts w:hint="eastAsia" w:ascii="黑体" w:hAnsi="黑体" w:eastAsia="黑体" w:cs="黑体"/>
+          <w:color w:val="auto"/>
+          <w:sz w:val="28"/>
+          <w:szCs w:val="28"/>
         </w:rPr>
         <w:t xml:space="preserve">  </w:t>
       </w:r>
       <w:r>
         <w:rPr>
-          <w:rFonts w:hint="eastAsia" w:ascii="Times New Roman" w:hAnsi="Times New Roman" w:eastAsia="黑体" w:cs="黑体"/>
+          <w:rFonts w:hint="eastAsia" w:ascii="黑体" w:hAnsi="黑体" w:eastAsia="黑体" w:cs="黑体"/>
           <w:b/>
           <w:bCs/>
           <w:color w:val="auto"/>
           <w:sz w:val="28"/>
-          <w:szCs w:val="24"/>
+          <w:szCs w:val="28"/>
           <w:lang w:val="en-US" w:eastAsia="zh-CN"/>
         </w:rPr>
         <w:t>测试目的</w:t>
@@ -33230,8 +33343,8 @@
         <w:bidi w:val="0"/>
         <w:adjustRightInd/>
         <w:snapToGrid/>
-        <w:spacing w:line="312" w:lineRule="auto"/>
-        <w:ind w:right="-272" w:firstLine="448"/>
+        <w:spacing w:line="240" w:lineRule="auto"/>
+        <w:ind w:right="0" w:firstLine="420" w:firstLineChars="200"/>
         <w:textAlignment w:val="auto"/>
         <w:rPr>
           <w:rFonts w:hint="default" w:ascii="Times New Roman" w:hAnsi="Times New Roman"/>
@@ -33276,43 +33389,44 @@
         <w:textAlignment w:val="auto"/>
         <w:outlineLvl w:val="1"/>
         <w:rPr>
-          <w:rFonts w:hint="eastAsia" w:ascii="Times New Roman" w:hAnsi="Times New Roman" w:eastAsia="黑体" w:cs="黑体"/>
+          <w:rFonts w:hint="eastAsia" w:ascii="黑体" w:hAnsi="黑体" w:eastAsia="黑体" w:cs="黑体"/>
           <w:b/>
           <w:bCs/>
           <w:color w:val="auto"/>
           <w:sz w:val="28"/>
-          <w:szCs w:val="24"/>
+          <w:szCs w:val="28"/>
           <w:lang w:val="en-US" w:eastAsia="zh-CN"/>
         </w:rPr>
       </w:pPr>
       <w:r>
         <w:rPr>
-          <w:rFonts w:hint="eastAsia" w:ascii="Times New Roman" w:hAnsi="Times New Roman" w:eastAsia="黑体" w:cs="黑体"/>
+          <w:rFonts w:hint="eastAsia" w:ascii="黑体" w:hAnsi="黑体" w:eastAsia="黑体" w:cs="黑体"/>
           <w:b/>
           <w:bCs/>
           <w:color w:val="auto"/>
           <w:sz w:val="28"/>
-          <w:szCs w:val="24"/>
+          <w:szCs w:val="28"/>
           <w:lang w:val="en-US" w:eastAsia="zh-CN"/>
         </w:rPr>
         <w:t>6.2</w:t>
       </w:r>
       <w:r>
         <w:rPr>
-          <w:rFonts w:ascii="Times New Roman" w:hAnsi="Times New Roman" w:eastAsia="黑体"/>
-          <w:color w:val="auto"/>
-          <w:sz w:val="24"/>
+          <w:rFonts w:hint="eastAsia" w:ascii="黑体" w:hAnsi="黑体" w:eastAsia="黑体" w:cs="黑体"/>
+          <w:color w:val="auto"/>
+          <w:sz w:val="28"/>
+          <w:szCs w:val="28"/>
         </w:rPr>
         <w:t xml:space="preserve">  </w:t>
       </w:r>
       <w:r>
         <w:rPr>
-          <w:rFonts w:hint="eastAsia" w:ascii="Times New Roman" w:hAnsi="Times New Roman" w:eastAsia="黑体" w:cs="黑体"/>
+          <w:rFonts w:hint="eastAsia" w:ascii="黑体" w:hAnsi="黑体" w:eastAsia="黑体" w:cs="黑体"/>
           <w:b/>
           <w:bCs/>
           <w:color w:val="auto"/>
           <w:sz w:val="28"/>
-          <w:szCs w:val="24"/>
+          <w:szCs w:val="28"/>
           <w:lang w:val="en-US" w:eastAsia="zh-CN"/>
         </w:rPr>
         <w:t>测试环境</w:t>
@@ -33322,10 +33436,22 @@
       <w:pPr>
         <w:keepNext w:val="0"/>
         <w:keepLines w:val="0"/>
+        <w:pageBreakBefore w:val="0"/>
         <w:widowControl/>
         <w:suppressLineNumbers w:val="0"/>
-        <w:ind w:firstLine="420" w:firstLineChars="0"/>
-        <w:jc w:val="left"/>
+        <w:kinsoku/>
+        <w:wordWrap/>
+        <w:overflowPunct/>
+        <w:topLinePunct w:val="0"/>
+        <w:autoSpaceDE/>
+        <w:autoSpaceDN/>
+        <w:bidi w:val="0"/>
+        <w:adjustRightInd/>
+        <w:snapToGrid/>
+        <w:spacing w:line="240" w:lineRule="auto"/>
+        <w:ind w:firstLine="420" w:firstLineChars="200"/>
+        <w:jc w:val="both"/>
+        <w:textAlignment w:val="auto"/>
         <w:rPr>
           <w:rFonts w:hint="eastAsia" w:ascii="Times New Roman" w:hAnsi="Times New Roman" w:eastAsia="宋体" w:cs="宋体"/>
           <w:sz w:val="21"/>
@@ -33340,27 +33466,7 @@
           <w:szCs w:val="21"/>
           <w:lang w:val="en-US" w:eastAsia="zh-CN" w:bidi="ar"/>
         </w:rPr>
-        <w:t>移动端测试终端使用真机设备使用：Phone 16（iOS 17.1），</w:t>
-      </w:r>
-      <w:r>
-        <w:rPr>
-          <w:rFonts w:hint="eastAsia" w:ascii="Times New Roman" w:hAnsi="Times New Roman" w:eastAsia="宋体" w:cs="宋体"/>
-          <w:kern w:val="0"/>
-          <w:sz w:val="21"/>
-          <w:szCs w:val="21"/>
-          <w:lang w:val="en-US" w:eastAsia="zh-CN" w:bidi="ar"/>
-        </w:rPr>
-        <w:t>模拟环境：Chrome 浏览器开发者工具（DevTools），模拟不同分辨率、系统版本的移动端界面，快速排查布局适配问题。</w:t>
-      </w:r>
-      <w:r>
-        <w:rPr>
-          <w:rFonts w:hint="eastAsia" w:ascii="Times New Roman" w:hAnsi="Times New Roman" w:eastAsia="宋体" w:cs="宋体"/>
-          <w:kern w:val="0"/>
-          <w:sz w:val="21"/>
-          <w:szCs w:val="21"/>
-          <w:lang w:val="en-US" w:eastAsia="zh-CN" w:bidi="ar"/>
-        </w:rPr>
-        <w:t>后台管理端测试设备为</w:t>
+        <w:t>移动端测试终端使用真机设备使用：Phone 16（iOS 17.1），模拟环境：Chrome 浏览器开发者工具（DevTools），模拟不同分辨率、系统版本的移动端界面，快速排查布局适配问题。后台管理端测试设备为</w:t>
       </w:r>
       <w:r>
         <w:rPr>
@@ -33394,10 +33500,22 @@
       <w:pPr>
         <w:keepNext w:val="0"/>
         <w:keepLines w:val="0"/>
+        <w:pageBreakBefore w:val="0"/>
         <w:widowControl/>
         <w:suppressLineNumbers w:val="0"/>
+        <w:kinsoku/>
+        <w:wordWrap/>
+        <w:overflowPunct/>
+        <w:topLinePunct w:val="0"/>
+        <w:autoSpaceDE/>
+        <w:autoSpaceDN/>
+        <w:bidi w:val="0"/>
+        <w:adjustRightInd/>
+        <w:snapToGrid/>
         <w:spacing w:line="240" w:lineRule="auto"/>
-        <w:jc w:val="left"/>
+        <w:ind w:firstLine="420" w:firstLineChars="200"/>
+        <w:jc w:val="both"/>
+        <w:textAlignment w:val="auto"/>
         <w:rPr>
           <w:rFonts w:hint="eastAsia" w:ascii="Times New Roman" w:hAnsi="Times New Roman" w:eastAsia="宋体" w:cs="宋体"/>
           <w:color w:val="auto"/>
@@ -33461,44 +33579,45 @@
         <w:textAlignment w:val="auto"/>
         <w:outlineLvl w:val="1"/>
         <w:rPr>
-          <w:rFonts w:hint="eastAsia" w:ascii="Times New Roman" w:hAnsi="Times New Roman" w:eastAsia="黑体" w:cs="黑体"/>
+          <w:rFonts w:hint="eastAsia" w:ascii="黑体" w:hAnsi="黑体" w:eastAsia="黑体" w:cs="黑体"/>
           <w:b/>
           <w:bCs/>
           <w:color w:val="auto"/>
           <w:sz w:val="28"/>
-          <w:szCs w:val="24"/>
+          <w:szCs w:val="28"/>
           <w:lang w:val="en-US" w:eastAsia="zh-CN"/>
         </w:rPr>
       </w:pPr>
       <w:bookmarkStart w:id="71" w:name="_Toc6126"/>
       <w:r>
         <w:rPr>
-          <w:rFonts w:hint="eastAsia" w:ascii="Times New Roman" w:hAnsi="Times New Roman" w:eastAsia="黑体" w:cs="黑体"/>
+          <w:rFonts w:hint="eastAsia" w:ascii="黑体" w:hAnsi="黑体" w:eastAsia="黑体" w:cs="黑体"/>
           <w:b/>
           <w:bCs/>
           <w:color w:val="auto"/>
           <w:sz w:val="28"/>
-          <w:szCs w:val="24"/>
+          <w:szCs w:val="28"/>
           <w:lang w:val="en-US" w:eastAsia="zh-CN"/>
         </w:rPr>
         <w:t>6.3</w:t>
       </w:r>
       <w:r>
         <w:rPr>
-          <w:rFonts w:ascii="Times New Roman" w:hAnsi="Times New Roman" w:eastAsia="黑体"/>
-          <w:color w:val="auto"/>
-          <w:sz w:val="24"/>
+          <w:rFonts w:hint="eastAsia" w:ascii="黑体" w:hAnsi="黑体" w:eastAsia="黑体" w:cs="黑体"/>
+          <w:color w:val="auto"/>
+          <w:sz w:val="28"/>
+          <w:szCs w:val="28"/>
         </w:rPr>
         <w:t xml:space="preserve">  </w:t>
       </w:r>
       <w:r>
         <w:rPr>
-          <w:rFonts w:hint="eastAsia" w:ascii="Times New Roman" w:hAnsi="Times New Roman" w:eastAsia="黑体" w:cs="黑体"/>
+          <w:rFonts w:hint="eastAsia" w:ascii="黑体" w:hAnsi="黑体" w:eastAsia="黑体" w:cs="黑体"/>
           <w:b/>
           <w:bCs/>
           <w:color w:val="auto"/>
           <w:sz w:val="28"/>
-          <w:szCs w:val="24"/>
+          <w:szCs w:val="28"/>
           <w:lang w:val="en-US" w:eastAsia="zh-CN"/>
         </w:rPr>
         <w:t>测试方法</w:t>
@@ -33518,10 +33637,10 @@
         <w:autoSpaceDE w:val="0"/>
         <w:autoSpaceDN w:val="0"/>
         <w:bidi w:val="0"/>
-        <w:adjustRightInd/>
+        <w:adjustRightInd w:val="0"/>
         <w:snapToGrid/>
-        <w:spacing w:line="312" w:lineRule="auto"/>
-        <w:ind w:right="-272" w:firstLine="448"/>
+        <w:spacing w:line="240" w:lineRule="auto"/>
+        <w:ind w:right="0" w:firstLine="420" w:firstLineChars="200"/>
         <w:textAlignment w:val="auto"/>
         <w:rPr>
           <w:rFonts w:hint="eastAsia" w:ascii="Times New Roman" w:hAnsi="Times New Roman"/>
@@ -33566,44 +33685,45 @@
         <w:textAlignment w:val="auto"/>
         <w:outlineLvl w:val="1"/>
         <w:rPr>
-          <w:rFonts w:hint="eastAsia" w:ascii="Times New Roman" w:hAnsi="Times New Roman" w:eastAsia="黑体" w:cs="黑体"/>
+          <w:rFonts w:hint="eastAsia" w:ascii="黑体" w:hAnsi="黑体" w:eastAsia="黑体" w:cs="黑体"/>
           <w:b/>
           <w:bCs/>
           <w:color w:val="auto"/>
           <w:sz w:val="28"/>
-          <w:szCs w:val="24"/>
+          <w:szCs w:val="28"/>
           <w:lang w:val="en-US" w:eastAsia="zh-CN"/>
         </w:rPr>
       </w:pPr>
       <w:bookmarkStart w:id="72" w:name="_Toc31714"/>
       <w:r>
         <w:rPr>
-          <w:rFonts w:hint="eastAsia" w:ascii="Times New Roman" w:hAnsi="Times New Roman" w:eastAsia="黑体" w:cs="黑体"/>
+          <w:rFonts w:hint="eastAsia" w:ascii="黑体" w:hAnsi="黑体" w:eastAsia="黑体" w:cs="黑体"/>
           <w:b/>
           <w:bCs/>
           <w:color w:val="auto"/>
           <w:sz w:val="28"/>
-          <w:szCs w:val="24"/>
+          <w:szCs w:val="28"/>
           <w:lang w:val="en-US" w:eastAsia="zh-CN"/>
         </w:rPr>
         <w:t>6.4</w:t>
       </w:r>
       <w:r>
         <w:rPr>
-          <w:rFonts w:ascii="Times New Roman" w:hAnsi="Times New Roman" w:eastAsia="黑体"/>
-          <w:color w:val="auto"/>
-          <w:sz w:val="24"/>
+          <w:rFonts w:hint="eastAsia" w:ascii="黑体" w:hAnsi="黑体" w:eastAsia="黑体" w:cs="黑体"/>
+          <w:color w:val="auto"/>
+          <w:sz w:val="28"/>
+          <w:szCs w:val="28"/>
         </w:rPr>
         <w:t xml:space="preserve">  </w:t>
       </w:r>
       <w:r>
         <w:rPr>
-          <w:rFonts w:hint="eastAsia" w:ascii="Times New Roman" w:hAnsi="Times New Roman" w:eastAsia="黑体" w:cs="黑体"/>
+          <w:rFonts w:hint="eastAsia" w:ascii="黑体" w:hAnsi="黑体" w:eastAsia="黑体" w:cs="黑体"/>
           <w:b/>
           <w:bCs/>
           <w:color w:val="auto"/>
           <w:sz w:val="28"/>
-          <w:szCs w:val="24"/>
+          <w:szCs w:val="28"/>
           <w:lang w:val="en-US" w:eastAsia="zh-CN"/>
         </w:rPr>
         <w:t>测试用例</w:t>
@@ -33624,9 +33744,9 @@
         <w:autoSpaceDN w:val="0"/>
         <w:bidi w:val="0"/>
         <w:adjustRightInd/>
-        <w:snapToGrid/>
-        <w:spacing w:line="312" w:lineRule="auto"/>
-        <w:ind w:right="-272" w:firstLine="448"/>
+        <w:snapToGrid w:val="0"/>
+        <w:spacing w:line="240" w:lineRule="auto"/>
+        <w:ind w:right="0" w:firstLine="420" w:firstLineChars="200"/>
         <w:textAlignment w:val="auto"/>
         <w:rPr>
           <w:rFonts w:hint="default" w:ascii="Times New Roman" w:hAnsi="Times New Roman"/>
@@ -33666,8 +33786,6 @@
         </w:rPr>
         <w:t>中，全面覆盖了游戏添加、修改与删除等核心功能的测试。针对添加功能，设计了输入已存在游戏名称和空名称的测试用例，验证系统对重复数据和空数据的处理能力，实际结果与预期一致，确保了游戏名称的唯一性和完整性。修改功能测试输入合法信息，成功更新游戏信息，保障了数据的可维护性。删除功能分别测试不存在和存在的游戏 ID，准确提示游戏状态并完成删除操作，保证删除功能的准确性和有效性，为游戏管理模块的稳定运行提供了有力支撑。</w:t>
       </w:r>
-      <w:bookmarkStart w:id="78" w:name="_GoBack"/>
-      <w:bookmarkEnd w:id="78"/>
     </w:p>
     <w:p>
       <w:pPr>
@@ -35695,8 +35813,8 @@
         <w:bidi w:val="0"/>
         <w:adjustRightInd/>
         <w:snapToGrid/>
-        <w:spacing w:line="312" w:lineRule="auto"/>
-        <w:ind w:right="-272" w:firstLine="448"/>
+        <w:spacing w:line="240" w:lineRule="auto"/>
+        <w:ind w:right="0" w:firstLine="420" w:firstLineChars="200"/>
         <w:textAlignment w:val="auto"/>
         <w:rPr>
           <w:rFonts w:hint="default" w:ascii="Times New Roman" w:hAnsi="Times New Roman"/>
@@ -37400,8 +37518,8 @@
         <w:bidi w:val="0"/>
         <w:adjustRightInd/>
         <w:snapToGrid/>
-        <w:spacing w:line="312" w:lineRule="auto"/>
-        <w:ind w:right="-272" w:firstLine="448"/>
+        <w:spacing w:line="240" w:lineRule="auto"/>
+        <w:ind w:right="0" w:firstLine="420" w:firstLineChars="200"/>
         <w:textAlignment w:val="auto"/>
         <w:rPr>
           <w:rFonts w:hint="default" w:ascii="Times New Roman" w:hAnsi="Times New Roman"/>
@@ -39427,44 +39545,45 @@
         <w:textAlignment w:val="auto"/>
         <w:outlineLvl w:val="1"/>
         <w:rPr>
-          <w:rFonts w:hint="default" w:ascii="Times New Roman" w:hAnsi="Times New Roman" w:eastAsia="黑体" w:cs="黑体"/>
+          <w:rFonts w:hint="eastAsia" w:ascii="黑体" w:hAnsi="黑体" w:eastAsia="黑体" w:cs="黑体"/>
           <w:b/>
           <w:bCs/>
           <w:color w:val="auto"/>
           <w:sz w:val="28"/>
-          <w:szCs w:val="24"/>
+          <w:szCs w:val="28"/>
           <w:lang w:val="en-US" w:eastAsia="zh-CN"/>
         </w:rPr>
       </w:pPr>
       <w:bookmarkStart w:id="73" w:name="_Toc14112"/>
       <w:r>
         <w:rPr>
-          <w:rFonts w:hint="eastAsia" w:ascii="Times New Roman" w:hAnsi="Times New Roman" w:eastAsia="黑体" w:cs="黑体"/>
+          <w:rFonts w:hint="eastAsia" w:ascii="黑体" w:hAnsi="黑体" w:eastAsia="黑体" w:cs="黑体"/>
           <w:b/>
           <w:bCs/>
           <w:color w:val="auto"/>
           <w:sz w:val="28"/>
-          <w:szCs w:val="24"/>
+          <w:szCs w:val="28"/>
           <w:lang w:val="en-US" w:eastAsia="zh-CN"/>
         </w:rPr>
         <w:t>6.5</w:t>
       </w:r>
       <w:r>
         <w:rPr>
-          <w:rFonts w:ascii="Times New Roman" w:hAnsi="Times New Roman" w:eastAsia="黑体"/>
-          <w:color w:val="auto"/>
-          <w:sz w:val="24"/>
+          <w:rFonts w:hint="eastAsia" w:ascii="黑体" w:hAnsi="黑体" w:eastAsia="黑体" w:cs="黑体"/>
+          <w:color w:val="auto"/>
+          <w:sz w:val="28"/>
+          <w:szCs w:val="28"/>
         </w:rPr>
         <w:t xml:space="preserve">  </w:t>
       </w:r>
       <w:r>
         <w:rPr>
-          <w:rFonts w:hint="eastAsia" w:ascii="Times New Roman" w:hAnsi="Times New Roman" w:eastAsia="黑体" w:cs="黑体"/>
+          <w:rFonts w:hint="eastAsia" w:ascii="黑体" w:hAnsi="黑体" w:eastAsia="黑体" w:cs="黑体"/>
           <w:b/>
           <w:bCs/>
           <w:color w:val="auto"/>
           <w:sz w:val="28"/>
-          <w:szCs w:val="24"/>
+          <w:szCs w:val="28"/>
           <w:lang w:val="en-US" w:eastAsia="zh-CN"/>
         </w:rPr>
         <w:t>测试结果</w:t>
@@ -39486,8 +39605,8 @@
         <w:bidi w:val="0"/>
         <w:adjustRightInd/>
         <w:snapToGrid/>
-        <w:spacing w:line="312" w:lineRule="auto"/>
-        <w:ind w:right="-272" w:firstLine="448"/>
+        <w:spacing w:line="240" w:lineRule="auto"/>
+        <w:ind w:right="0" w:firstLine="420" w:firstLineChars="200"/>
         <w:textAlignment w:val="auto"/>
         <w:rPr>
           <w:rFonts w:hint="default" w:ascii="Times New Roman" w:hAnsi="Times New Roman"/>
@@ -39646,8 +39765,8 @@
         <w:rPr>
           <w:rFonts w:hint="default" w:ascii="Times New Roman" w:hAnsi="Times New Roman" w:eastAsia="宋体" w:cs="Times New Roman"/>
           <w:color w:val="auto"/>
-          <w:sz w:val="21"/>
-          <w:szCs w:val="21"/>
+          <w:sz w:val="32"/>
+          <w:szCs w:val="32"/>
           <w:lang w:val="en-US" w:eastAsia="zh-CN"/>
         </w:rPr>
       </w:pPr>
@@ -39681,8 +39800,8 @@
         <w:bidi w:val="0"/>
         <w:adjustRightInd/>
         <w:snapToGrid/>
-        <w:spacing w:line="312" w:lineRule="auto"/>
-        <w:ind w:right="-272" w:firstLine="448"/>
+        <w:spacing w:line="240" w:lineRule="auto"/>
+        <w:ind w:right="0" w:firstLine="420" w:firstLineChars="200"/>
         <w:textAlignment w:val="auto"/>
         <w:rPr>
           <w:rFonts w:hint="default" w:ascii="Times New Roman" w:hAnsi="Times New Roman"/>
@@ -39718,8 +39837,8 @@
         <w:bidi w:val="0"/>
         <w:adjustRightInd/>
         <w:snapToGrid/>
-        <w:spacing w:line="312" w:lineRule="auto"/>
-        <w:ind w:right="-272" w:firstLine="448"/>
+        <w:spacing w:line="240" w:lineRule="auto"/>
+        <w:ind w:right="0" w:firstLine="420" w:firstLineChars="200"/>
         <w:textAlignment w:val="auto"/>
         <w:rPr>
           <w:rFonts w:hint="default" w:ascii="Times New Roman" w:hAnsi="Times New Roman"/>
@@ -39755,8 +39874,8 @@
         <w:bidi w:val="0"/>
         <w:adjustRightInd/>
         <w:snapToGrid/>
-        <w:spacing w:line="312" w:lineRule="auto"/>
-        <w:ind w:right="-272" w:firstLine="448"/>
+        <w:spacing w:line="240" w:lineRule="auto"/>
+        <w:ind w:right="0" w:firstLine="420" w:firstLineChars="200"/>
         <w:textAlignment w:val="auto"/>
         <w:rPr>
           <w:rFonts w:hint="default" w:ascii="Times New Roman" w:hAnsi="Times New Roman"/>
@@ -39792,8 +39911,8 @@
         <w:bidi w:val="0"/>
         <w:adjustRightInd/>
         <w:snapToGrid/>
-        <w:spacing w:line="312" w:lineRule="auto"/>
-        <w:ind w:right="-272" w:firstLine="448"/>
+        <w:spacing w:line="240" w:lineRule="auto"/>
+        <w:ind w:right="0" w:firstLine="420" w:firstLineChars="200"/>
         <w:textAlignment w:val="auto"/>
         <w:rPr>
           <w:rFonts w:hint="default" w:ascii="Times New Roman" w:hAnsi="Times New Roman"/>
@@ -39829,8 +39948,8 @@
         <w:bidi w:val="0"/>
         <w:adjustRightInd/>
         <w:snapToGrid/>
-        <w:spacing w:line="312" w:lineRule="auto"/>
-        <w:ind w:right="-272" w:firstLine="448"/>
+        <w:spacing w:line="240" w:lineRule="auto"/>
+        <w:ind w:right="0" w:firstLine="420" w:firstLineChars="200"/>
         <w:textAlignment w:val="auto"/>
         <w:rPr>
           <w:rFonts w:hint="default" w:ascii="Times New Roman" w:hAnsi="Times New Roman"/>
@@ -39977,8 +40096,8 @@
         <w:bidi w:val="0"/>
         <w:adjustRightInd/>
         <w:snapToGrid/>
-        <w:spacing w:line="312" w:lineRule="auto"/>
-        <w:ind w:right="-272" w:firstLine="448"/>
+        <w:spacing w:line="240" w:lineRule="auto"/>
+        <w:ind w:right="0" w:firstLine="420" w:firstLineChars="200"/>
         <w:textAlignment w:val="auto"/>
         <w:rPr>
           <w:rFonts w:hint="default" w:ascii="Times New Roman" w:hAnsi="Times New Roman"/>
@@ -40014,8 +40133,8 @@
         <w:bidi w:val="0"/>
         <w:adjustRightInd/>
         <w:snapToGrid/>
-        <w:spacing w:line="312" w:lineRule="auto"/>
-        <w:ind w:right="-272" w:firstLine="448"/>
+        <w:spacing w:line="240" w:lineRule="auto"/>
+        <w:ind w:right="0" w:firstLine="420" w:firstLineChars="200"/>
         <w:textAlignment w:val="auto"/>
         <w:rPr>
           <w:rFonts w:hint="default" w:ascii="Times New Roman" w:hAnsi="Times New Roman"/>
@@ -40051,8 +40170,8 @@
         <w:bidi w:val="0"/>
         <w:adjustRightInd/>
         <w:snapToGrid/>
-        <w:spacing w:line="312" w:lineRule="auto"/>
-        <w:ind w:right="-272" w:firstLine="448"/>
+        <w:spacing w:line="240" w:lineRule="auto"/>
+        <w:ind w:right="0" w:firstLine="420" w:firstLineChars="200"/>
         <w:textAlignment w:val="auto"/>
         <w:rPr>
           <w:rFonts w:hint="default" w:ascii="Times New Roman" w:hAnsi="Times New Roman"/>
@@ -40088,8 +40207,8 @@
         <w:bidi w:val="0"/>
         <w:adjustRightInd/>
         <w:snapToGrid/>
-        <w:spacing w:line="312" w:lineRule="auto"/>
-        <w:ind w:right="-272" w:firstLine="448"/>
+        <w:spacing w:line="240" w:lineRule="auto"/>
+        <w:ind w:right="0" w:firstLine="420" w:firstLineChars="200"/>
         <w:textAlignment w:val="auto"/>
         <w:rPr>
           <w:rFonts w:hint="default" w:ascii="Times New Roman" w:hAnsi="Times New Roman"/>
@@ -40125,8 +40244,8 @@
         <w:bidi w:val="0"/>
         <w:adjustRightInd/>
         <w:snapToGrid/>
-        <w:spacing w:line="312" w:lineRule="auto"/>
-        <w:ind w:right="-272" w:firstLine="448"/>
+        <w:spacing w:line="240" w:lineRule="auto"/>
+        <w:ind w:right="0" w:firstLine="420" w:firstLineChars="200"/>
         <w:textAlignment w:val="auto"/>
         <w:rPr>
           <w:rFonts w:hint="default" w:ascii="Times New Roman" w:hAnsi="Times New Roman"/>
@@ -40580,6 +40699,8 @@
           <w:rFonts w:ascii="Times New Roman" w:hAnsi="Times New Roman"/>
           <w:b/>
           <w:color w:val="auto"/>
+          <w:sz w:val="32"/>
+          <w:szCs w:val="32"/>
         </w:rPr>
       </w:pPr>
       <w:bookmarkStart w:id="76" w:name="_Toc16627"/>
@@ -41504,19 +41625,6 @@
           <w:b/>
           <w:color w:val="auto"/>
         </w:rPr>
-      </w:pPr>
-    </w:p>
-    <w:p>
-      <w:pPr>
-        <w:adjustRightInd w:val="0"/>
-        <w:snapToGrid w:val="0"/>
-        <w:spacing w:line="300" w:lineRule="auto"/>
-        <w:ind w:left="422" w:hanging="420" w:hangingChars="200"/>
-        <w:rPr>
-          <w:rFonts w:ascii="Times New Roman" w:hAnsi="Times New Roman"/>
-          <w:b/>
-          <w:color w:val="auto"/>
-        </w:rPr>
         <w:sectPr>
           <w:headerReference r:id="rId12" w:type="default"/>
           <w:footerReference r:id="rId13" w:type="default"/>
@@ -41530,147 +41638,9 @@
     </w:p>
     <w:p>
       <w:pPr>
-        <w:pStyle w:val="5"/>
-        <w:rPr>
-          <w:rFonts w:ascii="Times New Roman" w:hAnsi="Times New Roman"/>
-        </w:rPr>
-      </w:pPr>
-    </w:p>
-    <w:p>
-      <w:pPr>
-        <w:keepNext w:val="0"/>
-        <w:keepLines w:val="0"/>
-        <w:pageBreakBefore w:val="0"/>
-        <w:widowControl w:val="0"/>
-        <w:numPr>
-          <w:ilvl w:val="0"/>
-          <w:numId w:val="0"/>
-        </w:numPr>
-        <w:kinsoku/>
-        <w:wordWrap/>
-        <w:overflowPunct/>
-        <w:topLinePunct w:val="0"/>
-        <w:autoSpaceDE/>
-        <w:autoSpaceDN/>
-        <w:bidi w:val="0"/>
-        <w:adjustRightInd/>
-        <w:snapToGrid/>
-        <w:spacing w:after="157" w:afterLines="50" w:line="312" w:lineRule="auto"/>
-        <w:ind w:left="0" w:leftChars="0" w:firstLine="0" w:firstLineChars="0"/>
-        <w:jc w:val="center"/>
-        <w:textAlignment w:val="auto"/>
-        <w:outlineLvl w:val="0"/>
-        <w:rPr>
-          <w:rFonts w:hint="default" w:ascii="Times New Roman" w:hAnsi="Times New Roman" w:eastAsia="黑体" w:cs="黑体"/>
-          <w:b/>
-          <w:bCs/>
-          <w:color w:val="auto"/>
-          <w:sz w:val="32"/>
-          <w:szCs w:val="32"/>
-          <w:lang w:val="en-US" w:eastAsia="zh-CN"/>
-        </w:rPr>
-      </w:pPr>
-      <w:bookmarkStart w:id="77" w:name="_Toc30694"/>
-      <w:r>
-        <w:rPr>
-          <w:rFonts w:hint="eastAsia" w:ascii="Times New Roman" w:hAnsi="Times New Roman" w:eastAsia="黑体" w:cs="黑体"/>
-          <w:b/>
-          <w:bCs/>
-          <w:color w:val="auto"/>
-          <w:sz w:val="32"/>
-          <w:szCs w:val="32"/>
-          <w:lang w:val="en-US" w:eastAsia="zh-CN"/>
-        </w:rPr>
-        <w:t>附录</w:t>
-      </w:r>
-      <w:bookmarkEnd w:id="77"/>
-    </w:p>
-    <w:p>
-      <w:pPr>
         <w:adjustRightInd w:val="0"/>
         <w:snapToGrid w:val="0"/>
-        <w:spacing w:line="300" w:lineRule="auto"/>
-        <w:ind w:left="420" w:hanging="420" w:hangingChars="200"/>
-        <w:rPr>
-          <w:rFonts w:ascii="Times New Roman" w:hAnsi="Times New Roman"/>
-          <w:color w:val="auto"/>
-          <w:szCs w:val="21"/>
-        </w:rPr>
-      </w:pPr>
-    </w:p>
-    <w:p>
-      <w:pPr>
-        <w:adjustRightInd w:val="0"/>
-        <w:snapToGrid w:val="0"/>
-        <w:spacing w:line="300" w:lineRule="auto"/>
-        <w:ind w:firstLine="420" w:firstLineChars="200"/>
-        <w:rPr>
-          <w:rFonts w:hint="default" w:ascii="Times New Roman" w:hAnsi="Times New Roman" w:eastAsia="宋体"/>
-          <w:color w:val="auto"/>
-          <w:szCs w:val="21"/>
-          <w:lang w:val="en-US" w:eastAsia="zh-CN"/>
-        </w:rPr>
-      </w:pPr>
-      <w:r>
-        <w:rPr>
-          <w:rFonts w:hint="eastAsia" w:ascii="Times New Roman" w:hAnsi="Times New Roman"/>
-          <w:color w:val="auto"/>
-          <w:szCs w:val="21"/>
-          <w:lang w:val="en-US" w:eastAsia="zh-CN"/>
-        </w:rPr>
-        <w:t>附录是对于一些不宜放在正文中，但对毕业论文有参考价值的内容，或以便他人阅读方便的工具性资料，如调查问卷、公式推演、编写程序、原始数据附表等，可编入附录中。附录的篇幅一般不宜超过正文。</w:t>
-      </w:r>
-    </w:p>
-    <w:p>
-      <w:pPr>
-        <w:rPr>
-          <w:rFonts w:ascii="Times New Roman" w:hAnsi="Times New Roman"/>
-        </w:rPr>
-      </w:pPr>
-    </w:p>
-    <w:p>
-      <w:pPr>
-        <w:adjustRightInd w:val="0"/>
-        <w:snapToGrid w:val="0"/>
-        <w:spacing w:line="300" w:lineRule="auto"/>
-        <w:ind w:left="643" w:hanging="641" w:hangingChars="200"/>
-        <w:jc w:val="center"/>
-        <w:rPr>
-          <w:rFonts w:hint="eastAsia" w:ascii="Times New Roman" w:hAnsi="Times New Roman" w:eastAsia="黑体"/>
-          <w:b/>
-          <w:bCs/>
-          <w:color w:val="auto"/>
-          <w:sz w:val="32"/>
-          <w:szCs w:val="32"/>
-        </w:rPr>
-      </w:pPr>
-    </w:p>
-    <w:p>
-      <w:pPr>
-        <w:rPr>
-          <w:rFonts w:ascii="Times New Roman" w:hAnsi="Times New Roman"/>
-          <w:color w:val="auto"/>
-        </w:rPr>
-      </w:pPr>
-    </w:p>
-    <w:p>
-      <w:pPr>
-        <w:adjustRightInd w:val="0"/>
-        <w:snapToGrid w:val="0"/>
-        <w:spacing w:line="300" w:lineRule="auto"/>
-        <w:ind w:left="643" w:hanging="641" w:hangingChars="200"/>
-        <w:jc w:val="center"/>
-        <w:rPr>
-          <w:rFonts w:ascii="Times New Roman" w:hAnsi="Times New Roman" w:eastAsia="黑体"/>
-          <w:b/>
-          <w:bCs/>
-          <w:sz w:val="32"/>
-          <w:szCs w:val="32"/>
-        </w:rPr>
-      </w:pPr>
-    </w:p>
-    <w:p>
-      <w:pPr>
+        <w:spacing w:line="240" w:lineRule="auto"/>
         <w:rPr>
           <w:rFonts w:ascii="Times New Roman" w:hAnsi="Times New Roman"/>
         </w:rPr>
